--- a/docs/Lector_facturas_XML_Documentacion.docx
+++ b/docs/Lector_facturas_XML_Documentacion.docx
@@ -67,8 +67,8 @@
           <w:rFonts w:ascii="Arial" w:cs="Arial" w:eastAsia="Arial" w:hAnsi="Arial"/>
           <w:b/>
           <w:bCs/>
-          <w:sz w:val="60"/>
-          <w:szCs w:val="60"/>
+          <w:sz w:val="56"/>
+          <w:szCs w:val="56"/>
         </w:rPr>
         <w:t xml:space="preserve">Lector de facturas XML</w:t>
       </w:r>
@@ -87,7 +87,7 @@
           <w:sz w:val="28"/>
           <w:szCs w:val="28"/>
         </w:rPr>
-        <w:t xml:space="preserve">Documentación técnica, manual de usuario y mejoras propuestas</w:t>
+        <w:t xml:space="preserve">Dos apps: lector de facturas y revisión de mercancía</w:t>
       </w:r>
     </w:p>
     <w:p>
@@ -130,7 +130,7 @@
           <w:sz w:val="22"/>
           <w:szCs w:val="22"/>
         </w:rPr>
-        <w:t xml:space="preserve">Versión 1.3  |  Septiembre 2026</w:t>
+        <w:t xml:space="preserve">Versión 2.0  |  Septiembre 2026</w:t>
       </w:r>
     </w:p>
     <w:p>
@@ -236,10 +236,20 @@
     </w:p>
     <w:p>
       <w:pPr>
-        <w:pStyle w:val="Heading2"/>
-      </w:pPr>
-      <w:r>
-        <w:t xml:space="preserve">1.2 Qué hace</w:t>
+        <w:spacing w:after="120" w:line="290"/>
+      </w:pPr>
+      <w:r>
+        <w:t xml:space="preserve">El proyecto tiene </w:t>
+      </w:r>
+      <w:r>
+        <w:rPr>
+          <w:b/>
+          <w:bCs/>
+        </w:rPr>
+        <w:t xml:space="preserve">dos pantallas</w:t>
+      </w:r>
+      <w:r>
+        <w:t xml:space="preserve"> que comparten el mismo XML:</w:t>
       </w:r>
     </w:p>
     <w:p>
@@ -252,7 +262,14 @@
         <w:spacing w:after="60" w:line="280"/>
       </w:pPr>
       <w:r>
-        <w:t xml:space="preserve">Carga una o varias facturas CFDI (XML) a la vez, arrastrándolas o eligiéndolas.</w:t>
+        <w:rPr>
+          <w:b/>
+          <w:bCs/>
+        </w:rPr>
+        <w:t xml:space="preserve">Lector de facturas</w:t>
+      </w:r>
+      <w:r>
+        <w:t xml:space="preserve"> (capítulo 2): saca las partidas de la factura y las exporta a Excel.</w:t>
       </w:r>
     </w:p>
     <w:p>
@@ -265,7 +282,22 @@
         <w:spacing w:after="60" w:line="280"/>
       </w:pPr>
       <w:r>
-        <w:t xml:space="preserve">Muestra todas las columnas que trae cada factura y deja elegir cuáles extraer.</w:t>
+        <w:rPr>
+          <w:b/>
+          <w:bCs/>
+        </w:rPr>
+        <w:t xml:space="preserve">Revisión de mercancía</w:t>
+      </w:r>
+      <w:r>
+        <w:t xml:space="preserve"> (capítulo 3): cuenta con pistola o cámara la mercancía que llega y la compara contra esa misma factura.</w:t>
+      </w:r>
+    </w:p>
+    <w:p>
+      <w:pPr>
+        <w:pStyle w:val="Heading2"/>
+      </w:pPr>
+      <w:r>
+        <w:t xml:space="preserve">1.2 Qué hace</w:t>
       </w:r>
     </w:p>
     <w:p>
@@ -278,7 +310,7 @@
         <w:spacing w:after="60" w:line="280"/>
       </w:pPr>
       <w:r>
-        <w:t xml:space="preserve">Recuerda las columnas elegidas para cada proveedor (por RFC).</w:t>
+        <w:t xml:space="preserve">Carga una o varias facturas CFDI (XML) a la vez, arrastrándolas o eligiéndolas.</w:t>
       </w:r>
     </w:p>
     <w:p>
@@ -291,7 +323,7 @@
         <w:spacing w:after="60" w:line="280"/>
       </w:pPr>
       <w:r>
-        <w:t xml:space="preserve">Permite agregar o quitar columnas: código, descripción, precio unitario, cantidad, unidad, clave SAT, descuento, descuento %, importe, pedimento o cualquier otra del XML.</w:t>
+        <w:t xml:space="preserve">Muestra todas las columnas que trae cada factura y deja elegir cuáles extraer.</w:t>
       </w:r>
     </w:p>
     <w:p>
@@ -304,7 +336,7 @@
         <w:spacing w:after="60" w:line="280"/>
       </w:pPr>
       <w:r>
-        <w:t xml:space="preserve">Permite acomodar el orden de las columnas arrastrándolas, con mouse, con el dedo o con el teclado.</w:t>
+        <w:t xml:space="preserve">Recuerda las columnas elegidas para cada proveedor (por RFC).</w:t>
       </w:r>
     </w:p>
     <w:p>
@@ -317,7 +349,7 @@
         <w:spacing w:after="60" w:line="280"/>
       </w:pPr>
       <w:r>
-        <w:t xml:space="preserve">Calcula el precio unitario con descuento y el porcentaje de descuento por partida.</w:t>
+        <w:t xml:space="preserve">Permite agregar o quitar columnas: código, descripción, precio unitario, cantidad, unidad, clave SAT, descuento, descuento %, importe, pedimento o cualquier otra del XML.</w:t>
       </w:r>
     </w:p>
     <w:p>
@@ -330,7 +362,7 @@
         <w:spacing w:after="60" w:line="280"/>
       </w:pPr>
       <w:r>
-        <w:t xml:space="preserve">Exporta el resultado: copiar para pegar en Excel, descargar un Excel con el formato de la plantilla "Partidas de compra" del sistema, o un archivo CSV.</w:t>
+        <w:t xml:space="preserve">Permite acomodar el orden de las columnas arrastrándolas, con mouse, con el dedo o con el teclado.</w:t>
       </w:r>
     </w:p>
     <w:p>
@@ -343,7 +375,72 @@
         <w:spacing w:after="60" w:line="280"/>
       </w:pPr>
       <w:r>
+        <w:t xml:space="preserve">Calcula el precio unitario con descuento y el porcentaje de descuento por partida.</w:t>
+      </w:r>
+    </w:p>
+    <w:p>
+      <w:pPr>
+        <w:pStyle w:val="ListParagraph"/>
+        <w:numPr>
+          <w:ilvl w:val="0"/>
+          <w:numId w:val="2"/>
+        </w:numPr>
+        <w:spacing w:after="60" w:line="280"/>
+      </w:pPr>
+      <w:r>
+        <w:t xml:space="preserve">Exporta el resultado: copiar para pegar en Excel, descargar un Excel con el formato de la plantilla "Partidas de compra" del sistema, o un archivo CSV.</w:t>
+      </w:r>
+    </w:p>
+    <w:p>
+      <w:pPr>
+        <w:pStyle w:val="ListParagraph"/>
+        <w:numPr>
+          <w:ilvl w:val="0"/>
+          <w:numId w:val="2"/>
+        </w:numPr>
+        <w:spacing w:after="60" w:line="280"/>
+      </w:pPr>
+      <w:r>
         <w:t xml:space="preserve">Avisa cuando el Costo del Excel saldría sin el descuento de la factura.</w:t>
+      </w:r>
+    </w:p>
+    <w:p>
+      <w:pPr>
+        <w:pStyle w:val="ListParagraph"/>
+        <w:numPr>
+          <w:ilvl w:val="0"/>
+          <w:numId w:val="2"/>
+        </w:numPr>
+        <w:spacing w:after="60" w:line="280"/>
+      </w:pPr>
+      <w:r>
+        <w:t xml:space="preserve">Cuenta la mercancía recibida contra la factura, con pistola de código de barras, cámara del celular o a mano.</w:t>
+      </w:r>
+    </w:p>
+    <w:p>
+      <w:pPr>
+        <w:pStyle w:val="ListParagraph"/>
+        <w:numPr>
+          <w:ilvl w:val="0"/>
+          <w:numId w:val="2"/>
+        </w:numPr>
+        <w:spacing w:after="60" w:line="280"/>
+      </w:pPr>
+      <w:r>
+        <w:t xml:space="preserve">Aprende a qué artículo corresponde cada código de barras y lo recuerda por proveedor.</w:t>
+      </w:r>
+    </w:p>
+    <w:p>
+      <w:pPr>
+        <w:pStyle w:val="ListParagraph"/>
+        <w:numPr>
+          <w:ilvl w:val="0"/>
+          <w:numId w:val="2"/>
+        </w:numPr>
+        <w:spacing w:after="60" w:line="280"/>
+      </w:pPr>
+      <w:r>
+        <w:t xml:space="preserve">Guarda el avance del conteo aunque se cierre la app, y saca el reporte de faltantes y sobrantes.</w:t>
       </w:r>
     </w:p>
     <w:p>
@@ -1401,6 +1498,136 @@
                 <w:szCs w:val="19"/>
               </w:rPr>
               <w:t xml:space="preserve">): devoluciones o descuentos. La app la acepta y la marca con una etiqueta.</w:t>
+            </w:r>
+          </w:p>
+        </w:tc>
+      </w:tr>
+      <w:tr>
+        <w:trPr>
+          <w:cantSplit/>
+        </w:trPr>
+        <w:tc>
+          <w:tcPr>
+            <w:tcW w:type="dxa" w:w="2400"/>
+            <w:tcBorders>
+              <w:top w:val="single" w:color="D9D5CC" w:sz="4"/>
+              <w:left w:val="single" w:color="D9D5CC" w:sz="4"/>
+              <w:bottom w:val="single" w:color="D9D5CC" w:sz="4"/>
+              <w:right w:val="single" w:color="D9D5CC" w:sz="4"/>
+            </w:tcBorders>
+            <w:shd w:fill="FFFFFF" w:val="clear"/>
+            <w:tcMar>
+              <w:top w:type="dxa" w:w="70"/>
+              <w:left w:type="dxa" w:w="110"/>
+              <w:bottom w:type="dxa" w:w="70"/>
+              <w:right w:type="dxa" w:w="110"/>
+            </w:tcMar>
+          </w:tcPr>
+          <w:p>
+            <w:pPr>
+              <w:spacing w:line="260"/>
+            </w:pPr>
+            <w:r>
+              <w:rPr>
+                <w:sz w:val="19"/>
+                <w:szCs w:val="19"/>
+              </w:rPr>
+              <w:t xml:space="preserve">Pistola de código de barras</w:t>
+            </w:r>
+          </w:p>
+        </w:tc>
+        <w:tc>
+          <w:tcPr>
+            <w:tcW w:type="dxa" w:w="6960"/>
+            <w:tcBorders>
+              <w:top w:val="single" w:color="D9D5CC" w:sz="4"/>
+              <w:left w:val="single" w:color="D9D5CC" w:sz="4"/>
+              <w:bottom w:val="single" w:color="D9D5CC" w:sz="4"/>
+              <w:right w:val="single" w:color="D9D5CC" w:sz="4"/>
+            </w:tcBorders>
+            <w:shd w:fill="FFFFFF" w:val="clear"/>
+            <w:tcMar>
+              <w:top w:type="dxa" w:w="70"/>
+              <w:left w:type="dxa" w:w="110"/>
+              <w:bottom w:type="dxa" w:w="70"/>
+              <w:right w:type="dxa" w:w="110"/>
+            </w:tcMar>
+          </w:tcPr>
+          <w:p>
+            <w:pPr>
+              <w:spacing w:line="260"/>
+            </w:pPr>
+            <w:r>
+              <w:rPr>
+                <w:sz w:val="19"/>
+                <w:szCs w:val="19"/>
+              </w:rPr>
+              <w:t xml:space="preserve">Lector que se comporta como un teclado: "teclea" el código y da Enter. No necesita programa ni configuración.</w:t>
+            </w:r>
+          </w:p>
+        </w:tc>
+      </w:tr>
+      <w:tr>
+        <w:trPr>
+          <w:cantSplit/>
+        </w:trPr>
+        <w:tc>
+          <w:tcPr>
+            <w:tcW w:type="dxa" w:w="2400"/>
+            <w:tcBorders>
+              <w:top w:val="single" w:color="D9D5CC" w:sz="4"/>
+              <w:left w:val="single" w:color="D9D5CC" w:sz="4"/>
+              <w:bottom w:val="single" w:color="D9D5CC" w:sz="4"/>
+              <w:right w:val="single" w:color="D9D5CC" w:sz="4"/>
+            </w:tcBorders>
+            <w:shd w:fill="FAF9F6" w:val="clear"/>
+            <w:tcMar>
+              <w:top w:type="dxa" w:w="70"/>
+              <w:left w:type="dxa" w:w="110"/>
+              <w:bottom w:type="dxa" w:w="70"/>
+              <w:right w:type="dxa" w:w="110"/>
+            </w:tcMar>
+          </w:tcPr>
+          <w:p>
+            <w:pPr>
+              <w:spacing w:line="260"/>
+            </w:pPr>
+            <w:r>
+              <w:rPr>
+                <w:sz w:val="19"/>
+                <w:szCs w:val="19"/>
+              </w:rPr>
+              <w:t xml:space="preserve">HID (Bluetooth o USB)</w:t>
+            </w:r>
+          </w:p>
+        </w:tc>
+        <w:tc>
+          <w:tcPr>
+            <w:tcW w:type="dxa" w:w="6960"/>
+            <w:tcBorders>
+              <w:top w:val="single" w:color="D9D5CC" w:sz="4"/>
+              <w:left w:val="single" w:color="D9D5CC" w:sz="4"/>
+              <w:bottom w:val="single" w:color="D9D5CC" w:sz="4"/>
+              <w:right w:val="single" w:color="D9D5CC" w:sz="4"/>
+            </w:tcBorders>
+            <w:shd w:fill="FAF9F6" w:val="clear"/>
+            <w:tcMar>
+              <w:top w:type="dxa" w:w="70"/>
+              <w:left w:type="dxa" w:w="110"/>
+              <w:bottom w:type="dxa" w:w="70"/>
+              <w:right w:type="dxa" w:w="110"/>
+            </w:tcMar>
+          </w:tcPr>
+          <w:p>
+            <w:pPr>
+              <w:spacing w:line="260"/>
+            </w:pPr>
+            <w:r>
+              <w:rPr>
+                <w:sz w:val="19"/>
+                <w:szCs w:val="19"/>
+              </w:rPr>
+              <w:t xml:space="preserve">Modo en que trabajan estas pistolas: el equipo las ve como un teclado más.</w:t>
             </w:r>
           </w:p>
         </w:tc>
@@ -5911,7 +6138,7 @@
         <w:t xml:space="preserve">código del proveedor</w:t>
       </w:r>
       <w:r>
-        <w:t xml:space="preserve">, no el código interno del inventario. Si el sistema necesita el código interno, hay que traducirlo antes de importar (ver la mejora 1 en el capítulo 4).</w:t>
+        <w:t xml:space="preserve">, no el código interno del inventario. Si el sistema necesita el código interno, hay que traducirlo antes de importar (ver la mejora 1 en el capítulo 5).</w:t>
       </w:r>
     </w:p>
     <w:p>
@@ -5943,7 +6170,7 @@
         <w:t xml:space="preserve">js/plantilla.js</w:t>
       </w:r>
       <w:r>
-        <w:t xml:space="preserve"> (ver 3.8).</w:t>
+        <w:t xml:space="preserve"> (ver 4.8).</w:t>
       </w:r>
     </w:p>
     <w:p>
@@ -7392,7 +7619,33 @@
         <w:pageBreakBefore/>
       </w:pPr>
       <w:r>
-        <w:t xml:space="preserve">3. Documentación técnica</w:t>
+        <w:t xml:space="preserve">3. Manual: revisión de mercancía</w:t>
+      </w:r>
+    </w:p>
+    <w:p>
+      <w:pPr>
+        <w:spacing w:after="120" w:line="290"/>
+      </w:pPr>
+      <w:r>
+        <w:t xml:space="preserve">Esta pantalla sirve para checar la mercancía cuando llega del proveedor: se carga el XML de la factura y se va contando cada pieza. La app lleva la cuenta y al final indica qué faltó y qué llegó de más.</w:t>
+      </w:r>
+    </w:p>
+    <w:p>
+      <w:pPr>
+        <w:spacing w:after="120" w:line="290"/>
+      </w:pPr>
+      <w:r>
+        <w:t xml:space="preserve">Se abre desde el menú de la cabecera, en </w:t>
+      </w:r>
+      <w:r>
+        <w:rPr>
+          <w:b/>
+          <w:bCs/>
+        </w:rPr>
+        <w:t xml:space="preserve">Revisión de mercancía</w:t>
+      </w:r>
+      <w:r>
+        <w:t xml:space="preserve">.</w:t>
       </w:r>
     </w:p>
     <w:p>
@@ -7400,7 +7653,1988 @@
         <w:pStyle w:val="Heading2"/>
       </w:pPr>
       <w:r>
-        <w:t xml:space="preserve">3.1 Arquitectura</w:t>
+        <w:t xml:space="preserve">3.1 Cómo contar: tres formas</w:t>
+      </w:r>
+    </w:p>
+    <w:tbl>
+      <w:tblPr>
+        <w:tblW w:type="dxa" w:w="9360"/>
+        <w:tblBorders>
+          <w:top w:val="single" w:color="auto" w:sz="4"/>
+          <w:left w:val="single" w:color="auto" w:sz="4"/>
+          <w:bottom w:val="single" w:color="auto" w:sz="4"/>
+          <w:right w:val="single" w:color="auto" w:sz="4"/>
+          <w:insideH w:val="single" w:color="auto" w:sz="4"/>
+          <w:insideV w:val="single" w:color="auto" w:sz="4"/>
+        </w:tblBorders>
+      </w:tblPr>
+      <w:tblGrid>
+        <w:gridCol w:w="2000"/>
+        <w:gridCol w:w="4700"/>
+        <w:gridCol w:w="2660"/>
+      </w:tblGrid>
+      <w:tr>
+        <w:trPr>
+          <w:tblHeader/>
+        </w:trPr>
+        <w:tc>
+          <w:tcPr>
+            <w:tcW w:type="dxa" w:w="2000"/>
+            <w:tcBorders>
+              <w:top w:val="single" w:color="D9D5CC" w:sz="4"/>
+              <w:left w:val="single" w:color="D9D5CC" w:sz="4"/>
+              <w:bottom w:val="single" w:color="D9D5CC" w:sz="4"/>
+              <w:right w:val="single" w:color="D9D5CC" w:sz="4"/>
+            </w:tcBorders>
+            <w:shd w:fill="141414" w:val="clear"/>
+            <w:tcMar>
+              <w:top w:type="dxa" w:w="70"/>
+              <w:left w:type="dxa" w:w="110"/>
+              <w:bottom w:type="dxa" w:w="70"/>
+              <w:right w:type="dxa" w:w="110"/>
+            </w:tcMar>
+          </w:tcPr>
+          <w:p>
+            <w:pPr>
+              <w:spacing w:line="260"/>
+            </w:pPr>
+            <w:r>
+              <w:rPr>
+                <w:b/>
+                <w:bCs/>
+                <w:color w:val="FFCE00"/>
+                <w:sz w:val="19"/>
+                <w:szCs w:val="19"/>
+              </w:rPr>
+              <w:t xml:space="preserve">Forma</w:t>
+            </w:r>
+          </w:p>
+        </w:tc>
+        <w:tc>
+          <w:tcPr>
+            <w:tcW w:type="dxa" w:w="4700"/>
+            <w:tcBorders>
+              <w:top w:val="single" w:color="D9D5CC" w:sz="4"/>
+              <w:left w:val="single" w:color="D9D5CC" w:sz="4"/>
+              <w:bottom w:val="single" w:color="D9D5CC" w:sz="4"/>
+              <w:right w:val="single" w:color="D9D5CC" w:sz="4"/>
+            </w:tcBorders>
+            <w:shd w:fill="141414" w:val="clear"/>
+            <w:tcMar>
+              <w:top w:type="dxa" w:w="70"/>
+              <w:left w:type="dxa" w:w="110"/>
+              <w:bottom w:type="dxa" w:w="70"/>
+              <w:right w:type="dxa" w:w="110"/>
+            </w:tcMar>
+          </w:tcPr>
+          <w:p>
+            <w:pPr>
+              <w:spacing w:line="260"/>
+            </w:pPr>
+            <w:r>
+              <w:rPr>
+                <w:b/>
+                <w:bCs/>
+                <w:color w:val="FFCE00"/>
+                <w:sz w:val="19"/>
+                <w:szCs w:val="19"/>
+              </w:rPr>
+              <w:t xml:space="preserve">Cómo funciona</w:t>
+            </w:r>
+          </w:p>
+        </w:tc>
+        <w:tc>
+          <w:tcPr>
+            <w:tcW w:type="dxa" w:w="2660"/>
+            <w:tcBorders>
+              <w:top w:val="single" w:color="D9D5CC" w:sz="4"/>
+              <w:left w:val="single" w:color="D9D5CC" w:sz="4"/>
+              <w:bottom w:val="single" w:color="D9D5CC" w:sz="4"/>
+              <w:right w:val="single" w:color="D9D5CC" w:sz="4"/>
+            </w:tcBorders>
+            <w:shd w:fill="141414" w:val="clear"/>
+            <w:tcMar>
+              <w:top w:type="dxa" w:w="70"/>
+              <w:left w:type="dxa" w:w="110"/>
+              <w:bottom w:type="dxa" w:w="70"/>
+              <w:right w:type="dxa" w:w="110"/>
+            </w:tcMar>
+          </w:tcPr>
+          <w:p>
+            <w:pPr>
+              <w:spacing w:line="260"/>
+            </w:pPr>
+            <w:r>
+              <w:rPr>
+                <w:b/>
+                <w:bCs/>
+                <w:color w:val="FFCE00"/>
+                <w:sz w:val="19"/>
+                <w:szCs w:val="19"/>
+              </w:rPr>
+              <w:t xml:space="preserve">Cuándo conviene</w:t>
+            </w:r>
+          </w:p>
+        </w:tc>
+      </w:tr>
+      <w:tr>
+        <w:trPr>
+          <w:cantSplit/>
+        </w:trPr>
+        <w:tc>
+          <w:tcPr>
+            <w:tcW w:type="dxa" w:w="2000"/>
+            <w:tcBorders>
+              <w:top w:val="single" w:color="D9D5CC" w:sz="4"/>
+              <w:left w:val="single" w:color="D9D5CC" w:sz="4"/>
+              <w:bottom w:val="single" w:color="D9D5CC" w:sz="4"/>
+              <w:right w:val="single" w:color="D9D5CC" w:sz="4"/>
+            </w:tcBorders>
+            <w:shd w:fill="FFFFFF" w:val="clear"/>
+            <w:tcMar>
+              <w:top w:type="dxa" w:w="70"/>
+              <w:left w:type="dxa" w:w="110"/>
+              <w:bottom w:type="dxa" w:w="70"/>
+              <w:right w:type="dxa" w:w="110"/>
+            </w:tcMar>
+          </w:tcPr>
+          <w:p>
+            <w:pPr>
+              <w:spacing w:line="260"/>
+            </w:pPr>
+            <w:r>
+              <w:rPr>
+                <w:b/>
+                <w:bCs/>
+                <w:sz w:val="19"/>
+                <w:szCs w:val="19"/>
+              </w:rPr>
+              <w:t xml:space="preserve">Pistola de código de barras</w:t>
+            </w:r>
+          </w:p>
+        </w:tc>
+        <w:tc>
+          <w:tcPr>
+            <w:tcW w:type="dxa" w:w="4700"/>
+            <w:tcBorders>
+              <w:top w:val="single" w:color="D9D5CC" w:sz="4"/>
+              <w:left w:val="single" w:color="D9D5CC" w:sz="4"/>
+              <w:bottom w:val="single" w:color="D9D5CC" w:sz="4"/>
+              <w:right w:val="single" w:color="D9D5CC" w:sz="4"/>
+            </w:tcBorders>
+            <w:shd w:fill="FFFFFF" w:val="clear"/>
+            <w:tcMar>
+              <w:top w:type="dxa" w:w="70"/>
+              <w:left w:type="dxa" w:w="110"/>
+              <w:bottom w:type="dxa" w:w="70"/>
+              <w:right w:type="dxa" w:w="110"/>
+            </w:tcMar>
+          </w:tcPr>
+          <w:p>
+            <w:pPr>
+              <w:spacing w:line="260"/>
+            </w:pPr>
+            <w:r>
+              <w:rPr>
+                <w:sz w:val="19"/>
+                <w:szCs w:val="19"/>
+              </w:rPr>
+              <w:t xml:space="preserve">Las pistolas (USB o Bluetooth) se comportan como un teclado: teclean el código y dan Enter. No hay nada que instalar ni configurar: basta con que el recuadro amarillo tenga el cursor, y la app se encarga de mantenerlo ahí.</w:t>
+            </w:r>
+          </w:p>
+        </w:tc>
+        <w:tc>
+          <w:tcPr>
+            <w:tcW w:type="dxa" w:w="2660"/>
+            <w:tcBorders>
+              <w:top w:val="single" w:color="D9D5CC" w:sz="4"/>
+              <w:left w:val="single" w:color="D9D5CC" w:sz="4"/>
+              <w:bottom w:val="single" w:color="D9D5CC" w:sz="4"/>
+              <w:right w:val="single" w:color="D9D5CC" w:sz="4"/>
+            </w:tcBorders>
+            <w:shd w:fill="FFFFFF" w:val="clear"/>
+            <w:tcMar>
+              <w:top w:type="dxa" w:w="70"/>
+              <w:left w:type="dxa" w:w="110"/>
+              <w:bottom w:type="dxa" w:w="70"/>
+              <w:right w:type="dxa" w:w="110"/>
+            </w:tcMar>
+          </w:tcPr>
+          <w:p>
+            <w:pPr>
+              <w:spacing w:line="260"/>
+            </w:pPr>
+            <w:r>
+              <w:rPr>
+                <w:sz w:val="19"/>
+                <w:szCs w:val="19"/>
+              </w:rPr>
+              <w:t xml:space="preserve">Es la forma más rápida y la recomendada para el mostrador o el almacén.</w:t>
+            </w:r>
+          </w:p>
+        </w:tc>
+      </w:tr>
+      <w:tr>
+        <w:trPr>
+          <w:cantSplit/>
+        </w:trPr>
+        <w:tc>
+          <w:tcPr>
+            <w:tcW w:type="dxa" w:w="2000"/>
+            <w:tcBorders>
+              <w:top w:val="single" w:color="D9D5CC" w:sz="4"/>
+              <w:left w:val="single" w:color="D9D5CC" w:sz="4"/>
+              <w:bottom w:val="single" w:color="D9D5CC" w:sz="4"/>
+              <w:right w:val="single" w:color="D9D5CC" w:sz="4"/>
+            </w:tcBorders>
+            <w:shd w:fill="FAF9F6" w:val="clear"/>
+            <w:tcMar>
+              <w:top w:type="dxa" w:w="70"/>
+              <w:left w:type="dxa" w:w="110"/>
+              <w:bottom w:type="dxa" w:w="70"/>
+              <w:right w:type="dxa" w:w="110"/>
+            </w:tcMar>
+          </w:tcPr>
+          <w:p>
+            <w:pPr>
+              <w:spacing w:line="260"/>
+            </w:pPr>
+            <w:r>
+              <w:rPr>
+                <w:b/>
+                <w:bCs/>
+                <w:sz w:val="19"/>
+                <w:szCs w:val="19"/>
+              </w:rPr>
+              <w:t xml:space="preserve">Cámara del dispositivo</w:t>
+            </w:r>
+          </w:p>
+        </w:tc>
+        <w:tc>
+          <w:tcPr>
+            <w:tcW w:type="dxa" w:w="4700"/>
+            <w:tcBorders>
+              <w:top w:val="single" w:color="D9D5CC" w:sz="4"/>
+              <w:left w:val="single" w:color="D9D5CC" w:sz="4"/>
+              <w:bottom w:val="single" w:color="D9D5CC" w:sz="4"/>
+              <w:right w:val="single" w:color="D9D5CC" w:sz="4"/>
+            </w:tcBorders>
+            <w:shd w:fill="FAF9F6" w:val="clear"/>
+            <w:tcMar>
+              <w:top w:type="dxa" w:w="70"/>
+              <w:left w:type="dxa" w:w="110"/>
+              <w:bottom w:type="dxa" w:w="70"/>
+              <w:right w:type="dxa" w:w="110"/>
+            </w:tcMar>
+          </w:tcPr>
+          <w:p>
+            <w:pPr>
+              <w:spacing w:line="260"/>
+            </w:pPr>
+            <w:r>
+              <w:rPr>
+                <w:sz w:val="19"/>
+                <w:szCs w:val="19"/>
+              </w:rPr>
+              <w:t xml:space="preserve">La app detecta si el equipo tiene cámara y muestra el botón </w:t>
+            </w:r>
+            <w:r>
+              <w:rPr>
+                <w:b/>
+                <w:bCs/>
+                <w:sz w:val="19"/>
+                <w:szCs w:val="19"/>
+              </w:rPr>
+              <w:t xml:space="preserve">Usar cámara</w:t>
+            </w:r>
+            <w:r>
+              <w:rPr>
+                <w:sz w:val="19"/>
+                <w:szCs w:val="19"/>
+              </w:rPr>
+              <w:t xml:space="preserve">. Se apunta al código y lo lee solo.</w:t>
+            </w:r>
+          </w:p>
+        </w:tc>
+        <w:tc>
+          <w:tcPr>
+            <w:tcW w:type="dxa" w:w="2660"/>
+            <w:tcBorders>
+              <w:top w:val="single" w:color="D9D5CC" w:sz="4"/>
+              <w:left w:val="single" w:color="D9D5CC" w:sz="4"/>
+              <w:bottom w:val="single" w:color="D9D5CC" w:sz="4"/>
+              <w:right w:val="single" w:color="D9D5CC" w:sz="4"/>
+            </w:tcBorders>
+            <w:shd w:fill="FAF9F6" w:val="clear"/>
+            <w:tcMar>
+              <w:top w:type="dxa" w:w="70"/>
+              <w:left w:type="dxa" w:w="110"/>
+              <w:bottom w:type="dxa" w:w="70"/>
+              <w:right w:type="dxa" w:w="110"/>
+            </w:tcMar>
+          </w:tcPr>
+          <w:p>
+            <w:pPr>
+              <w:spacing w:line="260"/>
+            </w:pPr>
+            <w:r>
+              <w:rPr>
+                <w:sz w:val="19"/>
+                <w:szCs w:val="19"/>
+              </w:rPr>
+              <w:t xml:space="preserve">Cuando no hay pistola a la mano.</w:t>
+            </w:r>
+          </w:p>
+        </w:tc>
+      </w:tr>
+      <w:tr>
+        <w:trPr>
+          <w:cantSplit/>
+        </w:trPr>
+        <w:tc>
+          <w:tcPr>
+            <w:tcW w:type="dxa" w:w="2000"/>
+            <w:tcBorders>
+              <w:top w:val="single" w:color="D9D5CC" w:sz="4"/>
+              <w:left w:val="single" w:color="D9D5CC" w:sz="4"/>
+              <w:bottom w:val="single" w:color="D9D5CC" w:sz="4"/>
+              <w:right w:val="single" w:color="D9D5CC" w:sz="4"/>
+            </w:tcBorders>
+            <w:shd w:fill="FFFFFF" w:val="clear"/>
+            <w:tcMar>
+              <w:top w:type="dxa" w:w="70"/>
+              <w:left w:type="dxa" w:w="110"/>
+              <w:bottom w:type="dxa" w:w="70"/>
+              <w:right w:type="dxa" w:w="110"/>
+            </w:tcMar>
+          </w:tcPr>
+          <w:p>
+            <w:pPr>
+              <w:spacing w:line="260"/>
+            </w:pPr>
+            <w:r>
+              <w:rPr>
+                <w:b/>
+                <w:bCs/>
+                <w:sz w:val="19"/>
+                <w:szCs w:val="19"/>
+              </w:rPr>
+              <w:t xml:space="preserve">A mano</w:t>
+            </w:r>
+          </w:p>
+        </w:tc>
+        <w:tc>
+          <w:tcPr>
+            <w:tcW w:type="dxa" w:w="4700"/>
+            <w:tcBorders>
+              <w:top w:val="single" w:color="D9D5CC" w:sz="4"/>
+              <w:left w:val="single" w:color="D9D5CC" w:sz="4"/>
+              <w:bottom w:val="single" w:color="D9D5CC" w:sz="4"/>
+              <w:right w:val="single" w:color="D9D5CC" w:sz="4"/>
+            </w:tcBorders>
+            <w:shd w:fill="FFFFFF" w:val="clear"/>
+            <w:tcMar>
+              <w:top w:type="dxa" w:w="70"/>
+              <w:left w:type="dxa" w:w="110"/>
+              <w:bottom w:type="dxa" w:w="70"/>
+              <w:right w:type="dxa" w:w="110"/>
+            </w:tcMar>
+          </w:tcPr>
+          <w:p>
+            <w:pPr>
+              <w:spacing w:line="260"/>
+            </w:pPr>
+            <w:r>
+              <w:rPr>
+                <w:sz w:val="19"/>
+                <w:szCs w:val="19"/>
+              </w:rPr>
+              <w:t xml:space="preserve">Cada artículo tiene botones </w:t>
+            </w:r>
+            <w:r>
+              <w:rPr>
+                <w:b/>
+                <w:bCs/>
+                <w:sz w:val="19"/>
+                <w:szCs w:val="19"/>
+              </w:rPr>
+              <w:t xml:space="preserve">+</w:t>
+            </w:r>
+            <w:r>
+              <w:rPr>
+                <w:sz w:val="19"/>
+                <w:szCs w:val="19"/>
+              </w:rPr>
+              <w:t xml:space="preserve"> y </w:t>
+            </w:r>
+            <w:r>
+              <w:rPr>
+                <w:b/>
+                <w:bCs/>
+                <w:sz w:val="19"/>
+                <w:szCs w:val="19"/>
+              </w:rPr>
+              <w:t xml:space="preserve">−</w:t>
+            </w:r>
+            <w:r>
+              <w:rPr>
+                <w:sz w:val="19"/>
+                <w:szCs w:val="19"/>
+              </w:rPr>
+              <w:t xml:space="preserve">. También se puede teclear el código en el recuadro y dar Enter.</w:t>
+            </w:r>
+          </w:p>
+        </w:tc>
+        <w:tc>
+          <w:tcPr>
+            <w:tcW w:type="dxa" w:w="2660"/>
+            <w:tcBorders>
+              <w:top w:val="single" w:color="D9D5CC" w:sz="4"/>
+              <w:left w:val="single" w:color="D9D5CC" w:sz="4"/>
+              <w:bottom w:val="single" w:color="D9D5CC" w:sz="4"/>
+              <w:right w:val="single" w:color="D9D5CC" w:sz="4"/>
+            </w:tcBorders>
+            <w:shd w:fill="FFFFFF" w:val="clear"/>
+            <w:tcMar>
+              <w:top w:type="dxa" w:w="70"/>
+              <w:left w:type="dxa" w:w="110"/>
+              <w:bottom w:type="dxa" w:w="70"/>
+              <w:right w:type="dxa" w:w="110"/>
+            </w:tcMar>
+          </w:tcPr>
+          <w:p>
+            <w:pPr>
+              <w:spacing w:line="260"/>
+            </w:pPr>
+            <w:r>
+              <w:rPr>
+                <w:sz w:val="19"/>
+                <w:szCs w:val="19"/>
+              </w:rPr>
+              <w:t xml:space="preserve">Para piezas sin código de barras o para corregir.</w:t>
+            </w:r>
+          </w:p>
+        </w:tc>
+      </w:tr>
+    </w:tbl>
+    <w:p>
+      <w:pPr>
+        <w:pBdr>
+          <w:left w:val="single" w:color="FFCE00" w:sz="24" w:space="8"/>
+        </w:pBdr>
+        <w:shd w:fill="FFF8D6" w:val="clear"/>
+        <w:spacing w:after="180" w:before="120" w:line="280"/>
+        <w:ind w:left="160" w:right="160"/>
+      </w:pPr>
+      <w:r>
+        <w:rPr>
+          <w:b/>
+          <w:bCs/>
+        </w:rPr>
+        <w:t xml:space="preserve">Pistola con celular:  </w:t>
+      </w:r>
+      <w:r>
+        <w:t xml:space="preserve">sí se puede. Una pistola Bluetooth en modo </w:t>
+      </w:r>
+      <w:r>
+        <w:rPr>
+          <w:b/>
+          <w:bCs/>
+        </w:rPr>
+        <w:t xml:space="preserve">HID</w:t>
+      </w:r>
+      <w:r>
+        <w:t xml:space="preserve"> se empareja con el celular como si fuera un teclado y funciona igual que en la computadora; no hace falta ningún cable ni programa. En celular, el recuadro toma el cursor a partir del primer código, para no estar abriendo el teclado en pantalla.</w:t>
+      </w:r>
+    </w:p>
+    <w:p>
+      <w:pPr>
+        <w:pBdr>
+          <w:left w:val="single" w:color="FFCE00" w:sz="24" w:space="8"/>
+        </w:pBdr>
+        <w:shd w:fill="FFF8D6" w:val="clear"/>
+        <w:spacing w:after="180" w:before="120" w:line="280"/>
+        <w:ind w:left="160" w:right="160"/>
+      </w:pPr>
+      <w:r>
+        <w:rPr>
+          <w:b/>
+          <w:bCs/>
+        </w:rPr>
+        <w:t xml:space="preserve">Cámara en iPhone:  </w:t>
+      </w:r>
+      <w:r>
+        <w:t xml:space="preserve">el lector de códigos por cámara funciona en Chrome de Android y de computadora. Safari del iPhone todavía no lo trae, así que ahí se usa la pistola o se teclea el código.</w:t>
+      </w:r>
+    </w:p>
+    <w:p>
+      <w:pPr>
+        <w:pStyle w:val="Heading2"/>
+      </w:pPr>
+      <w:r>
+        <w:t xml:space="preserve">3.2 Empezar una revisión</w:t>
+      </w:r>
+    </w:p>
+    <w:p>
+      <w:pPr>
+        <w:pStyle w:val="ListParagraph"/>
+        <w:numPr>
+          <w:ilvl w:val="0"/>
+          <w:numId w:val="6"/>
+        </w:numPr>
+        <w:spacing w:after="60" w:line="280"/>
+      </w:pPr>
+      <w:r>
+        <w:t xml:space="preserve">Abre </w:t>
+      </w:r>
+      <w:r>
+        <w:rPr>
+          <w:b/>
+          <w:bCs/>
+        </w:rPr>
+        <w:t xml:space="preserve">Revisión de mercancía</w:t>
+      </w:r>
+      <w:r>
+        <w:t xml:space="preserve"> en el menú.</w:t>
+      </w:r>
+    </w:p>
+    <w:p>
+      <w:pPr>
+        <w:pStyle w:val="ListParagraph"/>
+        <w:numPr>
+          <w:ilvl w:val="0"/>
+          <w:numId w:val="6"/>
+        </w:numPr>
+        <w:spacing w:after="60" w:line="280"/>
+      </w:pPr>
+      <w:r>
+        <w:t xml:space="preserve">Arrastra el XML de la factura, o haz clic para elegirlo. Es el mismo XML que usas en el lector de facturas.</w:t>
+      </w:r>
+    </w:p>
+    <w:p>
+      <w:pPr>
+        <w:pStyle w:val="ListParagraph"/>
+        <w:numPr>
+          <w:ilvl w:val="0"/>
+          <w:numId w:val="6"/>
+        </w:numPr>
+        <w:spacing w:after="60" w:line="280"/>
+      </w:pPr>
+      <w:r>
+        <w:t xml:space="preserve">La app abre la pantalla de conteo con todos los artículos de esa factura.</w:t>
+      </w:r>
+    </w:p>
+    <w:p>
+      <w:pPr>
+        <w:spacing w:after="60" w:before="120"/>
+        <w:jc w:val="center"/>
+      </w:pPr>
+      <w:r>
+        <w:drawing>
+          <wp:inline distT="0" distB="0" distL="0" distR="0">
+            <wp:extent cx="5905500" cy="2400300"/>
+            <wp:effectExtent t="0" r="0" b="0" l="0"/>
+            <wp:docPr id="1" name="10_recibo_inicio.png" descr="Pantalla para cargar la factura a revisar." title="Pantalla para cargar la factura a revisar."/>
+            <wp:cNvGraphicFramePr>
+              <a:graphicFrameLocks xmlns:a="http://schemas.openxmlformats.org/drawingml/2006/main" noChangeAspect="1"/>
+            </wp:cNvGraphicFramePr>
+            <a:graphic xmlns:a="http://schemas.openxmlformats.org/drawingml/2006/main">
+              <a:graphicData uri="http://schemas.openxmlformats.org/drawingml/2006/picture">
+                <pic:pic xmlns:pic="http://schemas.openxmlformats.org/drawingml/2006/picture">
+                  <pic:nvPicPr>
+                    <pic:cNvPr id="0" name="" descr=""/>
+                    <pic:cNvPicPr>
+                      <a:picLocks noChangeAspect="1" noChangeArrowheads="1"/>
+                    </pic:cNvPicPr>
+                  </pic:nvPicPr>
+                  <pic:blipFill>
+                    <a:blip r:embed="rId19" cstate="none"/>
+                    <a:srcRect/>
+                    <a:stretch>
+                      <a:fillRect/>
+                    </a:stretch>
+                  </pic:blipFill>
+                  <pic:spPr bwMode="auto">
+                    <a:xfrm>
+                      <a:off x="0" y="0"/>
+                      <a:ext cx="5905500" cy="2400300"/>
+                    </a:xfrm>
+                    <a:prstGeom prst="rect">
+                      <a:avLst/>
+                    </a:prstGeom>
+                  </pic:spPr>
+                </pic:pic>
+              </a:graphicData>
+            </a:graphic>
+          </wp:inline>
+        </w:drawing>
+      </w:r>
+    </w:p>
+    <w:p>
+      <w:pPr>
+        <w:spacing w:after="200"/>
+        <w:jc w:val="center"/>
+      </w:pPr>
+      <w:r>
+        <w:rPr>
+          <w:i/>
+          <w:iCs/>
+          <w:color w:val="5F5A52"/>
+          <w:sz w:val="18"/>
+          <w:szCs w:val="18"/>
+        </w:rPr>
+        <w:t xml:space="preserve">Figura 10. Pantalla para cargar la factura a revisar.</w:t>
+      </w:r>
+    </w:p>
+    <w:p>
+      <w:pPr>
+        <w:pStyle w:val="Heading2"/>
+      </w:pPr>
+      <w:r>
+        <w:t xml:space="preserve">3.3 La pantalla de conteo</w:t>
+      </w:r>
+    </w:p>
+    <w:p>
+      <w:pPr>
+        <w:spacing w:after="60" w:before="120"/>
+        <w:jc w:val="center"/>
+      </w:pPr>
+      <w:r>
+        <w:drawing>
+          <wp:inline distT="0" distB="0" distL="0" distR="0">
+            <wp:extent cx="5905500" cy="3819525"/>
+            <wp:effectExtent t="0" r="0" b="0" l="0"/>
+            <wp:docPr id="1" name="11_recibo_conteo.png" descr="Conteo en curso: marcador, recuadro de escaneo y artículos." title="Conteo en curso: marcador, recuadro de escaneo y artículos."/>
+            <wp:cNvGraphicFramePr>
+              <a:graphicFrameLocks xmlns:a="http://schemas.openxmlformats.org/drawingml/2006/main" noChangeAspect="1"/>
+            </wp:cNvGraphicFramePr>
+            <a:graphic xmlns:a="http://schemas.openxmlformats.org/drawingml/2006/main">
+              <a:graphicData uri="http://schemas.openxmlformats.org/drawingml/2006/picture">
+                <pic:pic xmlns:pic="http://schemas.openxmlformats.org/drawingml/2006/picture">
+                  <pic:nvPicPr>
+                    <pic:cNvPr id="0" name="" descr=""/>
+                    <pic:cNvPicPr>
+                      <a:picLocks noChangeAspect="1" noChangeArrowheads="1"/>
+                    </pic:cNvPicPr>
+                  </pic:nvPicPr>
+                  <pic:blipFill>
+                    <a:blip r:embed="rId20" cstate="none"/>
+                    <a:srcRect/>
+                    <a:stretch>
+                      <a:fillRect/>
+                    </a:stretch>
+                  </pic:blipFill>
+                  <pic:spPr bwMode="auto">
+                    <a:xfrm>
+                      <a:off x="0" y="0"/>
+                      <a:ext cx="5905500" cy="3819525"/>
+                    </a:xfrm>
+                    <a:prstGeom prst="rect">
+                      <a:avLst/>
+                    </a:prstGeom>
+                  </pic:spPr>
+                </pic:pic>
+              </a:graphicData>
+            </a:graphic>
+          </wp:inline>
+        </w:drawing>
+      </w:r>
+    </w:p>
+    <w:p>
+      <w:pPr>
+        <w:spacing w:after="200"/>
+        <w:jc w:val="center"/>
+      </w:pPr>
+      <w:r>
+        <w:rPr>
+          <w:i/>
+          <w:iCs/>
+          <w:color w:val="5F5A52"/>
+          <w:sz w:val="18"/>
+          <w:szCs w:val="18"/>
+        </w:rPr>
+        <w:t xml:space="preserve">Figura 11. Conteo en curso: marcador, recuadro de escaneo y artículos.</w:t>
+      </w:r>
+    </w:p>
+    <w:p>
+      <w:pPr>
+        <w:spacing w:after="120" w:line="290"/>
+      </w:pPr>
+      <w:r>
+        <w:t xml:space="preserve">De arriba hacia abajo:</w:t>
+      </w:r>
+    </w:p>
+    <w:p>
+      <w:pPr>
+        <w:pStyle w:val="ListParagraph"/>
+        <w:numPr>
+          <w:ilvl w:val="0"/>
+          <w:numId w:val="2"/>
+        </w:numPr>
+        <w:spacing w:after="60" w:line="280"/>
+      </w:pPr>
+      <w:r>
+        <w:rPr>
+          <w:b/>
+          <w:bCs/>
+        </w:rPr>
+        <w:t xml:space="preserve">Marcador:</w:t>
+      </w:r>
+      <w:r>
+        <w:t xml:space="preserve"> piezas contadas, piezas de la factura, artículos ya completos, cuántas faltan y cuántas sobran. La barra amarilla muestra el avance.</w:t>
+      </w:r>
+    </w:p>
+    <w:p>
+      <w:pPr>
+        <w:pStyle w:val="ListParagraph"/>
+        <w:numPr>
+          <w:ilvl w:val="0"/>
+          <w:numId w:val="2"/>
+        </w:numPr>
+        <w:spacing w:after="60" w:line="280"/>
+      </w:pPr>
+      <w:r>
+        <w:rPr>
+          <w:b/>
+          <w:bCs/>
+        </w:rPr>
+        <w:t xml:space="preserve">Recuadro de escaneo:</w:t>
+      </w:r>
+      <w:r>
+        <w:t xml:space="preserve"> aquí entra el código. Debajo aparece el resultado del último escaneo.</w:t>
+      </w:r>
+    </w:p>
+    <w:p>
+      <w:pPr>
+        <w:pStyle w:val="ListParagraph"/>
+        <w:numPr>
+          <w:ilvl w:val="0"/>
+          <w:numId w:val="2"/>
+        </w:numPr>
+        <w:spacing w:after="60" w:line="280"/>
+      </w:pPr>
+      <w:r>
+        <w:rPr>
+          <w:b/>
+          <w:bCs/>
+        </w:rPr>
+        <w:t xml:space="preserve">Filtros y buscador:</w:t>
+      </w:r>
+      <w:r>
+        <w:t xml:space="preserve"> para ver solo lo pendiente, lo completo o lo que tiene diferencia.</w:t>
+      </w:r>
+    </w:p>
+    <w:p>
+      <w:pPr>
+        <w:pStyle w:val="ListParagraph"/>
+        <w:numPr>
+          <w:ilvl w:val="0"/>
+          <w:numId w:val="2"/>
+        </w:numPr>
+        <w:spacing w:after="60" w:line="280"/>
+      </w:pPr>
+      <w:r>
+        <w:rPr>
+          <w:b/>
+          <w:bCs/>
+        </w:rPr>
+        <w:t xml:space="preserve">Lista de artículos:</w:t>
+      </w:r>
+      <w:r>
+        <w:t xml:space="preserve"> cada renglón trae el código, la descripción, el conteo (contadas / de factura) y los botones + y −.</w:t>
+      </w:r>
+    </w:p>
+    <w:p>
+      <w:pPr>
+        <w:spacing w:after="120" w:line="290"/>
+      </w:pPr>
+      <w:r>
+        <w:t xml:space="preserve">Los colores del borde izquierdo dicen cómo va cada artículo:</w:t>
+      </w:r>
+    </w:p>
+    <w:tbl>
+      <w:tblPr>
+        <w:tblW w:type="dxa" w:w="9360"/>
+        <w:tblBorders>
+          <w:top w:val="single" w:color="auto" w:sz="4"/>
+          <w:left w:val="single" w:color="auto" w:sz="4"/>
+          <w:bottom w:val="single" w:color="auto" w:sz="4"/>
+          <w:right w:val="single" w:color="auto" w:sz="4"/>
+          <w:insideH w:val="single" w:color="auto" w:sz="4"/>
+          <w:insideV w:val="single" w:color="auto" w:sz="4"/>
+        </w:tblBorders>
+      </w:tblPr>
+      <w:tblGrid>
+        <w:gridCol w:w="2000"/>
+        <w:gridCol w:w="7360"/>
+      </w:tblGrid>
+      <w:tr>
+        <w:trPr>
+          <w:tblHeader/>
+        </w:trPr>
+        <w:tc>
+          <w:tcPr>
+            <w:tcW w:type="dxa" w:w="2000"/>
+            <w:tcBorders>
+              <w:top w:val="single" w:color="D9D5CC" w:sz="4"/>
+              <w:left w:val="single" w:color="D9D5CC" w:sz="4"/>
+              <w:bottom w:val="single" w:color="D9D5CC" w:sz="4"/>
+              <w:right w:val="single" w:color="D9D5CC" w:sz="4"/>
+            </w:tcBorders>
+            <w:shd w:fill="141414" w:val="clear"/>
+            <w:tcMar>
+              <w:top w:type="dxa" w:w="70"/>
+              <w:left w:type="dxa" w:w="110"/>
+              <w:bottom w:type="dxa" w:w="70"/>
+              <w:right w:type="dxa" w:w="110"/>
+            </w:tcMar>
+          </w:tcPr>
+          <w:p>
+            <w:pPr>
+              <w:spacing w:line="260"/>
+            </w:pPr>
+            <w:r>
+              <w:rPr>
+                <w:b/>
+                <w:bCs/>
+                <w:color w:val="FFCE00"/>
+                <w:sz w:val="19"/>
+                <w:szCs w:val="19"/>
+              </w:rPr>
+              <w:t xml:space="preserve">Color</w:t>
+            </w:r>
+          </w:p>
+        </w:tc>
+        <w:tc>
+          <w:tcPr>
+            <w:tcW w:type="dxa" w:w="7360"/>
+            <w:tcBorders>
+              <w:top w:val="single" w:color="D9D5CC" w:sz="4"/>
+              <w:left w:val="single" w:color="D9D5CC" w:sz="4"/>
+              <w:bottom w:val="single" w:color="D9D5CC" w:sz="4"/>
+              <w:right w:val="single" w:color="D9D5CC" w:sz="4"/>
+            </w:tcBorders>
+            <w:shd w:fill="141414" w:val="clear"/>
+            <w:tcMar>
+              <w:top w:type="dxa" w:w="70"/>
+              <w:left w:type="dxa" w:w="110"/>
+              <w:bottom w:type="dxa" w:w="70"/>
+              <w:right w:type="dxa" w:w="110"/>
+            </w:tcMar>
+          </w:tcPr>
+          <w:p>
+            <w:pPr>
+              <w:spacing w:line="260"/>
+            </w:pPr>
+            <w:r>
+              <w:rPr>
+                <w:b/>
+                <w:bCs/>
+                <w:color w:val="FFCE00"/>
+                <w:sz w:val="19"/>
+                <w:szCs w:val="19"/>
+              </w:rPr>
+              <w:t xml:space="preserve">Significa</w:t>
+            </w:r>
+          </w:p>
+        </w:tc>
+      </w:tr>
+      <w:tr>
+        <w:trPr>
+          <w:cantSplit/>
+        </w:trPr>
+        <w:tc>
+          <w:tcPr>
+            <w:tcW w:type="dxa" w:w="2000"/>
+            <w:tcBorders>
+              <w:top w:val="single" w:color="D9D5CC" w:sz="4"/>
+              <w:left w:val="single" w:color="D9D5CC" w:sz="4"/>
+              <w:bottom w:val="single" w:color="D9D5CC" w:sz="4"/>
+              <w:right w:val="single" w:color="D9D5CC" w:sz="4"/>
+            </w:tcBorders>
+            <w:shd w:fill="FFFFFF" w:val="clear"/>
+            <w:tcMar>
+              <w:top w:type="dxa" w:w="70"/>
+              <w:left w:type="dxa" w:w="110"/>
+              <w:bottom w:type="dxa" w:w="70"/>
+              <w:right w:type="dxa" w:w="110"/>
+            </w:tcMar>
+          </w:tcPr>
+          <w:p>
+            <w:pPr>
+              <w:spacing w:line="260"/>
+            </w:pPr>
+            <w:r>
+              <w:rPr>
+                <w:sz w:val="19"/>
+                <w:szCs w:val="19"/>
+              </w:rPr>
+              <w:t xml:space="preserve">Gris</w:t>
+            </w:r>
+          </w:p>
+        </w:tc>
+        <w:tc>
+          <w:tcPr>
+            <w:tcW w:type="dxa" w:w="7360"/>
+            <w:tcBorders>
+              <w:top w:val="single" w:color="D9D5CC" w:sz="4"/>
+              <w:left w:val="single" w:color="D9D5CC" w:sz="4"/>
+              <w:bottom w:val="single" w:color="D9D5CC" w:sz="4"/>
+              <w:right w:val="single" w:color="D9D5CC" w:sz="4"/>
+            </w:tcBorders>
+            <w:shd w:fill="FFFFFF" w:val="clear"/>
+            <w:tcMar>
+              <w:top w:type="dxa" w:w="70"/>
+              <w:left w:type="dxa" w:w="110"/>
+              <w:bottom w:type="dxa" w:w="70"/>
+              <w:right w:type="dxa" w:w="110"/>
+            </w:tcMar>
+          </w:tcPr>
+          <w:p>
+            <w:pPr>
+              <w:spacing w:line="260"/>
+            </w:pPr>
+            <w:r>
+              <w:rPr>
+                <w:sz w:val="19"/>
+                <w:szCs w:val="19"/>
+              </w:rPr>
+              <w:t xml:space="preserve">Todavía no se cuenta ninguna pieza.</w:t>
+            </w:r>
+          </w:p>
+        </w:tc>
+      </w:tr>
+      <w:tr>
+        <w:trPr>
+          <w:cantSplit/>
+        </w:trPr>
+        <w:tc>
+          <w:tcPr>
+            <w:tcW w:type="dxa" w:w="2000"/>
+            <w:tcBorders>
+              <w:top w:val="single" w:color="D9D5CC" w:sz="4"/>
+              <w:left w:val="single" w:color="D9D5CC" w:sz="4"/>
+              <w:bottom w:val="single" w:color="D9D5CC" w:sz="4"/>
+              <w:right w:val="single" w:color="D9D5CC" w:sz="4"/>
+            </w:tcBorders>
+            <w:shd w:fill="FAF9F6" w:val="clear"/>
+            <w:tcMar>
+              <w:top w:type="dxa" w:w="70"/>
+              <w:left w:type="dxa" w:w="110"/>
+              <w:bottom w:type="dxa" w:w="70"/>
+              <w:right w:type="dxa" w:w="110"/>
+            </w:tcMar>
+          </w:tcPr>
+          <w:p>
+            <w:pPr>
+              <w:spacing w:line="260"/>
+            </w:pPr>
+            <w:r>
+              <w:rPr>
+                <w:sz w:val="19"/>
+                <w:szCs w:val="19"/>
+              </w:rPr>
+              <w:t xml:space="preserve">Amarillo</w:t>
+            </w:r>
+          </w:p>
+        </w:tc>
+        <w:tc>
+          <w:tcPr>
+            <w:tcW w:type="dxa" w:w="7360"/>
+            <w:tcBorders>
+              <w:top w:val="single" w:color="D9D5CC" w:sz="4"/>
+              <w:left w:val="single" w:color="D9D5CC" w:sz="4"/>
+              <w:bottom w:val="single" w:color="D9D5CC" w:sz="4"/>
+              <w:right w:val="single" w:color="D9D5CC" w:sz="4"/>
+            </w:tcBorders>
+            <w:shd w:fill="FAF9F6" w:val="clear"/>
+            <w:tcMar>
+              <w:top w:type="dxa" w:w="70"/>
+              <w:left w:type="dxa" w:w="110"/>
+              <w:bottom w:type="dxa" w:w="70"/>
+              <w:right w:type="dxa" w:w="110"/>
+            </w:tcMar>
+          </w:tcPr>
+          <w:p>
+            <w:pPr>
+              <w:spacing w:line="260"/>
+            </w:pPr>
+            <w:r>
+              <w:rPr>
+                <w:sz w:val="19"/>
+                <w:szCs w:val="19"/>
+              </w:rPr>
+              <w:t xml:space="preserve">Van algunas, pero faltan.</w:t>
+            </w:r>
+          </w:p>
+        </w:tc>
+      </w:tr>
+      <w:tr>
+        <w:trPr>
+          <w:cantSplit/>
+        </w:trPr>
+        <w:tc>
+          <w:tcPr>
+            <w:tcW w:type="dxa" w:w="2000"/>
+            <w:tcBorders>
+              <w:top w:val="single" w:color="D9D5CC" w:sz="4"/>
+              <w:left w:val="single" w:color="D9D5CC" w:sz="4"/>
+              <w:bottom w:val="single" w:color="D9D5CC" w:sz="4"/>
+              <w:right w:val="single" w:color="D9D5CC" w:sz="4"/>
+            </w:tcBorders>
+            <w:shd w:fill="FFFFFF" w:val="clear"/>
+            <w:tcMar>
+              <w:top w:type="dxa" w:w="70"/>
+              <w:left w:type="dxa" w:w="110"/>
+              <w:bottom w:type="dxa" w:w="70"/>
+              <w:right w:type="dxa" w:w="110"/>
+            </w:tcMar>
+          </w:tcPr>
+          <w:p>
+            <w:pPr>
+              <w:spacing w:line="260"/>
+            </w:pPr>
+            <w:r>
+              <w:rPr>
+                <w:sz w:val="19"/>
+                <w:szCs w:val="19"/>
+              </w:rPr>
+              <w:t xml:space="preserve">Verde</w:t>
+            </w:r>
+          </w:p>
+        </w:tc>
+        <w:tc>
+          <w:tcPr>
+            <w:tcW w:type="dxa" w:w="7360"/>
+            <w:tcBorders>
+              <w:top w:val="single" w:color="D9D5CC" w:sz="4"/>
+              <w:left w:val="single" w:color="D9D5CC" w:sz="4"/>
+              <w:bottom w:val="single" w:color="D9D5CC" w:sz="4"/>
+              <w:right w:val="single" w:color="D9D5CC" w:sz="4"/>
+            </w:tcBorders>
+            <w:shd w:fill="FFFFFF" w:val="clear"/>
+            <w:tcMar>
+              <w:top w:type="dxa" w:w="70"/>
+              <w:left w:type="dxa" w:w="110"/>
+              <w:bottom w:type="dxa" w:w="70"/>
+              <w:right w:type="dxa" w:w="110"/>
+            </w:tcMar>
+          </w:tcPr>
+          <w:p>
+            <w:pPr>
+              <w:spacing w:line="260"/>
+            </w:pPr>
+            <w:r>
+              <w:rPr>
+                <w:sz w:val="19"/>
+                <w:szCs w:val="19"/>
+              </w:rPr>
+              <w:t xml:space="preserve">Completo: coincide con la factura.</w:t>
+            </w:r>
+          </w:p>
+        </w:tc>
+      </w:tr>
+      <w:tr>
+        <w:trPr>
+          <w:cantSplit/>
+        </w:trPr>
+        <w:tc>
+          <w:tcPr>
+            <w:tcW w:type="dxa" w:w="2000"/>
+            <w:tcBorders>
+              <w:top w:val="single" w:color="D9D5CC" w:sz="4"/>
+              <w:left w:val="single" w:color="D9D5CC" w:sz="4"/>
+              <w:bottom w:val="single" w:color="D9D5CC" w:sz="4"/>
+              <w:right w:val="single" w:color="D9D5CC" w:sz="4"/>
+            </w:tcBorders>
+            <w:shd w:fill="FAF9F6" w:val="clear"/>
+            <w:tcMar>
+              <w:top w:type="dxa" w:w="70"/>
+              <w:left w:type="dxa" w:w="110"/>
+              <w:bottom w:type="dxa" w:w="70"/>
+              <w:right w:type="dxa" w:w="110"/>
+            </w:tcMar>
+          </w:tcPr>
+          <w:p>
+            <w:pPr>
+              <w:spacing w:line="260"/>
+            </w:pPr>
+            <w:r>
+              <w:rPr>
+                <w:sz w:val="19"/>
+                <w:szCs w:val="19"/>
+              </w:rPr>
+              <w:t xml:space="preserve">Naranja</w:t>
+            </w:r>
+          </w:p>
+        </w:tc>
+        <w:tc>
+          <w:tcPr>
+            <w:tcW w:type="dxa" w:w="7360"/>
+            <w:tcBorders>
+              <w:top w:val="single" w:color="D9D5CC" w:sz="4"/>
+              <w:left w:val="single" w:color="D9D5CC" w:sz="4"/>
+              <w:bottom w:val="single" w:color="D9D5CC" w:sz="4"/>
+              <w:right w:val="single" w:color="D9D5CC" w:sz="4"/>
+            </w:tcBorders>
+            <w:shd w:fill="FAF9F6" w:val="clear"/>
+            <w:tcMar>
+              <w:top w:type="dxa" w:w="70"/>
+              <w:left w:type="dxa" w:w="110"/>
+              <w:bottom w:type="dxa" w:w="70"/>
+              <w:right w:type="dxa" w:w="110"/>
+            </w:tcMar>
+          </w:tcPr>
+          <w:p>
+            <w:pPr>
+              <w:spacing w:line="260"/>
+            </w:pPr>
+            <w:r>
+              <w:rPr>
+                <w:sz w:val="19"/>
+                <w:szCs w:val="19"/>
+              </w:rPr>
+              <w:t xml:space="preserve">Llegaron más piezas de las que dice la factura.</w:t>
+            </w:r>
+          </w:p>
+        </w:tc>
+      </w:tr>
+    </w:tbl>
+    <w:p>
+      <w:pPr>
+        <w:spacing w:after="120" w:line="290"/>
+      </w:pPr>
+      <w:r>
+        <w:t xml:space="preserve">Cada escaneo correcto suena agudo y vibra el celular; uno con problema suena grave y vibra distinto. Así se puede contar sin voltear a ver la pantalla.</w:t>
+      </w:r>
+    </w:p>
+    <w:p>
+      <w:pPr>
+        <w:pStyle w:val="Heading2"/>
+      </w:pPr>
+      <w:r>
+        <w:t xml:space="preserve">3.4 Cuando el código no coincide</w:t>
+      </w:r>
+    </w:p>
+    <w:p>
+      <w:pPr>
+        <w:spacing w:after="120" w:line="290"/>
+      </w:pPr>
+      <w:r>
+        <w:t xml:space="preserve">El código de barras de la caja no siempre es igual al código que trae la factura. La primera vez que pasa, la app pregunta a qué artículo corresponde:</w:t>
+      </w:r>
+    </w:p>
+    <w:p>
+      <w:pPr>
+        <w:spacing w:after="60" w:before="120"/>
+        <w:jc w:val="center"/>
+      </w:pPr>
+      <w:r>
+        <w:drawing>
+          <wp:inline distT="0" distB="0" distL="0" distR="0">
+            <wp:extent cx="3810000" cy="3933825"/>
+            <wp:effectExtent t="0" r="0" b="0" l="0"/>
+            <wp:docPr id="1" name="12_recibo_ventana.png" descr="La app pregunta a qué artículo corresponde un código nuevo." title="La app pregunta a qué artículo corresponde un código nuevo."/>
+            <wp:cNvGraphicFramePr>
+              <a:graphicFrameLocks xmlns:a="http://schemas.openxmlformats.org/drawingml/2006/main" noChangeAspect="1"/>
+            </wp:cNvGraphicFramePr>
+            <a:graphic xmlns:a="http://schemas.openxmlformats.org/drawingml/2006/main">
+              <a:graphicData uri="http://schemas.openxmlformats.org/drawingml/2006/picture">
+                <pic:pic xmlns:pic="http://schemas.openxmlformats.org/drawingml/2006/picture">
+                  <pic:nvPicPr>
+                    <pic:cNvPr id="0" name="" descr=""/>
+                    <pic:cNvPicPr>
+                      <a:picLocks noChangeAspect="1" noChangeArrowheads="1"/>
+                    </pic:cNvPicPr>
+                  </pic:nvPicPr>
+                  <pic:blipFill>
+                    <a:blip r:embed="rId21" cstate="none"/>
+                    <a:srcRect/>
+                    <a:stretch>
+                      <a:fillRect/>
+                    </a:stretch>
+                  </pic:blipFill>
+                  <pic:spPr bwMode="auto">
+                    <a:xfrm>
+                      <a:off x="0" y="0"/>
+                      <a:ext cx="3810000" cy="3933825"/>
+                    </a:xfrm>
+                    <a:prstGeom prst="rect">
+                      <a:avLst/>
+                    </a:prstGeom>
+                  </pic:spPr>
+                </pic:pic>
+              </a:graphicData>
+            </a:graphic>
+          </wp:inline>
+        </w:drawing>
+      </w:r>
+    </w:p>
+    <w:p>
+      <w:pPr>
+        <w:spacing w:after="200"/>
+        <w:jc w:val="center"/>
+      </w:pPr>
+      <w:r>
+        <w:rPr>
+          <w:i/>
+          <w:iCs/>
+          <w:color w:val="5F5A52"/>
+          <w:sz w:val="18"/>
+          <w:szCs w:val="18"/>
+        </w:rPr>
+        <w:t xml:space="preserve">Figura 12. La app pregunta a qué artículo corresponde un código nuevo.</w:t>
+      </w:r>
+    </w:p>
+    <w:p>
+      <w:pPr>
+        <w:pStyle w:val="ListParagraph"/>
+        <w:numPr>
+          <w:ilvl w:val="0"/>
+          <w:numId w:val="7"/>
+        </w:numPr>
+        <w:spacing w:after="60" w:line="280"/>
+      </w:pPr>
+      <w:r>
+        <w:t xml:space="preserve">Busca el artículo en la lista (por código o por descripción) y da clic.</w:t>
+      </w:r>
+    </w:p>
+    <w:p>
+      <w:pPr>
+        <w:pStyle w:val="ListParagraph"/>
+        <w:numPr>
+          <w:ilvl w:val="0"/>
+          <w:numId w:val="7"/>
+        </w:numPr>
+        <w:spacing w:after="60" w:line="280"/>
+      </w:pPr>
+      <w:r>
+        <w:t xml:space="preserve">La app suma la pieza y </w:t>
+      </w:r>
+      <w:r>
+        <w:rPr>
+          <w:b/>
+          <w:bCs/>
+        </w:rPr>
+        <w:t xml:space="preserve">guarda la equivalencia para ese proveedor</w:t>
+      </w:r>
+      <w:r>
+        <w:t xml:space="preserve">.</w:t>
+      </w:r>
+    </w:p>
+    <w:p>
+      <w:pPr>
+        <w:pStyle w:val="ListParagraph"/>
+        <w:numPr>
+          <w:ilvl w:val="0"/>
+          <w:numId w:val="7"/>
+        </w:numPr>
+        <w:spacing w:after="60" w:line="280"/>
+      </w:pPr>
+      <w:r>
+        <w:t xml:space="preserve">De ahí en adelante ese código de barras se reconoce solo, en esa factura y en todas las siguientes de ese proveedor.</w:t>
+      </w:r>
+    </w:p>
+    <w:p>
+      <w:pPr>
+        <w:spacing w:after="120" w:line="290"/>
+      </w:pPr>
+      <w:r>
+        <w:t xml:space="preserve">Si la pieza no viene en la factura, se usa </w:t>
+      </w:r>
+      <w:r>
+        <w:rPr>
+          <w:b/>
+          <w:bCs/>
+        </w:rPr>
+        <w:t xml:space="preserve">No está en la factura</w:t>
+      </w:r>
+      <w:r>
+        <w:t xml:space="preserve">: se aparta en la sección </w:t>
+      </w:r>
+      <w:r>
+        <w:rPr>
+          <w:b/>
+          <w:bCs/>
+        </w:rPr>
+        <w:t xml:space="preserve">No viene en la factura</w:t>
+      </w:r>
+      <w:r>
+        <w:t xml:space="preserve">, al final de la lista, y sale en el reporte como *No facturado*.</w:t>
+      </w:r>
+    </w:p>
+    <w:p>
+      <w:pPr>
+        <w:pBdr>
+          <w:left w:val="single" w:color="FFCE00" w:sz="24" w:space="8"/>
+        </w:pBdr>
+        <w:shd w:fill="FFF8D6" w:val="clear"/>
+        <w:spacing w:after="180" w:before="120" w:line="280"/>
+        <w:ind w:left="160" w:right="160"/>
+      </w:pPr>
+      <w:r>
+        <w:rPr>
+          <w:b/>
+          <w:bCs/>
+        </w:rPr>
+        <w:t xml:space="preserve">Cómo se busca el artículo:  </w:t>
+      </w:r>
+      <w:r>
+        <w:t xml:space="preserve">la app primero compara el código tal cual (sin distinguir mayúsculas, guiones ni espacios, así que </w:t>
+      </w:r>
+      <w:r>
+        <w:rPr>
+          <w:rFonts w:ascii="Consolas" w:cs="Consolas" w:eastAsia="Consolas" w:hAnsi="Consolas"/>
+          <w:sz w:val="19"/>
+          <w:szCs w:val="19"/>
+          <w:shd w:fill="F3F1EC" w:val="clear"/>
+        </w:rPr>
+        <w:t xml:space="preserve">a170 70 18x</w:t>
+      </w:r>
+      <w:r>
+        <w:t xml:space="preserve"> encuentra a </w:t>
+      </w:r>
+      <w:r>
+        <w:rPr>
+          <w:rFonts w:ascii="Consolas" w:cs="Consolas" w:eastAsia="Consolas" w:hAnsi="Consolas"/>
+          <w:sz w:val="19"/>
+          <w:szCs w:val="19"/>
+          <w:shd w:fill="F3F1EC" w:val="clear"/>
+        </w:rPr>
+        <w:t xml:space="preserve">A170-70-18X</w:t>
+      </w:r>
+      <w:r>
+        <w:t xml:space="preserve">), luego revisa las equivalencias guardadas y por último busca si un código contiene al otro, siempre que sea la única coincidencia posible.</w:t>
+      </w:r>
+    </w:p>
+    <w:p>
+      <w:pPr>
+        <w:pStyle w:val="Heading2"/>
+      </w:pPr>
+      <w:r>
+        <w:t xml:space="preserve">3.5 Pausar y continuar</w:t>
+      </w:r>
+    </w:p>
+    <w:p>
+      <w:pPr>
+        <w:spacing w:after="120" w:line="290"/>
+      </w:pPr>
+      <w:r>
+        <w:t xml:space="preserve">El conteo se guarda solo en el dispositivo. Se puede cerrar la app, apagar el equipo y seguir después: en la pantalla de carga aparece la sección </w:t>
+      </w:r>
+      <w:r>
+        <w:rPr>
+          <w:b/>
+          <w:bCs/>
+        </w:rPr>
+        <w:t xml:space="preserve">Revisiones sin terminar</w:t>
+      </w:r>
+      <w:r>
+        <w:t xml:space="preserve"> con el avance de cada una. Con </w:t>
+      </w:r>
+      <w:r>
+        <w:rPr>
+          <w:b/>
+          <w:bCs/>
+        </w:rPr>
+        <w:t xml:space="preserve">Cerrar revisión</w:t>
+      </w:r>
+      <w:r>
+        <w:t xml:space="preserve"> se sale sin perder nada, y con la </w:t>
+      </w:r>
+      <w:r>
+        <w:rPr>
+          <w:b/>
+          <w:bCs/>
+        </w:rPr>
+        <w:t xml:space="preserve">×</w:t>
+      </w:r>
+      <w:r>
+        <w:t xml:space="preserve"> se borra una revisión que ya no se necesita.</w:t>
+      </w:r>
+    </w:p>
+    <w:p>
+      <w:pPr>
+        <w:pBdr>
+          <w:left w:val="single" w:color="FFCE00" w:sz="24" w:space="8"/>
+        </w:pBdr>
+        <w:shd w:fill="FFF8D6" w:val="clear"/>
+        <w:spacing w:after="180" w:before="120" w:line="280"/>
+        <w:ind w:left="160" w:right="160"/>
+      </w:pPr>
+      <w:r>
+        <w:rPr>
+          <w:b/>
+          <w:bCs/>
+        </w:rPr>
+        <w:t xml:space="preserve">Cada equipo lleva su propio conteo:  </w:t>
+      </w:r>
+      <w:r>
+        <w:t xml:space="preserve">si empiezas en la computadora, no puedes continuar en el celular. Conviene revisar cada factura en un solo dispositivo.</w:t>
+      </w:r>
+    </w:p>
+    <w:p>
+      <w:pPr>
+        <w:pStyle w:val="Heading2"/>
+      </w:pPr>
+      <w:r>
+        <w:t xml:space="preserve">3.6 Terminar: el reporte</w:t>
+      </w:r>
+    </w:p>
+    <w:p>
+      <w:pPr>
+        <w:spacing w:after="120" w:line="290"/>
+      </w:pPr>
+      <w:r>
+        <w:t xml:space="preserve">Al final, </w:t>
+      </w:r>
+      <w:r>
+        <w:rPr>
+          <w:b/>
+          <w:bCs/>
+        </w:rPr>
+        <w:t xml:space="preserve">Descargar reporte</w:t>
+      </w:r>
+      <w:r>
+        <w:t xml:space="preserve"> genera un Excel con un renglón por artículo:</w:t>
+      </w:r>
+    </w:p>
+    <w:tbl>
+      <w:tblPr>
+        <w:tblW w:type="dxa" w:w="9360"/>
+        <w:tblBorders>
+          <w:top w:val="single" w:color="auto" w:sz="4"/>
+          <w:left w:val="single" w:color="auto" w:sz="4"/>
+          <w:bottom w:val="single" w:color="auto" w:sz="4"/>
+          <w:right w:val="single" w:color="auto" w:sz="4"/>
+          <w:insideH w:val="single" w:color="auto" w:sz="4"/>
+          <w:insideV w:val="single" w:color="auto" w:sz="4"/>
+        </w:tblBorders>
+      </w:tblPr>
+      <w:tblGrid>
+        <w:gridCol w:w="2600"/>
+        <w:gridCol w:w="6760"/>
+      </w:tblGrid>
+      <w:tr>
+        <w:trPr>
+          <w:tblHeader/>
+        </w:trPr>
+        <w:tc>
+          <w:tcPr>
+            <w:tcW w:type="dxa" w:w="2600"/>
+            <w:tcBorders>
+              <w:top w:val="single" w:color="D9D5CC" w:sz="4"/>
+              <w:left w:val="single" w:color="D9D5CC" w:sz="4"/>
+              <w:bottom w:val="single" w:color="D9D5CC" w:sz="4"/>
+              <w:right w:val="single" w:color="D9D5CC" w:sz="4"/>
+            </w:tcBorders>
+            <w:shd w:fill="141414" w:val="clear"/>
+            <w:tcMar>
+              <w:top w:type="dxa" w:w="70"/>
+              <w:left w:type="dxa" w:w="110"/>
+              <w:bottom w:type="dxa" w:w="70"/>
+              <w:right w:type="dxa" w:w="110"/>
+            </w:tcMar>
+          </w:tcPr>
+          <w:p>
+            <w:pPr>
+              <w:spacing w:line="260"/>
+            </w:pPr>
+            <w:r>
+              <w:rPr>
+                <w:b/>
+                <w:bCs/>
+                <w:color w:val="FFCE00"/>
+                <w:sz w:val="19"/>
+                <w:szCs w:val="19"/>
+              </w:rPr>
+              <w:t xml:space="preserve">Columna</w:t>
+            </w:r>
+          </w:p>
+        </w:tc>
+        <w:tc>
+          <w:tcPr>
+            <w:tcW w:type="dxa" w:w="6760"/>
+            <w:tcBorders>
+              <w:top w:val="single" w:color="D9D5CC" w:sz="4"/>
+              <w:left w:val="single" w:color="D9D5CC" w:sz="4"/>
+              <w:bottom w:val="single" w:color="D9D5CC" w:sz="4"/>
+              <w:right w:val="single" w:color="D9D5CC" w:sz="4"/>
+            </w:tcBorders>
+            <w:shd w:fill="141414" w:val="clear"/>
+            <w:tcMar>
+              <w:top w:type="dxa" w:w="70"/>
+              <w:left w:type="dxa" w:w="110"/>
+              <w:bottom w:type="dxa" w:w="70"/>
+              <w:right w:type="dxa" w:w="110"/>
+            </w:tcMar>
+          </w:tcPr>
+          <w:p>
+            <w:pPr>
+              <w:spacing w:line="260"/>
+            </w:pPr>
+            <w:r>
+              <w:rPr>
+                <w:b/>
+                <w:bCs/>
+                <w:color w:val="FFCE00"/>
+                <w:sz w:val="19"/>
+                <w:szCs w:val="19"/>
+              </w:rPr>
+              <w:t xml:space="preserve">Qué trae</w:t>
+            </w:r>
+          </w:p>
+        </w:tc>
+      </w:tr>
+      <w:tr>
+        <w:trPr>
+          <w:cantSplit/>
+        </w:trPr>
+        <w:tc>
+          <w:tcPr>
+            <w:tcW w:type="dxa" w:w="2600"/>
+            <w:tcBorders>
+              <w:top w:val="single" w:color="D9D5CC" w:sz="4"/>
+              <w:left w:val="single" w:color="D9D5CC" w:sz="4"/>
+              <w:bottom w:val="single" w:color="D9D5CC" w:sz="4"/>
+              <w:right w:val="single" w:color="D9D5CC" w:sz="4"/>
+            </w:tcBorders>
+            <w:shd w:fill="FFFFFF" w:val="clear"/>
+            <w:tcMar>
+              <w:top w:type="dxa" w:w="70"/>
+              <w:left w:type="dxa" w:w="110"/>
+              <w:bottom w:type="dxa" w:w="70"/>
+              <w:right w:type="dxa" w:w="110"/>
+            </w:tcMar>
+          </w:tcPr>
+          <w:p>
+            <w:pPr>
+              <w:spacing w:line="260"/>
+            </w:pPr>
+            <w:r>
+              <w:rPr>
+                <w:sz w:val="19"/>
+                <w:szCs w:val="19"/>
+              </w:rPr>
+              <w:t xml:space="preserve">Artículo / Descripción</w:t>
+            </w:r>
+          </w:p>
+        </w:tc>
+        <w:tc>
+          <w:tcPr>
+            <w:tcW w:type="dxa" w:w="6760"/>
+            <w:tcBorders>
+              <w:top w:val="single" w:color="D9D5CC" w:sz="4"/>
+              <w:left w:val="single" w:color="D9D5CC" w:sz="4"/>
+              <w:bottom w:val="single" w:color="D9D5CC" w:sz="4"/>
+              <w:right w:val="single" w:color="D9D5CC" w:sz="4"/>
+            </w:tcBorders>
+            <w:shd w:fill="FFFFFF" w:val="clear"/>
+            <w:tcMar>
+              <w:top w:type="dxa" w:w="70"/>
+              <w:left w:type="dxa" w:w="110"/>
+              <w:bottom w:type="dxa" w:w="70"/>
+              <w:right w:type="dxa" w:w="110"/>
+            </w:tcMar>
+          </w:tcPr>
+          <w:p>
+            <w:pPr>
+              <w:spacing w:line="260"/>
+            </w:pPr>
+            <w:r>
+              <w:rPr>
+                <w:sz w:val="19"/>
+                <w:szCs w:val="19"/>
+              </w:rPr>
+              <w:t xml:space="preserve">Los de la factura.</w:t>
+            </w:r>
+          </w:p>
+        </w:tc>
+      </w:tr>
+      <w:tr>
+        <w:trPr>
+          <w:cantSplit/>
+        </w:trPr>
+        <w:tc>
+          <w:tcPr>
+            <w:tcW w:type="dxa" w:w="2600"/>
+            <w:tcBorders>
+              <w:top w:val="single" w:color="D9D5CC" w:sz="4"/>
+              <w:left w:val="single" w:color="D9D5CC" w:sz="4"/>
+              <w:bottom w:val="single" w:color="D9D5CC" w:sz="4"/>
+              <w:right w:val="single" w:color="D9D5CC" w:sz="4"/>
+            </w:tcBorders>
+            <w:shd w:fill="FAF9F6" w:val="clear"/>
+            <w:tcMar>
+              <w:top w:type="dxa" w:w="70"/>
+              <w:left w:type="dxa" w:w="110"/>
+              <w:bottom w:type="dxa" w:w="70"/>
+              <w:right w:type="dxa" w:w="110"/>
+            </w:tcMar>
+          </w:tcPr>
+          <w:p>
+            <w:pPr>
+              <w:spacing w:line="260"/>
+            </w:pPr>
+            <w:r>
+              <w:rPr>
+                <w:sz w:val="19"/>
+                <w:szCs w:val="19"/>
+              </w:rPr>
+              <w:t xml:space="preserve">Factura</w:t>
+            </w:r>
+          </w:p>
+        </w:tc>
+        <w:tc>
+          <w:tcPr>
+            <w:tcW w:type="dxa" w:w="6760"/>
+            <w:tcBorders>
+              <w:top w:val="single" w:color="D9D5CC" w:sz="4"/>
+              <w:left w:val="single" w:color="D9D5CC" w:sz="4"/>
+              <w:bottom w:val="single" w:color="D9D5CC" w:sz="4"/>
+              <w:right w:val="single" w:color="D9D5CC" w:sz="4"/>
+            </w:tcBorders>
+            <w:shd w:fill="FAF9F6" w:val="clear"/>
+            <w:tcMar>
+              <w:top w:type="dxa" w:w="70"/>
+              <w:left w:type="dxa" w:w="110"/>
+              <w:bottom w:type="dxa" w:w="70"/>
+              <w:right w:type="dxa" w:w="110"/>
+            </w:tcMar>
+          </w:tcPr>
+          <w:p>
+            <w:pPr>
+              <w:spacing w:line="260"/>
+            </w:pPr>
+            <w:r>
+              <w:rPr>
+                <w:sz w:val="19"/>
+                <w:szCs w:val="19"/>
+              </w:rPr>
+              <w:t xml:space="preserve">Piezas que dice la factura.</w:t>
+            </w:r>
+          </w:p>
+        </w:tc>
+      </w:tr>
+      <w:tr>
+        <w:trPr>
+          <w:cantSplit/>
+        </w:trPr>
+        <w:tc>
+          <w:tcPr>
+            <w:tcW w:type="dxa" w:w="2600"/>
+            <w:tcBorders>
+              <w:top w:val="single" w:color="D9D5CC" w:sz="4"/>
+              <w:left w:val="single" w:color="D9D5CC" w:sz="4"/>
+              <w:bottom w:val="single" w:color="D9D5CC" w:sz="4"/>
+              <w:right w:val="single" w:color="D9D5CC" w:sz="4"/>
+            </w:tcBorders>
+            <w:shd w:fill="FFFFFF" w:val="clear"/>
+            <w:tcMar>
+              <w:top w:type="dxa" w:w="70"/>
+              <w:left w:type="dxa" w:w="110"/>
+              <w:bottom w:type="dxa" w:w="70"/>
+              <w:right w:type="dxa" w:w="110"/>
+            </w:tcMar>
+          </w:tcPr>
+          <w:p>
+            <w:pPr>
+              <w:spacing w:line="260"/>
+            </w:pPr>
+            <w:r>
+              <w:rPr>
+                <w:sz w:val="19"/>
+                <w:szCs w:val="19"/>
+              </w:rPr>
+              <w:t xml:space="preserve">Contado</w:t>
+            </w:r>
+          </w:p>
+        </w:tc>
+        <w:tc>
+          <w:tcPr>
+            <w:tcW w:type="dxa" w:w="6760"/>
+            <w:tcBorders>
+              <w:top w:val="single" w:color="D9D5CC" w:sz="4"/>
+              <w:left w:val="single" w:color="D9D5CC" w:sz="4"/>
+              <w:bottom w:val="single" w:color="D9D5CC" w:sz="4"/>
+              <w:right w:val="single" w:color="D9D5CC" w:sz="4"/>
+            </w:tcBorders>
+            <w:shd w:fill="FFFFFF" w:val="clear"/>
+            <w:tcMar>
+              <w:top w:type="dxa" w:w="70"/>
+              <w:left w:type="dxa" w:w="110"/>
+              <w:bottom w:type="dxa" w:w="70"/>
+              <w:right w:type="dxa" w:w="110"/>
+            </w:tcMar>
+          </w:tcPr>
+          <w:p>
+            <w:pPr>
+              <w:spacing w:line="260"/>
+            </w:pPr>
+            <w:r>
+              <w:rPr>
+                <w:sz w:val="19"/>
+                <w:szCs w:val="19"/>
+              </w:rPr>
+              <w:t xml:space="preserve">Piezas que realmente llegaron.</w:t>
+            </w:r>
+          </w:p>
+        </w:tc>
+      </w:tr>
+      <w:tr>
+        <w:trPr>
+          <w:cantSplit/>
+        </w:trPr>
+        <w:tc>
+          <w:tcPr>
+            <w:tcW w:type="dxa" w:w="2600"/>
+            <w:tcBorders>
+              <w:top w:val="single" w:color="D9D5CC" w:sz="4"/>
+              <w:left w:val="single" w:color="D9D5CC" w:sz="4"/>
+              <w:bottom w:val="single" w:color="D9D5CC" w:sz="4"/>
+              <w:right w:val="single" w:color="D9D5CC" w:sz="4"/>
+            </w:tcBorders>
+            <w:shd w:fill="FAF9F6" w:val="clear"/>
+            <w:tcMar>
+              <w:top w:type="dxa" w:w="70"/>
+              <w:left w:type="dxa" w:w="110"/>
+              <w:bottom w:type="dxa" w:w="70"/>
+              <w:right w:type="dxa" w:w="110"/>
+            </w:tcMar>
+          </w:tcPr>
+          <w:p>
+            <w:pPr>
+              <w:spacing w:line="260"/>
+            </w:pPr>
+            <w:r>
+              <w:rPr>
+                <w:sz w:val="19"/>
+                <w:szCs w:val="19"/>
+              </w:rPr>
+              <w:t xml:space="preserve">Diferencia</w:t>
+            </w:r>
+          </w:p>
+        </w:tc>
+        <w:tc>
+          <w:tcPr>
+            <w:tcW w:type="dxa" w:w="6760"/>
+            <w:tcBorders>
+              <w:top w:val="single" w:color="D9D5CC" w:sz="4"/>
+              <w:left w:val="single" w:color="D9D5CC" w:sz="4"/>
+              <w:bottom w:val="single" w:color="D9D5CC" w:sz="4"/>
+              <w:right w:val="single" w:color="D9D5CC" w:sz="4"/>
+            </w:tcBorders>
+            <w:shd w:fill="FAF9F6" w:val="clear"/>
+            <w:tcMar>
+              <w:top w:type="dxa" w:w="70"/>
+              <w:left w:type="dxa" w:w="110"/>
+              <w:bottom w:type="dxa" w:w="70"/>
+              <w:right w:type="dxa" w:w="110"/>
+            </w:tcMar>
+          </w:tcPr>
+          <w:p>
+            <w:pPr>
+              <w:spacing w:line="260"/>
+            </w:pPr>
+            <w:r>
+              <w:rPr>
+                <w:sz w:val="19"/>
+                <w:szCs w:val="19"/>
+              </w:rPr>
+              <w:t xml:space="preserve">Contado menos factura (−4 faltaron cuatro, +1 llegó una de más).</w:t>
+            </w:r>
+          </w:p>
+        </w:tc>
+      </w:tr>
+      <w:tr>
+        <w:trPr>
+          <w:cantSplit/>
+        </w:trPr>
+        <w:tc>
+          <w:tcPr>
+            <w:tcW w:type="dxa" w:w="2600"/>
+            <w:tcBorders>
+              <w:top w:val="single" w:color="D9D5CC" w:sz="4"/>
+              <w:left w:val="single" w:color="D9D5CC" w:sz="4"/>
+              <w:bottom w:val="single" w:color="D9D5CC" w:sz="4"/>
+              <w:right w:val="single" w:color="D9D5CC" w:sz="4"/>
+            </w:tcBorders>
+            <w:shd w:fill="FFFFFF" w:val="clear"/>
+            <w:tcMar>
+              <w:top w:type="dxa" w:w="70"/>
+              <w:left w:type="dxa" w:w="110"/>
+              <w:bottom w:type="dxa" w:w="70"/>
+              <w:right w:type="dxa" w:w="110"/>
+            </w:tcMar>
+          </w:tcPr>
+          <w:p>
+            <w:pPr>
+              <w:spacing w:line="260"/>
+            </w:pPr>
+            <w:r>
+              <w:rPr>
+                <w:sz w:val="19"/>
+                <w:szCs w:val="19"/>
+              </w:rPr>
+              <w:t xml:space="preserve">Estado</w:t>
+            </w:r>
+          </w:p>
+        </w:tc>
+        <w:tc>
+          <w:tcPr>
+            <w:tcW w:type="dxa" w:w="6760"/>
+            <w:tcBorders>
+              <w:top w:val="single" w:color="D9D5CC" w:sz="4"/>
+              <w:left w:val="single" w:color="D9D5CC" w:sz="4"/>
+              <w:bottom w:val="single" w:color="D9D5CC" w:sz="4"/>
+              <w:right w:val="single" w:color="D9D5CC" w:sz="4"/>
+            </w:tcBorders>
+            <w:shd w:fill="FFFFFF" w:val="clear"/>
+            <w:tcMar>
+              <w:top w:type="dxa" w:w="70"/>
+              <w:left w:type="dxa" w:w="110"/>
+              <w:bottom w:type="dxa" w:w="70"/>
+              <w:right w:type="dxa" w:w="110"/>
+            </w:tcMar>
+          </w:tcPr>
+          <w:p>
+            <w:pPr>
+              <w:spacing w:line="260"/>
+            </w:pPr>
+            <w:r>
+              <w:rPr>
+                <w:sz w:val="19"/>
+                <w:szCs w:val="19"/>
+              </w:rPr>
+              <w:t xml:space="preserve">Correcto, Faltante, Sobrante o No facturado.</w:t>
+            </w:r>
+          </w:p>
+        </w:tc>
+      </w:tr>
+    </w:tbl>
+    <w:p>
+      <w:pPr>
+        <w:spacing w:after="120" w:line="290"/>
+      </w:pPr>
+      <w:r>
+        <w:rPr>
+          <w:b/>
+          <w:bCs/>
+        </w:rPr>
+        <w:t xml:space="preserve">Copiar reporte</w:t>
+      </w:r>
+      <w:r>
+        <w:t xml:space="preserve"> hace lo mismo pero al portapapeles, para pegarlo en un correo o en una hoja. Sirve como comprobante de la reclamación al proveedor.</w:t>
+      </w:r>
+    </w:p>
+    <w:p>
+      <w:pPr>
+        <w:spacing w:after="120" w:line="290"/>
+      </w:pPr>
+      <w:r>
+        <w:rPr>
+          <w:b/>
+          <w:bCs/>
+        </w:rPr>
+        <w:t xml:space="preserve">Reiniciar conteo</w:t>
+      </w:r>
+      <w:r>
+        <w:t xml:space="preserve"> pone todo en cero sin cerrar la factura, por si hay que volver a contar.</w:t>
+      </w:r>
+    </w:p>
+    <w:p>
+      <w:pPr>
+        <w:pStyle w:val="Heading2"/>
+      </w:pPr>
+      <w:r>
+        <w:t xml:space="preserve">3.7 En el celular</w:t>
+      </w:r>
+    </w:p>
+    <w:p>
+      <w:pPr>
+        <w:spacing w:after="60" w:before="120"/>
+        <w:jc w:val="center"/>
+      </w:pPr>
+      <w:r>
+        <w:drawing>
+          <wp:inline distT="0" distB="0" distL="0" distR="0">
+            <wp:extent cx="2286000" cy="4791075"/>
+            <wp:effectExtent t="0" r="0" b="0" l="0"/>
+            <wp:docPr id="1" name="13_recibo_movil.png" descr="La misma revisión en un celular." title="La misma revisión en un celular."/>
+            <wp:cNvGraphicFramePr>
+              <a:graphicFrameLocks xmlns:a="http://schemas.openxmlformats.org/drawingml/2006/main" noChangeAspect="1"/>
+            </wp:cNvGraphicFramePr>
+            <a:graphic xmlns:a="http://schemas.openxmlformats.org/drawingml/2006/main">
+              <a:graphicData uri="http://schemas.openxmlformats.org/drawingml/2006/picture">
+                <pic:pic xmlns:pic="http://schemas.openxmlformats.org/drawingml/2006/picture">
+                  <pic:nvPicPr>
+                    <pic:cNvPr id="0" name="" descr=""/>
+                    <pic:cNvPicPr>
+                      <a:picLocks noChangeAspect="1" noChangeArrowheads="1"/>
+                    </pic:cNvPicPr>
+                  </pic:nvPicPr>
+                  <pic:blipFill>
+                    <a:blip r:embed="rId22" cstate="none"/>
+                    <a:srcRect/>
+                    <a:stretch>
+                      <a:fillRect/>
+                    </a:stretch>
+                  </pic:blipFill>
+                  <pic:spPr bwMode="auto">
+                    <a:xfrm>
+                      <a:off x="0" y="0"/>
+                      <a:ext cx="2286000" cy="4791075"/>
+                    </a:xfrm>
+                    <a:prstGeom prst="rect">
+                      <a:avLst/>
+                    </a:prstGeom>
+                  </pic:spPr>
+                </pic:pic>
+              </a:graphicData>
+            </a:graphic>
+          </wp:inline>
+        </w:drawing>
+      </w:r>
+    </w:p>
+    <w:p>
+      <w:pPr>
+        <w:spacing w:after="200"/>
+        <w:jc w:val="center"/>
+      </w:pPr>
+      <w:r>
+        <w:rPr>
+          <w:i/>
+          <w:iCs/>
+          <w:color w:val="5F5A52"/>
+          <w:sz w:val="18"/>
+          <w:szCs w:val="18"/>
+        </w:rPr>
+        <w:t xml:space="preserve">Figura 13. La misma revisión en un celular.</w:t>
+      </w:r>
+    </w:p>
+    <w:p>
+      <w:pPr>
+        <w:spacing w:after="120" w:line="290"/>
+      </w:pPr>
+      <w:r>
+        <w:t xml:space="preserve">La pantalla se acomoda sola: botones más grandes para tocar con guantes y el marcador en dos renglones. Conviene instalarla como app (ver 2.2) para abrirla desde el ícono y que funcione aunque no haya señal en la bodega.</w:t>
+      </w:r>
+    </w:p>
+    <w:p>
+      <w:pPr>
+        <w:pStyle w:val="Heading1"/>
+        <w:pageBreakBefore/>
+      </w:pPr>
+      <w:r>
+        <w:t xml:space="preserve">4. Documentación técnica</w:t>
+      </w:r>
+    </w:p>
+    <w:p>
+      <w:pPr>
+        <w:pStyle w:val="Heading2"/>
+      </w:pPr>
+      <w:r>
+        <w:t xml:space="preserve">4.1 Arquitectura</w:t>
       </w:r>
     </w:p>
     <w:p>
@@ -7620,7 +9854,7 @@
         <w:pStyle w:val="Heading2"/>
       </w:pPr>
       <w:r>
-        <w:t xml:space="preserve">3.2 Estructura de archivos</w:t>
+        <w:t xml:space="preserve">4.2 Estructura de archivos</w:t>
       </w:r>
     </w:p>
     <w:tbl>
@@ -8559,7 +10793,7 @@
                 <w:szCs w:val="19"/>
                 <w:shd w:fill="F3F1EC" w:val="clear"/>
               </w:rPr>
-              <w:t xml:space="preserve">sw.js</w:t>
+              <w:t xml:space="preserve">recibo.html</w:t>
             </w:r>
           </w:p>
         </w:tc>
@@ -8589,7 +10823,7 @@
                 <w:sz w:val="19"/>
                 <w:szCs w:val="19"/>
               </w:rPr>
-              <w:t xml:space="preserve">Service worker: copia local para instalación y uso sin internet.</w:t>
+              <w:t xml:space="preserve">Página de revisión de mercancía.</w:t>
             </w:r>
           </w:p>
         </w:tc>
@@ -8626,7 +10860,7 @@
                 <w:szCs w:val="19"/>
                 <w:shd w:fill="F3F1EC" w:val="clear"/>
               </w:rPr>
-              <w:t xml:space="preserve">manifest.webmanifest</w:t>
+              <w:t xml:space="preserve">css/recibo.css</w:t>
             </w:r>
           </w:p>
         </w:tc>
@@ -8656,7 +10890,7 @@
                 <w:sz w:val="19"/>
                 <w:szCs w:val="19"/>
               </w:rPr>
-              <w:t xml:space="preserve">Nombre, colores e íconos de la app instalada.</w:t>
+              <w:t xml:space="preserve">Estilos de esa página (marcador, tarjetas de conteo, ventana).</w:t>
             </w:r>
           </w:p>
         </w:tc>
@@ -8693,7 +10927,7 @@
                 <w:szCs w:val="19"/>
                 <w:shd w:fill="F3F1EC" w:val="clear"/>
               </w:rPr>
-              <w:t xml:space="preserve">img/</w:t>
+              <w:t xml:space="preserve">js/recibo-conteo.js</w:t>
             </w:r>
           </w:p>
         </w:tc>
@@ -8723,7 +10957,7 @@
                 <w:sz w:val="19"/>
                 <w:szCs w:val="19"/>
               </w:rPr>
-              <w:t xml:space="preserve">Logo de la cabecera, íconos (192, 512, maskable, iPhone) y favicon.</w:t>
+              <w:t xml:space="preserve">Motor del conteo: partidas, equivalencias de códigos y guardado.</w:t>
             </w:r>
           </w:p>
         </w:tc>
@@ -8760,6 +10994,341 @@
                 <w:szCs w:val="19"/>
                 <w:shd w:fill="F3F1EC" w:val="clear"/>
               </w:rPr>
+              <w:t xml:space="preserve">js/recibo-escaner.js</w:t>
+            </w:r>
+          </w:p>
+        </w:tc>
+        <w:tc>
+          <w:tcPr>
+            <w:tcW w:type="dxa" w:w="6560"/>
+            <w:tcBorders>
+              <w:top w:val="single" w:color="D9D5CC" w:sz="4"/>
+              <w:left w:val="single" w:color="D9D5CC" w:sz="4"/>
+              <w:bottom w:val="single" w:color="D9D5CC" w:sz="4"/>
+              <w:right w:val="single" w:color="D9D5CC" w:sz="4"/>
+            </w:tcBorders>
+            <w:shd w:fill="FFFFFF" w:val="clear"/>
+            <w:tcMar>
+              <w:top w:type="dxa" w:w="70"/>
+              <w:left w:type="dxa" w:w="110"/>
+              <w:bottom w:type="dxa" w:w="70"/>
+              <w:right w:type="dxa" w:w="110"/>
+            </w:tcMar>
+          </w:tcPr>
+          <w:p>
+            <w:pPr>
+              <w:spacing w:line="260"/>
+            </w:pPr>
+            <w:r>
+              <w:rPr>
+                <w:sz w:val="19"/>
+                <w:szCs w:val="19"/>
+              </w:rPr>
+              <w:t xml:space="preserve">Pistola, cámara, sonido y vibración.</w:t>
+            </w:r>
+          </w:p>
+        </w:tc>
+      </w:tr>
+      <w:tr>
+        <w:trPr>
+          <w:cantSplit/>
+        </w:trPr>
+        <w:tc>
+          <w:tcPr>
+            <w:tcW w:type="dxa" w:w="2800"/>
+            <w:tcBorders>
+              <w:top w:val="single" w:color="D9D5CC" w:sz="4"/>
+              <w:left w:val="single" w:color="D9D5CC" w:sz="4"/>
+              <w:bottom w:val="single" w:color="D9D5CC" w:sz="4"/>
+              <w:right w:val="single" w:color="D9D5CC" w:sz="4"/>
+            </w:tcBorders>
+            <w:shd w:fill="FAF9F6" w:val="clear"/>
+            <w:tcMar>
+              <w:top w:type="dxa" w:w="70"/>
+              <w:left w:type="dxa" w:w="110"/>
+              <w:bottom w:type="dxa" w:w="70"/>
+              <w:right w:type="dxa" w:w="110"/>
+            </w:tcMar>
+          </w:tcPr>
+          <w:p>
+            <w:pPr>
+              <w:spacing w:line="260"/>
+            </w:pPr>
+            <w:r>
+              <w:rPr>
+                <w:rFonts w:ascii="Consolas" w:cs="Consolas" w:eastAsia="Consolas" w:hAnsi="Consolas"/>
+                <w:sz w:val="19"/>
+                <w:szCs w:val="19"/>
+                <w:shd w:fill="F3F1EC" w:val="clear"/>
+              </w:rPr>
+              <w:t xml:space="preserve">js/recibo-app.js</w:t>
+            </w:r>
+          </w:p>
+        </w:tc>
+        <w:tc>
+          <w:tcPr>
+            <w:tcW w:type="dxa" w:w="6560"/>
+            <w:tcBorders>
+              <w:top w:val="single" w:color="D9D5CC" w:sz="4"/>
+              <w:left w:val="single" w:color="D9D5CC" w:sz="4"/>
+              <w:bottom w:val="single" w:color="D9D5CC" w:sz="4"/>
+              <w:right w:val="single" w:color="D9D5CC" w:sz="4"/>
+            </w:tcBorders>
+            <w:shd w:fill="FAF9F6" w:val="clear"/>
+            <w:tcMar>
+              <w:top w:type="dxa" w:w="70"/>
+              <w:left w:type="dxa" w:w="110"/>
+              <w:bottom w:type="dxa" w:w="70"/>
+              <w:right w:type="dxa" w:w="110"/>
+            </w:tcMar>
+          </w:tcPr>
+          <w:p>
+            <w:pPr>
+              <w:spacing w:line="260"/>
+            </w:pPr>
+            <w:r>
+              <w:rPr>
+                <w:sz w:val="19"/>
+                <w:szCs w:val="19"/>
+              </w:rPr>
+              <w:t xml:space="preserve">Pantalla y eventos de la revisión.</w:t>
+            </w:r>
+          </w:p>
+        </w:tc>
+      </w:tr>
+      <w:tr>
+        <w:trPr>
+          <w:cantSplit/>
+        </w:trPr>
+        <w:tc>
+          <w:tcPr>
+            <w:tcW w:type="dxa" w:w="2800"/>
+            <w:tcBorders>
+              <w:top w:val="single" w:color="D9D5CC" w:sz="4"/>
+              <w:left w:val="single" w:color="D9D5CC" w:sz="4"/>
+              <w:bottom w:val="single" w:color="D9D5CC" w:sz="4"/>
+              <w:right w:val="single" w:color="D9D5CC" w:sz="4"/>
+            </w:tcBorders>
+            <w:shd w:fill="FFFFFF" w:val="clear"/>
+            <w:tcMar>
+              <w:top w:type="dxa" w:w="70"/>
+              <w:left w:type="dxa" w:w="110"/>
+              <w:bottom w:type="dxa" w:w="70"/>
+              <w:right w:type="dxa" w:w="110"/>
+            </w:tcMar>
+          </w:tcPr>
+          <w:p>
+            <w:pPr>
+              <w:spacing w:line="260"/>
+            </w:pPr>
+            <w:r>
+              <w:rPr>
+                <w:rFonts w:ascii="Consolas" w:cs="Consolas" w:eastAsia="Consolas" w:hAnsi="Consolas"/>
+                <w:sz w:val="19"/>
+                <w:szCs w:val="19"/>
+                <w:shd w:fill="F3F1EC" w:val="clear"/>
+              </w:rPr>
+              <w:t xml:space="preserve">sw.js</w:t>
+            </w:r>
+          </w:p>
+        </w:tc>
+        <w:tc>
+          <w:tcPr>
+            <w:tcW w:type="dxa" w:w="6560"/>
+            <w:tcBorders>
+              <w:top w:val="single" w:color="D9D5CC" w:sz="4"/>
+              <w:left w:val="single" w:color="D9D5CC" w:sz="4"/>
+              <w:bottom w:val="single" w:color="D9D5CC" w:sz="4"/>
+              <w:right w:val="single" w:color="D9D5CC" w:sz="4"/>
+            </w:tcBorders>
+            <w:shd w:fill="FFFFFF" w:val="clear"/>
+            <w:tcMar>
+              <w:top w:type="dxa" w:w="70"/>
+              <w:left w:type="dxa" w:w="110"/>
+              <w:bottom w:type="dxa" w:w="70"/>
+              <w:right w:type="dxa" w:w="110"/>
+            </w:tcMar>
+          </w:tcPr>
+          <w:p>
+            <w:pPr>
+              <w:spacing w:line="260"/>
+            </w:pPr>
+            <w:r>
+              <w:rPr>
+                <w:sz w:val="19"/>
+                <w:szCs w:val="19"/>
+              </w:rPr>
+              <w:t xml:space="preserve">Service worker: copia local para instalación y uso sin internet.</w:t>
+            </w:r>
+          </w:p>
+        </w:tc>
+      </w:tr>
+      <w:tr>
+        <w:trPr>
+          <w:cantSplit/>
+        </w:trPr>
+        <w:tc>
+          <w:tcPr>
+            <w:tcW w:type="dxa" w:w="2800"/>
+            <w:tcBorders>
+              <w:top w:val="single" w:color="D9D5CC" w:sz="4"/>
+              <w:left w:val="single" w:color="D9D5CC" w:sz="4"/>
+              <w:bottom w:val="single" w:color="D9D5CC" w:sz="4"/>
+              <w:right w:val="single" w:color="D9D5CC" w:sz="4"/>
+            </w:tcBorders>
+            <w:shd w:fill="FAF9F6" w:val="clear"/>
+            <w:tcMar>
+              <w:top w:type="dxa" w:w="70"/>
+              <w:left w:type="dxa" w:w="110"/>
+              <w:bottom w:type="dxa" w:w="70"/>
+              <w:right w:type="dxa" w:w="110"/>
+            </w:tcMar>
+          </w:tcPr>
+          <w:p>
+            <w:pPr>
+              <w:spacing w:line="260"/>
+            </w:pPr>
+            <w:r>
+              <w:rPr>
+                <w:rFonts w:ascii="Consolas" w:cs="Consolas" w:eastAsia="Consolas" w:hAnsi="Consolas"/>
+                <w:sz w:val="19"/>
+                <w:szCs w:val="19"/>
+                <w:shd w:fill="F3F1EC" w:val="clear"/>
+              </w:rPr>
+              <w:t xml:space="preserve">manifest.webmanifest</w:t>
+            </w:r>
+          </w:p>
+        </w:tc>
+        <w:tc>
+          <w:tcPr>
+            <w:tcW w:type="dxa" w:w="6560"/>
+            <w:tcBorders>
+              <w:top w:val="single" w:color="D9D5CC" w:sz="4"/>
+              <w:left w:val="single" w:color="D9D5CC" w:sz="4"/>
+              <w:bottom w:val="single" w:color="D9D5CC" w:sz="4"/>
+              <w:right w:val="single" w:color="D9D5CC" w:sz="4"/>
+            </w:tcBorders>
+            <w:shd w:fill="FAF9F6" w:val="clear"/>
+            <w:tcMar>
+              <w:top w:type="dxa" w:w="70"/>
+              <w:left w:type="dxa" w:w="110"/>
+              <w:bottom w:type="dxa" w:w="70"/>
+              <w:right w:type="dxa" w:w="110"/>
+            </w:tcMar>
+          </w:tcPr>
+          <w:p>
+            <w:pPr>
+              <w:spacing w:line="260"/>
+            </w:pPr>
+            <w:r>
+              <w:rPr>
+                <w:sz w:val="19"/>
+                <w:szCs w:val="19"/>
+              </w:rPr>
+              <w:t xml:space="preserve">Nombre, colores e íconos de la app instalada.</w:t>
+            </w:r>
+          </w:p>
+        </w:tc>
+      </w:tr>
+      <w:tr>
+        <w:trPr>
+          <w:cantSplit/>
+        </w:trPr>
+        <w:tc>
+          <w:tcPr>
+            <w:tcW w:type="dxa" w:w="2800"/>
+            <w:tcBorders>
+              <w:top w:val="single" w:color="D9D5CC" w:sz="4"/>
+              <w:left w:val="single" w:color="D9D5CC" w:sz="4"/>
+              <w:bottom w:val="single" w:color="D9D5CC" w:sz="4"/>
+              <w:right w:val="single" w:color="D9D5CC" w:sz="4"/>
+            </w:tcBorders>
+            <w:shd w:fill="FFFFFF" w:val="clear"/>
+            <w:tcMar>
+              <w:top w:type="dxa" w:w="70"/>
+              <w:left w:type="dxa" w:w="110"/>
+              <w:bottom w:type="dxa" w:w="70"/>
+              <w:right w:type="dxa" w:w="110"/>
+            </w:tcMar>
+          </w:tcPr>
+          <w:p>
+            <w:pPr>
+              <w:spacing w:line="260"/>
+            </w:pPr>
+            <w:r>
+              <w:rPr>
+                <w:rFonts w:ascii="Consolas" w:cs="Consolas" w:eastAsia="Consolas" w:hAnsi="Consolas"/>
+                <w:sz w:val="19"/>
+                <w:szCs w:val="19"/>
+                <w:shd w:fill="F3F1EC" w:val="clear"/>
+              </w:rPr>
+              <w:t xml:space="preserve">img/</w:t>
+            </w:r>
+          </w:p>
+        </w:tc>
+        <w:tc>
+          <w:tcPr>
+            <w:tcW w:type="dxa" w:w="6560"/>
+            <w:tcBorders>
+              <w:top w:val="single" w:color="D9D5CC" w:sz="4"/>
+              <w:left w:val="single" w:color="D9D5CC" w:sz="4"/>
+              <w:bottom w:val="single" w:color="D9D5CC" w:sz="4"/>
+              <w:right w:val="single" w:color="D9D5CC" w:sz="4"/>
+            </w:tcBorders>
+            <w:shd w:fill="FFFFFF" w:val="clear"/>
+            <w:tcMar>
+              <w:top w:type="dxa" w:w="70"/>
+              <w:left w:type="dxa" w:w="110"/>
+              <w:bottom w:type="dxa" w:w="70"/>
+              <w:right w:type="dxa" w:w="110"/>
+            </w:tcMar>
+          </w:tcPr>
+          <w:p>
+            <w:pPr>
+              <w:spacing w:line="260"/>
+            </w:pPr>
+            <w:r>
+              <w:rPr>
+                <w:sz w:val="19"/>
+                <w:szCs w:val="19"/>
+              </w:rPr>
+              <w:t xml:space="preserve">Logo de la cabecera, íconos (192, 512, maskable, iPhone) y favicon.</w:t>
+            </w:r>
+          </w:p>
+        </w:tc>
+      </w:tr>
+      <w:tr>
+        <w:trPr>
+          <w:cantSplit/>
+        </w:trPr>
+        <w:tc>
+          <w:tcPr>
+            <w:tcW w:type="dxa" w:w="2800"/>
+            <w:tcBorders>
+              <w:top w:val="single" w:color="D9D5CC" w:sz="4"/>
+              <w:left w:val="single" w:color="D9D5CC" w:sz="4"/>
+              <w:bottom w:val="single" w:color="D9D5CC" w:sz="4"/>
+              <w:right w:val="single" w:color="D9D5CC" w:sz="4"/>
+            </w:tcBorders>
+            <w:shd w:fill="FAF9F6" w:val="clear"/>
+            <w:tcMar>
+              <w:top w:type="dxa" w:w="70"/>
+              <w:left w:type="dxa" w:w="110"/>
+              <w:bottom w:type="dxa" w:w="70"/>
+              <w:right w:type="dxa" w:w="110"/>
+            </w:tcMar>
+          </w:tcPr>
+          <w:p>
+            <w:pPr>
+              <w:spacing w:line="260"/>
+            </w:pPr>
+            <w:r>
+              <w:rPr>
+                <w:rFonts w:ascii="Consolas" w:cs="Consolas" w:eastAsia="Consolas" w:hAnsi="Consolas"/>
+                <w:sz w:val="19"/>
+                <w:szCs w:val="19"/>
+                <w:shd w:fill="F3F1EC" w:val="clear"/>
+              </w:rPr>
               <w:t xml:space="preserve">README.md</w:t>
             </w:r>
           </w:p>
@@ -8773,7 +11342,7 @@
               <w:bottom w:val="single" w:color="D9D5CC" w:sz="4"/>
               <w:right w:val="single" w:color="D9D5CC" w:sz="4"/>
             </w:tcBorders>
-            <w:shd w:fill="FFFFFF" w:val="clear"/>
+            <w:shd w:fill="FAF9F6" w:val="clear"/>
             <w:tcMar>
               <w:top w:type="dxa" w:w="70"/>
               <w:left w:type="dxa" w:w="110"/>
@@ -8801,7 +11370,7 @@
         <w:pStyle w:val="Heading2"/>
       </w:pPr>
       <w:r>
-        <w:t xml:space="preserve">3.3 Orden de carga y dependencias</w:t>
+        <w:t xml:space="preserve">4.3 Orden de carga y dependencias</w:t>
       </w:r>
     </w:p>
     <w:p>
@@ -8957,7 +11526,7 @@
     <w:p>
       <w:pPr>
         <w:shd w:fill="F3F1EC" w:val="clear"/>
-        <w:spacing w:after="160" w:before="0" w:line="250"/>
+        <w:spacing w:after="0" w:before="0" w:line="250"/>
         <w:ind w:left="160" w:right="160"/>
       </w:pPr>
       <w:r>
@@ -8967,6 +11536,51 @@
           <w:szCs w:val="18"/>
         </w:rPr>
         <w:t xml:space="preserve">&lt;script src="js/pwa.js"&gt;&lt;/script&gt;         ← utilidades</w:t>
+      </w:r>
+    </w:p>
+    <w:p>
+      <w:pPr>
+        <w:shd w:fill="F3F1EC" w:val="clear"/>
+        <w:spacing w:after="0" w:before="0" w:line="250"/>
+        <w:ind w:left="160" w:right="160"/>
+      </w:pPr>
+      <w:r>
+        <w:rPr>
+          <w:rFonts w:ascii="Consolas" w:cs="Consolas" w:eastAsia="Consolas" w:hAnsi="Consolas"/>
+          <w:sz w:val="18"/>
+          <w:szCs w:val="18"/>
+        </w:rPr>
+        <w:t xml:space="preserve"> </w:t>
+      </w:r>
+    </w:p>
+    <w:p>
+      <w:pPr>
+        <w:shd w:fill="F3F1EC" w:val="clear"/>
+        <w:spacing w:after="0" w:before="0" w:line="250"/>
+        <w:ind w:left="160" w:right="160"/>
+      </w:pPr>
+      <w:r>
+        <w:rPr>
+          <w:rFonts w:ascii="Consolas" w:cs="Consolas" w:eastAsia="Consolas" w:hAnsi="Consolas"/>
+          <w:sz w:val="18"/>
+          <w:szCs w:val="18"/>
+        </w:rPr>
+        <w:t xml:space="preserve">recibo.html carga: utilidades, campos, cfdi, xlsx,</w:t>
+      </w:r>
+    </w:p>
+    <w:p>
+      <w:pPr>
+        <w:shd w:fill="F3F1EC" w:val="clear"/>
+        <w:spacing w:after="160" w:before="0" w:line="250"/>
+        <w:ind w:left="160" w:right="160"/>
+      </w:pPr>
+      <w:r>
+        <w:rPr>
+          <w:rFonts w:ascii="Consolas" w:cs="Consolas" w:eastAsia="Consolas" w:hAnsi="Consolas"/>
+          <w:sz w:val="18"/>
+          <w:szCs w:val="18"/>
+        </w:rPr>
+        <w:t xml:space="preserve">                   recibo-conteo, recibo-escaner, recibo-app, pwa</w:t>
       </w:r>
     </w:p>
     <w:p>
@@ -9030,7 +11644,7 @@
         <w:pStyle w:val="Heading2"/>
       </w:pPr>
       <w:r>
-        <w:t xml:space="preserve">3.4 Modelo de datos</w:t>
+        <w:t xml:space="preserve">4.4 Modelo de datos</w:t>
       </w:r>
     </w:p>
     <w:p>
@@ -11228,7 +13842,7 @@
         <w:pStyle w:val="Heading2"/>
       </w:pPr>
       <w:r>
-        <w:t xml:space="preserve">3.5 Lectura del CFDI</w:t>
+        <w:t xml:space="preserve">4.5 Lectura del CFDI</w:t>
       </w:r>
     </w:p>
     <w:p>
@@ -11265,7 +13879,7 @@
         <w:pStyle w:val="ListParagraph"/>
         <w:numPr>
           <w:ilvl w:val="0"/>
-          <w:numId w:val="6"/>
+          <w:numId w:val="8"/>
         </w:numPr>
         <w:spacing w:after="60" w:line="280"/>
       </w:pPr>
@@ -11302,7 +13916,7 @@
         <w:pStyle w:val="ListParagraph"/>
         <w:numPr>
           <w:ilvl w:val="0"/>
-          <w:numId w:val="6"/>
+          <w:numId w:val="8"/>
         </w:numPr>
         <w:spacing w:after="60" w:line="280"/>
       </w:pPr>
@@ -11387,7 +14001,7 @@
         <w:pStyle w:val="ListParagraph"/>
         <w:numPr>
           <w:ilvl w:val="0"/>
-          <w:numId w:val="6"/>
+          <w:numId w:val="8"/>
         </w:numPr>
         <w:spacing w:after="60" w:line="280"/>
       </w:pPr>
@@ -11424,7 +14038,7 @@
         <w:pStyle w:val="ListParagraph"/>
         <w:numPr>
           <w:ilvl w:val="0"/>
-          <w:numId w:val="6"/>
+          <w:numId w:val="8"/>
         </w:numPr>
         <w:spacing w:after="60" w:line="280"/>
       </w:pPr>
@@ -11437,7 +14051,7 @@
         <w:pStyle w:val="ListParagraph"/>
         <w:numPr>
           <w:ilvl w:val="0"/>
-          <w:numId w:val="6"/>
+          <w:numId w:val="8"/>
         </w:numPr>
         <w:spacing w:after="60" w:line="280"/>
       </w:pPr>
@@ -11498,7 +14112,7 @@
         <w:pStyle w:val="ListParagraph"/>
         <w:numPr>
           <w:ilvl w:val="0"/>
-          <w:numId w:val="6"/>
+          <w:numId w:val="8"/>
         </w:numPr>
         <w:spacing w:after="60" w:line="280"/>
       </w:pPr>
@@ -11523,7 +14137,7 @@
         <w:pStyle w:val="ListParagraph"/>
         <w:numPr>
           <w:ilvl w:val="0"/>
-          <w:numId w:val="6"/>
+          <w:numId w:val="8"/>
         </w:numPr>
         <w:spacing w:after="60" w:line="280"/>
       </w:pPr>
@@ -11592,7 +14206,7 @@
         <w:pStyle w:val="Heading2"/>
       </w:pPr>
       <w:r>
-        <w:t xml:space="preserve">3.6 Fórmulas</w:t>
+        <w:t xml:space="preserve">4.6 Fórmulas</w:t>
       </w:r>
     </w:p>
     <w:tbl>
@@ -12034,7 +14648,7 @@
         <w:pStyle w:val="Heading2"/>
       </w:pPr>
       <w:r>
-        <w:t xml:space="preserve">3.7 Formatos de salida</w:t>
+        <w:t xml:space="preserve">4.7 Formatos de salida</w:t>
       </w:r>
     </w:p>
     <w:p>
@@ -12592,7 +15206,7 @@
         <w:pStyle w:val="Heading2"/>
       </w:pPr>
       <w:r>
-        <w:t xml:space="preserve">3.8 Generación del Excel y la plantilla</w:t>
+        <w:t xml:space="preserve">4.8 Generación del Excel y la plantilla</w:t>
       </w:r>
     </w:p>
     <w:p>
@@ -12849,7 +15463,7 @@
         <w:pStyle w:val="Heading2"/>
       </w:pPr>
       <w:r>
-        <w:t xml:space="preserve">3.9 Datos guardados en el navegador</w:t>
+        <w:t xml:space="preserve">4.9 Datos guardados en el navegador</w:t>
       </w:r>
     </w:p>
     <w:tbl>
@@ -13038,6 +15652,140 @@
                 <w:szCs w:val="19"/>
                 <w:shd w:fill="F3F1EC" w:val="clear"/>
               </w:rPr>
+              <w:t xml:space="preserve">recibo:conteo:&lt;UUID&gt;</w:t>
+            </w:r>
+          </w:p>
+        </w:tc>
+        <w:tc>
+          <w:tcPr>
+            <w:tcW w:type="dxa" w:w="6360"/>
+            <w:tcBorders>
+              <w:top w:val="single" w:color="D9D5CC" w:sz="4"/>
+              <w:left w:val="single" w:color="D9D5CC" w:sz="4"/>
+              <w:bottom w:val="single" w:color="D9D5CC" w:sz="4"/>
+              <w:right w:val="single" w:color="D9D5CC" w:sz="4"/>
+            </w:tcBorders>
+            <w:shd w:fill="FAF9F6" w:val="clear"/>
+            <w:tcMar>
+              <w:top w:type="dxa" w:w="70"/>
+              <w:left w:type="dxa" w:w="110"/>
+              <w:bottom w:type="dxa" w:w="70"/>
+              <w:right w:type="dxa" w:w="110"/>
+            </w:tcMar>
+          </w:tcPr>
+          <w:p>
+            <w:pPr>
+              <w:spacing w:line="260"/>
+            </w:pPr>
+            <w:r>
+              <w:rPr>
+                <w:sz w:val="19"/>
+                <w:szCs w:val="19"/>
+              </w:rPr>
+              <w:t xml:space="preserve">Avance del conteo de esa factura: piezas contadas y mercancía no facturada.</w:t>
+            </w:r>
+          </w:p>
+        </w:tc>
+      </w:tr>
+      <w:tr>
+        <w:trPr>
+          <w:cantSplit/>
+        </w:trPr>
+        <w:tc>
+          <w:tcPr>
+            <w:tcW w:type="dxa" w:w="3000"/>
+            <w:tcBorders>
+              <w:top w:val="single" w:color="D9D5CC" w:sz="4"/>
+              <w:left w:val="single" w:color="D9D5CC" w:sz="4"/>
+              <w:bottom w:val="single" w:color="D9D5CC" w:sz="4"/>
+              <w:right w:val="single" w:color="D9D5CC" w:sz="4"/>
+            </w:tcBorders>
+            <w:shd w:fill="FFFFFF" w:val="clear"/>
+            <w:tcMar>
+              <w:top w:type="dxa" w:w="70"/>
+              <w:left w:type="dxa" w:w="110"/>
+              <w:bottom w:type="dxa" w:w="70"/>
+              <w:right w:type="dxa" w:w="110"/>
+            </w:tcMar>
+          </w:tcPr>
+          <w:p>
+            <w:pPr>
+              <w:spacing w:line="260"/>
+            </w:pPr>
+            <w:r>
+              <w:rPr>
+                <w:rFonts w:ascii="Consolas" w:cs="Consolas" w:eastAsia="Consolas" w:hAnsi="Consolas"/>
+                <w:sz w:val="19"/>
+                <w:szCs w:val="19"/>
+                <w:shd w:fill="F3F1EC" w:val="clear"/>
+              </w:rPr>
+              <w:t xml:space="preserve">recibo:alias:&lt;RFC&gt;</w:t>
+            </w:r>
+          </w:p>
+        </w:tc>
+        <w:tc>
+          <w:tcPr>
+            <w:tcW w:type="dxa" w:w="6360"/>
+            <w:tcBorders>
+              <w:top w:val="single" w:color="D9D5CC" w:sz="4"/>
+              <w:left w:val="single" w:color="D9D5CC" w:sz="4"/>
+              <w:bottom w:val="single" w:color="D9D5CC" w:sz="4"/>
+              <w:right w:val="single" w:color="D9D5CC" w:sz="4"/>
+            </w:tcBorders>
+            <w:shd w:fill="FFFFFF" w:val="clear"/>
+            <w:tcMar>
+              <w:top w:type="dxa" w:w="70"/>
+              <w:left w:type="dxa" w:w="110"/>
+              <w:bottom w:type="dxa" w:w="70"/>
+              <w:right w:type="dxa" w:w="110"/>
+            </w:tcMar>
+          </w:tcPr>
+          <w:p>
+            <w:pPr>
+              <w:spacing w:line="260"/>
+            </w:pPr>
+            <w:r>
+              <w:rPr>
+                <w:sz w:val="19"/>
+                <w:szCs w:val="19"/>
+              </w:rPr>
+              <w:t xml:space="preserve">Equivalencias entre códigos de barras y códigos de la factura, por proveedor.</w:t>
+            </w:r>
+          </w:p>
+        </w:tc>
+      </w:tr>
+      <w:tr>
+        <w:trPr>
+          <w:cantSplit/>
+        </w:trPr>
+        <w:tc>
+          <w:tcPr>
+            <w:tcW w:type="dxa" w:w="3000"/>
+            <w:tcBorders>
+              <w:top w:val="single" w:color="D9D5CC" w:sz="4"/>
+              <w:left w:val="single" w:color="D9D5CC" w:sz="4"/>
+              <w:bottom w:val="single" w:color="D9D5CC" w:sz="4"/>
+              <w:right w:val="single" w:color="D9D5CC" w:sz="4"/>
+            </w:tcBorders>
+            <w:shd w:fill="FAF9F6" w:val="clear"/>
+            <w:tcMar>
+              <w:top w:type="dxa" w:w="70"/>
+              <w:left w:type="dxa" w:w="110"/>
+              <w:bottom w:type="dxa" w:w="70"/>
+              <w:right w:type="dxa" w:w="110"/>
+            </w:tcMar>
+          </w:tcPr>
+          <w:p>
+            <w:pPr>
+              <w:spacing w:line="260"/>
+            </w:pPr>
+            <w:r>
+              <w:rPr>
+                <w:rFonts w:ascii="Consolas" w:cs="Consolas" w:eastAsia="Consolas" w:hAnsi="Consolas"/>
+                <w:sz w:val="19"/>
+                <w:szCs w:val="19"/>
+                <w:shd w:fill="F3F1EC" w:val="clear"/>
+              </w:rPr>
               <w:t xml:space="preserve">lectorxml:&lt;RFC&gt;</w:t>
             </w:r>
           </w:p>
@@ -13103,7 +15851,7 @@
         <w:pStyle w:val="Heading2"/>
       </w:pPr>
       <w:r>
-        <w:t xml:space="preserve">3.10 Acomodar columnas (arrastrar y soltar)</w:t>
+        <w:t xml:space="preserve">4.10 Acomodar columnas (arrastrar y soltar)</w:t>
       </w:r>
     </w:p>
     <w:p>
@@ -13138,7 +15886,7 @@
         <w:pStyle w:val="ListParagraph"/>
         <w:numPr>
           <w:ilvl w:val="0"/>
-          <w:numId w:val="7"/>
+          <w:numId w:val="9"/>
         </w:numPr>
         <w:spacing w:after="60" w:line="280"/>
       </w:pPr>
@@ -13206,7 +15954,7 @@
         <w:pStyle w:val="ListParagraph"/>
         <w:numPr>
           <w:ilvl w:val="0"/>
-          <w:numId w:val="7"/>
+          <w:numId w:val="9"/>
         </w:numPr>
         <w:spacing w:after="60" w:line="280"/>
       </w:pPr>
@@ -13238,7 +15986,7 @@
         <w:pStyle w:val="ListParagraph"/>
         <w:numPr>
           <w:ilvl w:val="0"/>
-          <w:numId w:val="7"/>
+          <w:numId w:val="9"/>
         </w:numPr>
         <w:spacing w:after="60" w:line="280"/>
       </w:pPr>
@@ -13326,7 +16074,7 @@
         <w:pStyle w:val="Heading2"/>
       </w:pPr>
       <w:r>
-        <w:t xml:space="preserve">3.11 App instalable (PWA)</w:t>
+        <w:t xml:space="preserve">4.11 App instalable (PWA)</w:t>
       </w:r>
     </w:p>
     <w:p>
@@ -13572,7 +16320,307 @@
         <w:pStyle w:val="Heading2"/>
       </w:pPr>
       <w:r>
-        <w:t xml:space="preserve">3.12 Referencia de funciones</w:t>
+        <w:t xml:space="preserve">4.12 Revisión de mercancía</w:t>
+      </w:r>
+    </w:p>
+    <w:p>
+      <w:pPr>
+        <w:spacing w:after="120" w:line="290"/>
+      </w:pPr>
+      <w:r>
+        <w:rPr>
+          <w:rFonts w:ascii="Consolas" w:cs="Consolas" w:eastAsia="Consolas" w:hAnsi="Consolas"/>
+          <w:sz w:val="19"/>
+          <w:szCs w:val="19"/>
+          <w:shd w:fill="F3F1EC" w:val="clear"/>
+        </w:rPr>
+        <w:t xml:space="preserve">recibo.html</w:t>
+      </w:r>
+      <w:r>
+        <w:t xml:space="preserve"> reutiliza </w:t>
+      </w:r>
+      <w:r>
+        <w:rPr>
+          <w:rFonts w:ascii="Consolas" w:cs="Consolas" w:eastAsia="Consolas" w:hAnsi="Consolas"/>
+          <w:sz w:val="19"/>
+          <w:szCs w:val="19"/>
+          <w:shd w:fill="F3F1EC" w:val="clear"/>
+        </w:rPr>
+        <w:t xml:space="preserve">cfdi.js</w:t>
+      </w:r>
+      <w:r>
+        <w:t xml:space="preserve"> para leer la factura y </w:t>
+      </w:r>
+      <w:r>
+        <w:rPr>
+          <w:rFonts w:ascii="Consolas" w:cs="Consolas" w:eastAsia="Consolas" w:hAnsi="Consolas"/>
+          <w:sz w:val="19"/>
+          <w:szCs w:val="19"/>
+          <w:shd w:fill="F3F1EC" w:val="clear"/>
+        </w:rPr>
+        <w:t xml:space="preserve">xlsx.js</w:t>
+      </w:r>
+      <w:r>
+        <w:t xml:space="preserve"> para el reporte, así que la lectura del CFDI vive en un solo lugar para las dos pantallas.</w:t>
+      </w:r>
+    </w:p>
+    <w:p>
+      <w:pPr>
+        <w:spacing w:after="120" w:line="290"/>
+      </w:pPr>
+      <w:r>
+        <w:rPr>
+          <w:rFonts w:ascii="Consolas" w:cs="Consolas" w:eastAsia="Consolas" w:hAnsi="Consolas"/>
+          <w:sz w:val="19"/>
+          <w:szCs w:val="19"/>
+          <w:shd w:fill="F3F1EC" w:val="clear"/>
+        </w:rPr>
+        <w:t xml:space="preserve">recibo-conteo.js</w:t>
+      </w:r>
+      <w:r>
+        <w:t xml:space="preserve"> guarda el estado en el objeto </w:t>
+      </w:r>
+      <w:r>
+        <w:rPr>
+          <w:rFonts w:ascii="Consolas" w:cs="Consolas" w:eastAsia="Consolas" w:hAnsi="Consolas"/>
+          <w:sz w:val="19"/>
+          <w:szCs w:val="19"/>
+          <w:shd w:fill="F3F1EC" w:val="clear"/>
+        </w:rPr>
+        <w:t xml:space="preserve">recepcion</w:t>
+      </w:r>
+      <w:r>
+        <w:t xml:space="preserve"> y lo persiste en </w:t>
+      </w:r>
+      <w:r>
+        <w:rPr>
+          <w:rFonts w:ascii="Consolas" w:cs="Consolas" w:eastAsia="Consolas" w:hAnsi="Consolas"/>
+          <w:sz w:val="19"/>
+          <w:szCs w:val="19"/>
+          <w:shd w:fill="F3F1EC" w:val="clear"/>
+        </w:rPr>
+        <w:t xml:space="preserve">localStorage</w:t>
+      </w:r>
+      <w:r>
+        <w:t xml:space="preserve"> con la clave </w:t>
+      </w:r>
+      <w:r>
+        <w:rPr>
+          <w:rFonts w:ascii="Consolas" w:cs="Consolas" w:eastAsia="Consolas" w:hAnsi="Consolas"/>
+          <w:sz w:val="19"/>
+          <w:szCs w:val="19"/>
+          <w:shd w:fill="F3F1EC" w:val="clear"/>
+        </w:rPr>
+        <w:t xml:space="preserve">recibo:conteo:&lt;UUID&gt;</w:t>
+      </w:r>
+      <w:r>
+        <w:t xml:space="preserve">; por eso el conteo sobrevive a cerrar la app. Las equivalencias de códigos de barras van aparte, en </w:t>
+      </w:r>
+      <w:r>
+        <w:rPr>
+          <w:rFonts w:ascii="Consolas" w:cs="Consolas" w:eastAsia="Consolas" w:hAnsi="Consolas"/>
+          <w:sz w:val="19"/>
+          <w:szCs w:val="19"/>
+          <w:shd w:fill="F3F1EC" w:val="clear"/>
+        </w:rPr>
+        <w:t xml:space="preserve">recibo:alias:&lt;RFC&gt;</w:t>
+      </w:r>
+      <w:r>
+        <w:t xml:space="preserve">, para que sirvan en todas las facturas de ese proveedor.</w:t>
+      </w:r>
+    </w:p>
+    <w:p>
+      <w:pPr>
+        <w:spacing w:after="120" w:line="290"/>
+      </w:pPr>
+      <w:r>
+        <w:rPr>
+          <w:rFonts w:ascii="Consolas" w:cs="Consolas" w:eastAsia="Consolas" w:hAnsi="Consolas"/>
+          <w:sz w:val="19"/>
+          <w:szCs w:val="19"/>
+          <w:shd w:fill="F3F1EC" w:val="clear"/>
+        </w:rPr>
+        <w:t xml:space="preserve">buscarPartida(codigo)</w:t>
+      </w:r>
+      <w:r>
+        <w:t xml:space="preserve"> resuelve a qué artículo corresponde un escaneo, en tres pasos:</w:t>
+      </w:r>
+    </w:p>
+    <w:p>
+      <w:pPr>
+        <w:pStyle w:val="ListParagraph"/>
+        <w:numPr>
+          <w:ilvl w:val="0"/>
+          <w:numId w:val="10"/>
+        </w:numPr>
+        <w:spacing w:after="60" w:line="280"/>
+      </w:pPr>
+      <w:r>
+        <w:rPr>
+          <w:b/>
+          <w:bCs/>
+        </w:rPr>
+        <w:t xml:space="preserve">Código igual</w:t>
+      </w:r>
+      <w:r>
+        <w:t xml:space="preserve">, comparando con </w:t>
+      </w:r>
+      <w:r>
+        <w:rPr>
+          <w:rFonts w:ascii="Consolas" w:cs="Consolas" w:eastAsia="Consolas" w:hAnsi="Consolas"/>
+          <w:sz w:val="19"/>
+          <w:szCs w:val="19"/>
+          <w:shd w:fill="F3F1EC" w:val="clear"/>
+        </w:rPr>
+        <w:t xml:space="preserve">normalizar()</w:t>
+      </w:r>
+      <w:r>
+        <w:t xml:space="preserve">, que quita espacios, guiones, puntos y diagonales y pasa a mayúsculas.</w:t>
+      </w:r>
+    </w:p>
+    <w:p>
+      <w:pPr>
+        <w:pStyle w:val="ListParagraph"/>
+        <w:numPr>
+          <w:ilvl w:val="0"/>
+          <w:numId w:val="10"/>
+        </w:numPr>
+        <w:spacing w:after="60" w:line="280"/>
+      </w:pPr>
+      <w:r>
+        <w:rPr>
+          <w:b/>
+          <w:bCs/>
+        </w:rPr>
+        <w:t xml:space="preserve">Equivalencia guardada</w:t>
+      </w:r>
+      <w:r>
+        <w:t xml:space="preserve"> de ese proveedor.</w:t>
+      </w:r>
+    </w:p>
+    <w:p>
+      <w:pPr>
+        <w:pStyle w:val="ListParagraph"/>
+        <w:numPr>
+          <w:ilvl w:val="0"/>
+          <w:numId w:val="10"/>
+        </w:numPr>
+        <w:spacing w:after="60" w:line="280"/>
+      </w:pPr>
+      <w:r>
+        <w:rPr>
+          <w:b/>
+          <w:bCs/>
+        </w:rPr>
+        <w:t xml:space="preserve">Coincidencia parcial</w:t>
+      </w:r>
+      <w:r>
+        <w:t xml:space="preserve">: que un código contenga al otro, con al menos 5 caracteres y solo si es la única coincidencia, para no confundir artículos parecidos.</w:t>
+      </w:r>
+    </w:p>
+    <w:p>
+      <w:pPr>
+        <w:spacing w:after="120" w:line="290"/>
+      </w:pPr>
+      <w:r>
+        <w:rPr>
+          <w:rFonts w:ascii="Consolas" w:cs="Consolas" w:eastAsia="Consolas" w:hAnsi="Consolas"/>
+          <w:sz w:val="19"/>
+          <w:szCs w:val="19"/>
+          <w:shd w:fill="F3F1EC" w:val="clear"/>
+        </w:rPr>
+        <w:t xml:space="preserve">recibo-escaner.js</w:t>
+      </w:r>
+      <w:r>
+        <w:t xml:space="preserve"> atiende las dos entradas. La pistola no necesita ninguna interfaz especial porque trabaja en modo HID (el equipo la ve como teclado): solo se escucha el </w:t>
+      </w:r>
+      <w:r>
+        <w:rPr>
+          <w:rFonts w:ascii="Consolas" w:cs="Consolas" w:eastAsia="Consolas" w:hAnsi="Consolas"/>
+          <w:sz w:val="19"/>
+          <w:szCs w:val="19"/>
+          <w:shd w:fill="F3F1EC" w:val="clear"/>
+        </w:rPr>
+        <w:t xml:space="preserve">Enter</w:t>
+      </w:r>
+      <w:r>
+        <w:t xml:space="preserve"> del recuadro y se vuelve a poner el cursor ahí con un temporizador, que se detiene si hay una ventana abierta, si la cámara está encendida o si el usuario está en otro campo. La cámara usa </w:t>
+      </w:r>
+      <w:r>
+        <w:rPr>
+          <w:rFonts w:ascii="Consolas" w:cs="Consolas" w:eastAsia="Consolas" w:hAnsi="Consolas"/>
+          <w:sz w:val="19"/>
+          <w:szCs w:val="19"/>
+          <w:shd w:fill="F3F1EC" w:val="clear"/>
+        </w:rPr>
+        <w:t xml:space="preserve">BarcodeDetector</w:t>
+      </w:r>
+      <w:r>
+        <w:t xml:space="preserve"> con </w:t>
+      </w:r>
+      <w:r>
+        <w:rPr>
+          <w:rFonts w:ascii="Consolas" w:cs="Consolas" w:eastAsia="Consolas" w:hAnsi="Consolas"/>
+          <w:sz w:val="19"/>
+          <w:szCs w:val="19"/>
+          <w:shd w:fill="F3F1EC" w:val="clear"/>
+        </w:rPr>
+        <w:t xml:space="preserve">getUserMedia</w:t>
+      </w:r>
+      <w:r>
+        <w:t xml:space="preserve"> (cámara trasera) y descarta el mismo código si vuelve a aparecer antes de 1.8 segundos. El botón de cámara solo se muestra si </w:t>
+      </w:r>
+      <w:r>
+        <w:rPr>
+          <w:rFonts w:ascii="Consolas" w:cs="Consolas" w:eastAsia="Consolas" w:hAnsi="Consolas"/>
+          <w:sz w:val="19"/>
+          <w:szCs w:val="19"/>
+          <w:shd w:fill="F3F1EC" w:val="clear"/>
+        </w:rPr>
+        <w:t xml:space="preserve">BarcodeDetector</w:t>
+      </w:r>
+      <w:r>
+        <w:t xml:space="preserve"> existe y </w:t>
+      </w:r>
+      <w:r>
+        <w:rPr>
+          <w:rFonts w:ascii="Consolas" w:cs="Consolas" w:eastAsia="Consolas" w:hAnsi="Consolas"/>
+          <w:sz w:val="19"/>
+          <w:szCs w:val="19"/>
+          <w:shd w:fill="F3F1EC" w:val="clear"/>
+        </w:rPr>
+        <w:t xml:space="preserve">enumerateDevices()</w:t>
+      </w:r>
+      <w:r>
+        <w:t xml:space="preserve"> reporta una cámara.</w:t>
+      </w:r>
+    </w:p>
+    <w:p>
+      <w:pPr>
+        <w:spacing w:after="120" w:line="290"/>
+      </w:pPr>
+      <w:r>
+        <w:t xml:space="preserve">Los avisos sonoros se generan con Web Audio (sin archivos de sonido) y la vibración con </w:t>
+      </w:r>
+      <w:r>
+        <w:rPr>
+          <w:rFonts w:ascii="Consolas" w:cs="Consolas" w:eastAsia="Consolas" w:hAnsi="Consolas"/>
+          <w:sz w:val="19"/>
+          <w:szCs w:val="19"/>
+          <w:shd w:fill="F3F1EC" w:val="clear"/>
+        </w:rPr>
+        <w:t xml:space="preserve">navigator.vibrate</w:t>
+      </w:r>
+      <w:r>
+        <w:t xml:space="preserve">.</w:t>
+      </w:r>
+    </w:p>
+    <w:p>
+      <w:pPr>
+        <w:pStyle w:val="Heading2"/>
+      </w:pPr>
+      <w:r>
+        <w:t xml:space="preserve">4.13 Referencia de funciones</w:t>
       </w:r>
     </w:p>
     <w:tbl>
@@ -16247,7 +19295,7 @@
                 <w:sz w:val="19"/>
                 <w:szCs w:val="19"/>
               </w:rPr>
-              <w:t xml:space="preserve">app.js</w:t>
+              <w:t xml:space="preserve">recibo-conteo.js</w:t>
             </w:r>
           </w:p>
         </w:tc>
@@ -16279,7 +19327,7 @@
                 <w:szCs w:val="19"/>
                 <w:shd w:fill="F3F1EC" w:val="clear"/>
               </w:rPr>
-              <w:t xml:space="preserve">cargarArchivos(lista)</w:t>
+              <w:t xml:space="preserve">crearRecepcion(factura)</w:t>
             </w:r>
           </w:p>
         </w:tc>
@@ -16309,7 +19357,7 @@
                 <w:sz w:val="19"/>
                 <w:szCs w:val="19"/>
               </w:rPr>
-              <w:t xml:space="preserve">Valida y lee archivos; evita duplicados.</w:t>
+              <w:t xml:space="preserve">Convierte la factura en un conteo (recupera el avance si existe).</w:t>
             </w:r>
           </w:p>
         </w:tc>
@@ -16344,7 +19392,7 @@
                 <w:sz w:val="19"/>
                 <w:szCs w:val="19"/>
               </w:rPr>
-              <w:t xml:space="preserve">app.js</w:t>
+              <w:t xml:space="preserve">recibo-conteo.js</w:t>
             </w:r>
           </w:p>
         </w:tc>
@@ -16376,7 +19424,7 @@
                 <w:szCs w:val="19"/>
                 <w:shd w:fill="F3F1EC" w:val="clear"/>
               </w:rPr>
-              <w:t xml:space="preserve">render()</w:t>
+              <w:t xml:space="preserve">escanear(codigo)</w:t>
             </w:r>
           </w:p>
         </w:tc>
@@ -16406,7 +19454,7 @@
                 <w:sz w:val="19"/>
                 <w:szCs w:val="19"/>
               </w:rPr>
-              <w:t xml:space="preserve">Redibuja las tres secciones.</w:t>
+              <w:t xml:space="preserve">Procesa un código leído y suma la pieza.</w:t>
             </w:r>
           </w:p>
         </w:tc>
@@ -16441,7 +19489,7 @@
                 <w:sz w:val="19"/>
                 <w:szCs w:val="19"/>
               </w:rPr>
-              <w:t xml:space="preserve">app.js</w:t>
+              <w:t xml:space="preserve">recibo-conteo.js</w:t>
             </w:r>
           </w:p>
         </w:tc>
@@ -16473,39 +19521,7 @@
                 <w:szCs w:val="19"/>
                 <w:shd w:fill="F3F1EC" w:val="clear"/>
               </w:rPr>
-              <w:t xml:space="preserve">renderFacturas()</w:t>
-            </w:r>
-            <w:r>
-              <w:rPr>
-                <w:sz w:val="19"/>
-                <w:szCs w:val="19"/>
-              </w:rPr>
-              <w:t xml:space="preserve"> / </w:t>
-            </w:r>
-            <w:r>
-              <w:rPr>
-                <w:rFonts w:ascii="Consolas" w:cs="Consolas" w:eastAsia="Consolas" w:hAnsi="Consolas"/>
-                <w:sz w:val="19"/>
-                <w:szCs w:val="19"/>
-                <w:shd w:fill="F3F1EC" w:val="clear"/>
-              </w:rPr>
-              <w:t xml:space="preserve">renderColumnas()</w:t>
-            </w:r>
-            <w:r>
-              <w:rPr>
-                <w:sz w:val="19"/>
-                <w:szCs w:val="19"/>
-              </w:rPr>
-              <w:t xml:space="preserve"> / </w:t>
-            </w:r>
-            <w:r>
-              <w:rPr>
-                <w:rFonts w:ascii="Consolas" w:cs="Consolas" w:eastAsia="Consolas" w:hAnsi="Consolas"/>
-                <w:sz w:val="19"/>
-                <w:szCs w:val="19"/>
-                <w:shd w:fill="F3F1EC" w:val="clear"/>
-              </w:rPr>
-              <w:t xml:space="preserve">renderResultado()</w:t>
+              <w:t xml:space="preserve">buscarPartida(codigo)</w:t>
             </w:r>
           </w:p>
         </w:tc>
@@ -16535,7 +19551,7 @@
                 <w:sz w:val="19"/>
                 <w:szCs w:val="19"/>
               </w:rPr>
-              <w:t xml:space="preserve">Dibujo de cada paso.</w:t>
+              <w:t xml:space="preserve">Decide a qué artículo corresponde un código.</w:t>
             </w:r>
           </w:p>
         </w:tc>
@@ -16570,7 +19586,7 @@
                 <w:sz w:val="19"/>
                 <w:szCs w:val="19"/>
               </w:rPr>
-              <w:t xml:space="preserve">ordenar.js</w:t>
+              <w:t xml:space="preserve">recibo-conteo.js</w:t>
             </w:r>
           </w:p>
         </w:tc>
@@ -16602,7 +19618,23 @@
                 <w:szCs w:val="19"/>
                 <w:shd w:fill="F3F1EC" w:val="clear"/>
               </w:rPr>
-              <w:t xml:space="preserve">colocarHueco(x, y, animar)</w:t>
+              <w:t xml:space="preserve">guardarAlias()</w:t>
+            </w:r>
+            <w:r>
+              <w:rPr>
+                <w:sz w:val="19"/>
+                <w:szCs w:val="19"/>
+              </w:rPr>
+              <w:t xml:space="preserve"> / </w:t>
+            </w:r>
+            <w:r>
+              <w:rPr>
+                <w:rFonts w:ascii="Consolas" w:cs="Consolas" w:eastAsia="Consolas" w:hAnsi="Consolas"/>
+                <w:sz w:val="19"/>
+                <w:szCs w:val="19"/>
+                <w:shd w:fill="F3F1EC" w:val="clear"/>
+              </w:rPr>
+              <w:t xml:space="preserve">cargarAlias()</w:t>
             </w:r>
           </w:p>
         </w:tc>
@@ -16632,7 +19664,7 @@
                 <w:sz w:val="19"/>
                 <w:szCs w:val="19"/>
               </w:rPr>
-              <w:t xml:space="preserve">Mueve el hueco al lugar de la tarjeta bajo el puntero.</w:t>
+              <w:t xml:space="preserve">Equivalencias de códigos por proveedor.</w:t>
             </w:r>
           </w:p>
         </w:tc>
@@ -16667,7 +19699,7 @@
                 <w:sz w:val="19"/>
                 <w:szCs w:val="19"/>
               </w:rPr>
-              <w:t xml:space="preserve">ordenar.js</w:t>
+              <w:t xml:space="preserve">recibo-conteo.js</w:t>
             </w:r>
           </w:p>
         </w:tc>
@@ -16699,7 +19731,23 @@
                 <w:szCs w:val="19"/>
                 <w:shd w:fill="F3F1EC" w:val="clear"/>
               </w:rPr>
-              <w:t xml:space="preserve">animarCambio(cambiar)</w:t>
+              <w:t xml:space="preserve">resumen()</w:t>
+            </w:r>
+            <w:r>
+              <w:rPr>
+                <w:sz w:val="19"/>
+                <w:szCs w:val="19"/>
+              </w:rPr>
+              <w:t xml:space="preserve"> / </w:t>
+            </w:r>
+            <w:r>
+              <w:rPr>
+                <w:rFonts w:ascii="Consolas" w:cs="Consolas" w:eastAsia="Consolas" w:hAnsi="Consolas"/>
+                <w:sz w:val="19"/>
+                <w:szCs w:val="19"/>
+                <w:shd w:fill="F3F1EC" w:val="clear"/>
+              </w:rPr>
+              <w:t xml:space="preserve">estadoPartida()</w:t>
             </w:r>
           </w:p>
         </w:tc>
@@ -16729,7 +19777,7 @@
                 <w:sz w:val="19"/>
                 <w:szCs w:val="19"/>
               </w:rPr>
-              <w:t xml:space="preserve">Anima el reacomodo de tarjetas (FLIP).</w:t>
+              <w:t xml:space="preserve">Totales y color de cada artículo.</w:t>
             </w:r>
           </w:p>
         </w:tc>
@@ -16764,6 +19812,846 @@
                 <w:sz w:val="19"/>
                 <w:szCs w:val="19"/>
               </w:rPr>
+              <w:t xml:space="preserve">recibo-escaner.js</w:t>
+            </w:r>
+          </w:p>
+        </w:tc>
+        <w:tc>
+          <w:tcPr>
+            <w:tcW w:type="dxa" w:w="3700"/>
+            <w:tcBorders>
+              <w:top w:val="single" w:color="D9D5CC" w:sz="4"/>
+              <w:left w:val="single" w:color="D9D5CC" w:sz="4"/>
+              <w:bottom w:val="single" w:color="D9D5CC" w:sz="4"/>
+              <w:right w:val="single" w:color="D9D5CC" w:sz="4"/>
+            </w:tcBorders>
+            <w:shd w:fill="FFFFFF" w:val="clear"/>
+            <w:tcMar>
+              <w:top w:type="dxa" w:w="70"/>
+              <w:left w:type="dxa" w:w="110"/>
+              <w:bottom w:type="dxa" w:w="70"/>
+              <w:right w:type="dxa" w:w="110"/>
+            </w:tcMar>
+          </w:tcPr>
+          <w:p>
+            <w:pPr>
+              <w:spacing w:line="260"/>
+            </w:pPr>
+            <w:r>
+              <w:rPr>
+                <w:rFonts w:ascii="Consolas" w:cs="Consolas" w:eastAsia="Consolas" w:hAnsi="Consolas"/>
+                <w:sz w:val="19"/>
+                <w:szCs w:val="19"/>
+                <w:shd w:fill="F3F1EC" w:val="clear"/>
+              </w:rPr>
+              <w:t xml:space="preserve">conectarPistola(campo, alLeer)</w:t>
+            </w:r>
+          </w:p>
+        </w:tc>
+        <w:tc>
+          <w:tcPr>
+            <w:tcW w:type="dxa" w:w="3960"/>
+            <w:tcBorders>
+              <w:top w:val="single" w:color="D9D5CC" w:sz="4"/>
+              <w:left w:val="single" w:color="D9D5CC" w:sz="4"/>
+              <w:bottom w:val="single" w:color="D9D5CC" w:sz="4"/>
+              <w:right w:val="single" w:color="D9D5CC" w:sz="4"/>
+            </w:tcBorders>
+            <w:shd w:fill="FFFFFF" w:val="clear"/>
+            <w:tcMar>
+              <w:top w:type="dxa" w:w="70"/>
+              <w:left w:type="dxa" w:w="110"/>
+              <w:bottom w:type="dxa" w:w="70"/>
+              <w:right w:type="dxa" w:w="110"/>
+            </w:tcMar>
+          </w:tcPr>
+          <w:p>
+            <w:pPr>
+              <w:spacing w:line="260"/>
+            </w:pPr>
+            <w:r>
+              <w:rPr>
+                <w:sz w:val="19"/>
+                <w:szCs w:val="19"/>
+              </w:rPr>
+              <w:t xml:space="preserve">Entrada de la pistola y cursor siempre listo.</w:t>
+            </w:r>
+          </w:p>
+        </w:tc>
+      </w:tr>
+      <w:tr>
+        <w:trPr>
+          <w:cantSplit/>
+        </w:trPr>
+        <w:tc>
+          <w:tcPr>
+            <w:tcW w:type="dxa" w:w="1700"/>
+            <w:tcBorders>
+              <w:top w:val="single" w:color="D9D5CC" w:sz="4"/>
+              <w:left w:val="single" w:color="D9D5CC" w:sz="4"/>
+              <w:bottom w:val="single" w:color="D9D5CC" w:sz="4"/>
+              <w:right w:val="single" w:color="D9D5CC" w:sz="4"/>
+            </w:tcBorders>
+            <w:shd w:fill="FAF9F6" w:val="clear"/>
+            <w:tcMar>
+              <w:top w:type="dxa" w:w="70"/>
+              <w:left w:type="dxa" w:w="110"/>
+              <w:bottom w:type="dxa" w:w="70"/>
+              <w:right w:type="dxa" w:w="110"/>
+            </w:tcMar>
+          </w:tcPr>
+          <w:p>
+            <w:pPr>
+              <w:spacing w:line="260"/>
+            </w:pPr>
+            <w:r>
+              <w:rPr>
+                <w:sz w:val="19"/>
+                <w:szCs w:val="19"/>
+              </w:rPr>
+              <w:t xml:space="preserve">recibo-escaner.js</w:t>
+            </w:r>
+          </w:p>
+        </w:tc>
+        <w:tc>
+          <w:tcPr>
+            <w:tcW w:type="dxa" w:w="3700"/>
+            <w:tcBorders>
+              <w:top w:val="single" w:color="D9D5CC" w:sz="4"/>
+              <w:left w:val="single" w:color="D9D5CC" w:sz="4"/>
+              <w:bottom w:val="single" w:color="D9D5CC" w:sz="4"/>
+              <w:right w:val="single" w:color="D9D5CC" w:sz="4"/>
+            </w:tcBorders>
+            <w:shd w:fill="FAF9F6" w:val="clear"/>
+            <w:tcMar>
+              <w:top w:type="dxa" w:w="70"/>
+              <w:left w:type="dxa" w:w="110"/>
+              <w:bottom w:type="dxa" w:w="70"/>
+              <w:right w:type="dxa" w:w="110"/>
+            </w:tcMar>
+          </w:tcPr>
+          <w:p>
+            <w:pPr>
+              <w:spacing w:line="260"/>
+            </w:pPr>
+            <w:r>
+              <w:rPr>
+                <w:rFonts w:ascii="Consolas" w:cs="Consolas" w:eastAsia="Consolas" w:hAnsi="Consolas"/>
+                <w:sz w:val="19"/>
+                <w:szCs w:val="19"/>
+                <w:shd w:fill="F3F1EC" w:val="clear"/>
+              </w:rPr>
+              <w:t xml:space="preserve">encenderCamara()</w:t>
+            </w:r>
+            <w:r>
+              <w:rPr>
+                <w:sz w:val="19"/>
+                <w:szCs w:val="19"/>
+              </w:rPr>
+              <w:t xml:space="preserve"> / </w:t>
+            </w:r>
+            <w:r>
+              <w:rPr>
+                <w:rFonts w:ascii="Consolas" w:cs="Consolas" w:eastAsia="Consolas" w:hAnsi="Consolas"/>
+                <w:sz w:val="19"/>
+                <w:szCs w:val="19"/>
+                <w:shd w:fill="F3F1EC" w:val="clear"/>
+              </w:rPr>
+              <w:t xml:space="preserve">apagarCamara()</w:t>
+            </w:r>
+          </w:p>
+        </w:tc>
+        <w:tc>
+          <w:tcPr>
+            <w:tcW w:type="dxa" w:w="3960"/>
+            <w:tcBorders>
+              <w:top w:val="single" w:color="D9D5CC" w:sz="4"/>
+              <w:left w:val="single" w:color="D9D5CC" w:sz="4"/>
+              <w:bottom w:val="single" w:color="D9D5CC" w:sz="4"/>
+              <w:right w:val="single" w:color="D9D5CC" w:sz="4"/>
+            </w:tcBorders>
+            <w:shd w:fill="FAF9F6" w:val="clear"/>
+            <w:tcMar>
+              <w:top w:type="dxa" w:w="70"/>
+              <w:left w:type="dxa" w:w="110"/>
+              <w:bottom w:type="dxa" w:w="70"/>
+              <w:right w:type="dxa" w:w="110"/>
+            </w:tcMar>
+          </w:tcPr>
+          <w:p>
+            <w:pPr>
+              <w:spacing w:line="260"/>
+            </w:pPr>
+            <w:r>
+              <w:rPr>
+                <w:sz w:val="19"/>
+                <w:szCs w:val="19"/>
+              </w:rPr>
+              <w:t xml:space="preserve">Lectura de códigos con la cámara.</w:t>
+            </w:r>
+          </w:p>
+        </w:tc>
+      </w:tr>
+      <w:tr>
+        <w:trPr>
+          <w:cantSplit/>
+        </w:trPr>
+        <w:tc>
+          <w:tcPr>
+            <w:tcW w:type="dxa" w:w="1700"/>
+            <w:tcBorders>
+              <w:top w:val="single" w:color="D9D5CC" w:sz="4"/>
+              <w:left w:val="single" w:color="D9D5CC" w:sz="4"/>
+              <w:bottom w:val="single" w:color="D9D5CC" w:sz="4"/>
+              <w:right w:val="single" w:color="D9D5CC" w:sz="4"/>
+            </w:tcBorders>
+            <w:shd w:fill="FFFFFF" w:val="clear"/>
+            <w:tcMar>
+              <w:top w:type="dxa" w:w="70"/>
+              <w:left w:type="dxa" w:w="110"/>
+              <w:bottom w:type="dxa" w:w="70"/>
+              <w:right w:type="dxa" w:w="110"/>
+            </w:tcMar>
+          </w:tcPr>
+          <w:p>
+            <w:pPr>
+              <w:spacing w:line="260"/>
+            </w:pPr>
+            <w:r>
+              <w:rPr>
+                <w:sz w:val="19"/>
+                <w:szCs w:val="19"/>
+              </w:rPr>
+              <w:t xml:space="preserve">recibo-escaner.js</w:t>
+            </w:r>
+          </w:p>
+        </w:tc>
+        <w:tc>
+          <w:tcPr>
+            <w:tcW w:type="dxa" w:w="3700"/>
+            <w:tcBorders>
+              <w:top w:val="single" w:color="D9D5CC" w:sz="4"/>
+              <w:left w:val="single" w:color="D9D5CC" w:sz="4"/>
+              <w:bottom w:val="single" w:color="D9D5CC" w:sz="4"/>
+              <w:right w:val="single" w:color="D9D5CC" w:sz="4"/>
+            </w:tcBorders>
+            <w:shd w:fill="FFFFFF" w:val="clear"/>
+            <w:tcMar>
+              <w:top w:type="dxa" w:w="70"/>
+              <w:left w:type="dxa" w:w="110"/>
+              <w:bottom w:type="dxa" w:w="70"/>
+              <w:right w:type="dxa" w:w="110"/>
+            </w:tcMar>
+          </w:tcPr>
+          <w:p>
+            <w:pPr>
+              <w:spacing w:line="260"/>
+            </w:pPr>
+            <w:r>
+              <w:rPr>
+                <w:rFonts w:ascii="Consolas" w:cs="Consolas" w:eastAsia="Consolas" w:hAnsi="Consolas"/>
+                <w:sz w:val="19"/>
+                <w:szCs w:val="19"/>
+                <w:shd w:fill="F3F1EC" w:val="clear"/>
+              </w:rPr>
+              <w:t xml:space="preserve">sonar()</w:t>
+            </w:r>
+            <w:r>
+              <w:rPr>
+                <w:sz w:val="19"/>
+                <w:szCs w:val="19"/>
+              </w:rPr>
+              <w:t xml:space="preserve"> / </w:t>
+            </w:r>
+            <w:r>
+              <w:rPr>
+                <w:rFonts w:ascii="Consolas" w:cs="Consolas" w:eastAsia="Consolas" w:hAnsi="Consolas"/>
+                <w:sz w:val="19"/>
+                <w:szCs w:val="19"/>
+                <w:shd w:fill="F3F1EC" w:val="clear"/>
+              </w:rPr>
+              <w:t xml:space="preserve">vibrar()</w:t>
+            </w:r>
+          </w:p>
+        </w:tc>
+        <w:tc>
+          <w:tcPr>
+            <w:tcW w:type="dxa" w:w="3960"/>
+            <w:tcBorders>
+              <w:top w:val="single" w:color="D9D5CC" w:sz="4"/>
+              <w:left w:val="single" w:color="D9D5CC" w:sz="4"/>
+              <w:bottom w:val="single" w:color="D9D5CC" w:sz="4"/>
+              <w:right w:val="single" w:color="D9D5CC" w:sz="4"/>
+            </w:tcBorders>
+            <w:shd w:fill="FFFFFF" w:val="clear"/>
+            <w:tcMar>
+              <w:top w:type="dxa" w:w="70"/>
+              <w:left w:type="dxa" w:w="110"/>
+              <w:bottom w:type="dxa" w:w="70"/>
+              <w:right w:type="dxa" w:w="110"/>
+            </w:tcMar>
+          </w:tcPr>
+          <w:p>
+            <w:pPr>
+              <w:spacing w:line="260"/>
+            </w:pPr>
+            <w:r>
+              <w:rPr>
+                <w:sz w:val="19"/>
+                <w:szCs w:val="19"/>
+              </w:rPr>
+              <w:t xml:space="preserve">Avisos al operador.</w:t>
+            </w:r>
+          </w:p>
+        </w:tc>
+      </w:tr>
+      <w:tr>
+        <w:trPr>
+          <w:cantSplit/>
+        </w:trPr>
+        <w:tc>
+          <w:tcPr>
+            <w:tcW w:type="dxa" w:w="1700"/>
+            <w:tcBorders>
+              <w:top w:val="single" w:color="D9D5CC" w:sz="4"/>
+              <w:left w:val="single" w:color="D9D5CC" w:sz="4"/>
+              <w:bottom w:val="single" w:color="D9D5CC" w:sz="4"/>
+              <w:right w:val="single" w:color="D9D5CC" w:sz="4"/>
+            </w:tcBorders>
+            <w:shd w:fill="FAF9F6" w:val="clear"/>
+            <w:tcMar>
+              <w:top w:type="dxa" w:w="70"/>
+              <w:left w:type="dxa" w:w="110"/>
+              <w:bottom w:type="dxa" w:w="70"/>
+              <w:right w:type="dxa" w:w="110"/>
+            </w:tcMar>
+          </w:tcPr>
+          <w:p>
+            <w:pPr>
+              <w:spacing w:line="260"/>
+            </w:pPr>
+            <w:r>
+              <w:rPr>
+                <w:sz w:val="19"/>
+                <w:szCs w:val="19"/>
+              </w:rPr>
+              <w:t xml:space="preserve">app.js</w:t>
+            </w:r>
+          </w:p>
+        </w:tc>
+        <w:tc>
+          <w:tcPr>
+            <w:tcW w:type="dxa" w:w="3700"/>
+            <w:tcBorders>
+              <w:top w:val="single" w:color="D9D5CC" w:sz="4"/>
+              <w:left w:val="single" w:color="D9D5CC" w:sz="4"/>
+              <w:bottom w:val="single" w:color="D9D5CC" w:sz="4"/>
+              <w:right w:val="single" w:color="D9D5CC" w:sz="4"/>
+            </w:tcBorders>
+            <w:shd w:fill="FAF9F6" w:val="clear"/>
+            <w:tcMar>
+              <w:top w:type="dxa" w:w="70"/>
+              <w:left w:type="dxa" w:w="110"/>
+              <w:bottom w:type="dxa" w:w="70"/>
+              <w:right w:type="dxa" w:w="110"/>
+            </w:tcMar>
+          </w:tcPr>
+          <w:p>
+            <w:pPr>
+              <w:spacing w:line="260"/>
+            </w:pPr>
+            <w:r>
+              <w:rPr>
+                <w:rFonts w:ascii="Consolas" w:cs="Consolas" w:eastAsia="Consolas" w:hAnsi="Consolas"/>
+                <w:sz w:val="19"/>
+                <w:szCs w:val="19"/>
+                <w:shd w:fill="F3F1EC" w:val="clear"/>
+              </w:rPr>
+              <w:t xml:space="preserve">cargarArchivos(lista)</w:t>
+            </w:r>
+          </w:p>
+        </w:tc>
+        <w:tc>
+          <w:tcPr>
+            <w:tcW w:type="dxa" w:w="3960"/>
+            <w:tcBorders>
+              <w:top w:val="single" w:color="D9D5CC" w:sz="4"/>
+              <w:left w:val="single" w:color="D9D5CC" w:sz="4"/>
+              <w:bottom w:val="single" w:color="D9D5CC" w:sz="4"/>
+              <w:right w:val="single" w:color="D9D5CC" w:sz="4"/>
+            </w:tcBorders>
+            <w:shd w:fill="FAF9F6" w:val="clear"/>
+            <w:tcMar>
+              <w:top w:type="dxa" w:w="70"/>
+              <w:left w:type="dxa" w:w="110"/>
+              <w:bottom w:type="dxa" w:w="70"/>
+              <w:right w:type="dxa" w:w="110"/>
+            </w:tcMar>
+          </w:tcPr>
+          <w:p>
+            <w:pPr>
+              <w:spacing w:line="260"/>
+            </w:pPr>
+            <w:r>
+              <w:rPr>
+                <w:sz w:val="19"/>
+                <w:szCs w:val="19"/>
+              </w:rPr>
+              <w:t xml:space="preserve">Valida y lee archivos; evita duplicados.</w:t>
+            </w:r>
+          </w:p>
+        </w:tc>
+      </w:tr>
+      <w:tr>
+        <w:trPr>
+          <w:cantSplit/>
+        </w:trPr>
+        <w:tc>
+          <w:tcPr>
+            <w:tcW w:type="dxa" w:w="1700"/>
+            <w:tcBorders>
+              <w:top w:val="single" w:color="D9D5CC" w:sz="4"/>
+              <w:left w:val="single" w:color="D9D5CC" w:sz="4"/>
+              <w:bottom w:val="single" w:color="D9D5CC" w:sz="4"/>
+              <w:right w:val="single" w:color="D9D5CC" w:sz="4"/>
+            </w:tcBorders>
+            <w:shd w:fill="FFFFFF" w:val="clear"/>
+            <w:tcMar>
+              <w:top w:type="dxa" w:w="70"/>
+              <w:left w:type="dxa" w:w="110"/>
+              <w:bottom w:type="dxa" w:w="70"/>
+              <w:right w:type="dxa" w:w="110"/>
+            </w:tcMar>
+          </w:tcPr>
+          <w:p>
+            <w:pPr>
+              <w:spacing w:line="260"/>
+            </w:pPr>
+            <w:r>
+              <w:rPr>
+                <w:sz w:val="19"/>
+                <w:szCs w:val="19"/>
+              </w:rPr>
+              <w:t xml:space="preserve">app.js</w:t>
+            </w:r>
+          </w:p>
+        </w:tc>
+        <w:tc>
+          <w:tcPr>
+            <w:tcW w:type="dxa" w:w="3700"/>
+            <w:tcBorders>
+              <w:top w:val="single" w:color="D9D5CC" w:sz="4"/>
+              <w:left w:val="single" w:color="D9D5CC" w:sz="4"/>
+              <w:bottom w:val="single" w:color="D9D5CC" w:sz="4"/>
+              <w:right w:val="single" w:color="D9D5CC" w:sz="4"/>
+            </w:tcBorders>
+            <w:shd w:fill="FFFFFF" w:val="clear"/>
+            <w:tcMar>
+              <w:top w:type="dxa" w:w="70"/>
+              <w:left w:type="dxa" w:w="110"/>
+              <w:bottom w:type="dxa" w:w="70"/>
+              <w:right w:type="dxa" w:w="110"/>
+            </w:tcMar>
+          </w:tcPr>
+          <w:p>
+            <w:pPr>
+              <w:spacing w:line="260"/>
+            </w:pPr>
+            <w:r>
+              <w:rPr>
+                <w:rFonts w:ascii="Consolas" w:cs="Consolas" w:eastAsia="Consolas" w:hAnsi="Consolas"/>
+                <w:sz w:val="19"/>
+                <w:szCs w:val="19"/>
+                <w:shd w:fill="F3F1EC" w:val="clear"/>
+              </w:rPr>
+              <w:t xml:space="preserve">render()</w:t>
+            </w:r>
+          </w:p>
+        </w:tc>
+        <w:tc>
+          <w:tcPr>
+            <w:tcW w:type="dxa" w:w="3960"/>
+            <w:tcBorders>
+              <w:top w:val="single" w:color="D9D5CC" w:sz="4"/>
+              <w:left w:val="single" w:color="D9D5CC" w:sz="4"/>
+              <w:bottom w:val="single" w:color="D9D5CC" w:sz="4"/>
+              <w:right w:val="single" w:color="D9D5CC" w:sz="4"/>
+            </w:tcBorders>
+            <w:shd w:fill="FFFFFF" w:val="clear"/>
+            <w:tcMar>
+              <w:top w:type="dxa" w:w="70"/>
+              <w:left w:type="dxa" w:w="110"/>
+              <w:bottom w:type="dxa" w:w="70"/>
+              <w:right w:type="dxa" w:w="110"/>
+            </w:tcMar>
+          </w:tcPr>
+          <w:p>
+            <w:pPr>
+              <w:spacing w:line="260"/>
+            </w:pPr>
+            <w:r>
+              <w:rPr>
+                <w:sz w:val="19"/>
+                <w:szCs w:val="19"/>
+              </w:rPr>
+              <w:t xml:space="preserve">Redibuja las tres secciones.</w:t>
+            </w:r>
+          </w:p>
+        </w:tc>
+      </w:tr>
+      <w:tr>
+        <w:trPr>
+          <w:cantSplit/>
+        </w:trPr>
+        <w:tc>
+          <w:tcPr>
+            <w:tcW w:type="dxa" w:w="1700"/>
+            <w:tcBorders>
+              <w:top w:val="single" w:color="D9D5CC" w:sz="4"/>
+              <w:left w:val="single" w:color="D9D5CC" w:sz="4"/>
+              <w:bottom w:val="single" w:color="D9D5CC" w:sz="4"/>
+              <w:right w:val="single" w:color="D9D5CC" w:sz="4"/>
+            </w:tcBorders>
+            <w:shd w:fill="FAF9F6" w:val="clear"/>
+            <w:tcMar>
+              <w:top w:type="dxa" w:w="70"/>
+              <w:left w:type="dxa" w:w="110"/>
+              <w:bottom w:type="dxa" w:w="70"/>
+              <w:right w:type="dxa" w:w="110"/>
+            </w:tcMar>
+          </w:tcPr>
+          <w:p>
+            <w:pPr>
+              <w:spacing w:line="260"/>
+            </w:pPr>
+            <w:r>
+              <w:rPr>
+                <w:sz w:val="19"/>
+                <w:szCs w:val="19"/>
+              </w:rPr>
+              <w:t xml:space="preserve">app.js</w:t>
+            </w:r>
+          </w:p>
+        </w:tc>
+        <w:tc>
+          <w:tcPr>
+            <w:tcW w:type="dxa" w:w="3700"/>
+            <w:tcBorders>
+              <w:top w:val="single" w:color="D9D5CC" w:sz="4"/>
+              <w:left w:val="single" w:color="D9D5CC" w:sz="4"/>
+              <w:bottom w:val="single" w:color="D9D5CC" w:sz="4"/>
+              <w:right w:val="single" w:color="D9D5CC" w:sz="4"/>
+            </w:tcBorders>
+            <w:shd w:fill="FAF9F6" w:val="clear"/>
+            <w:tcMar>
+              <w:top w:type="dxa" w:w="70"/>
+              <w:left w:type="dxa" w:w="110"/>
+              <w:bottom w:type="dxa" w:w="70"/>
+              <w:right w:type="dxa" w:w="110"/>
+            </w:tcMar>
+          </w:tcPr>
+          <w:p>
+            <w:pPr>
+              <w:spacing w:line="260"/>
+            </w:pPr>
+            <w:r>
+              <w:rPr>
+                <w:rFonts w:ascii="Consolas" w:cs="Consolas" w:eastAsia="Consolas" w:hAnsi="Consolas"/>
+                <w:sz w:val="19"/>
+                <w:szCs w:val="19"/>
+                <w:shd w:fill="F3F1EC" w:val="clear"/>
+              </w:rPr>
+              <w:t xml:space="preserve">renderFacturas()</w:t>
+            </w:r>
+            <w:r>
+              <w:rPr>
+                <w:sz w:val="19"/>
+                <w:szCs w:val="19"/>
+              </w:rPr>
+              <w:t xml:space="preserve"> / </w:t>
+            </w:r>
+            <w:r>
+              <w:rPr>
+                <w:rFonts w:ascii="Consolas" w:cs="Consolas" w:eastAsia="Consolas" w:hAnsi="Consolas"/>
+                <w:sz w:val="19"/>
+                <w:szCs w:val="19"/>
+                <w:shd w:fill="F3F1EC" w:val="clear"/>
+              </w:rPr>
+              <w:t xml:space="preserve">renderColumnas()</w:t>
+            </w:r>
+            <w:r>
+              <w:rPr>
+                <w:sz w:val="19"/>
+                <w:szCs w:val="19"/>
+              </w:rPr>
+              <w:t xml:space="preserve"> / </w:t>
+            </w:r>
+            <w:r>
+              <w:rPr>
+                <w:rFonts w:ascii="Consolas" w:cs="Consolas" w:eastAsia="Consolas" w:hAnsi="Consolas"/>
+                <w:sz w:val="19"/>
+                <w:szCs w:val="19"/>
+                <w:shd w:fill="F3F1EC" w:val="clear"/>
+              </w:rPr>
+              <w:t xml:space="preserve">renderResultado()</w:t>
+            </w:r>
+          </w:p>
+        </w:tc>
+        <w:tc>
+          <w:tcPr>
+            <w:tcW w:type="dxa" w:w="3960"/>
+            <w:tcBorders>
+              <w:top w:val="single" w:color="D9D5CC" w:sz="4"/>
+              <w:left w:val="single" w:color="D9D5CC" w:sz="4"/>
+              <w:bottom w:val="single" w:color="D9D5CC" w:sz="4"/>
+              <w:right w:val="single" w:color="D9D5CC" w:sz="4"/>
+            </w:tcBorders>
+            <w:shd w:fill="FAF9F6" w:val="clear"/>
+            <w:tcMar>
+              <w:top w:type="dxa" w:w="70"/>
+              <w:left w:type="dxa" w:w="110"/>
+              <w:bottom w:type="dxa" w:w="70"/>
+              <w:right w:type="dxa" w:w="110"/>
+            </w:tcMar>
+          </w:tcPr>
+          <w:p>
+            <w:pPr>
+              <w:spacing w:line="260"/>
+            </w:pPr>
+            <w:r>
+              <w:rPr>
+                <w:sz w:val="19"/>
+                <w:szCs w:val="19"/>
+              </w:rPr>
+              <w:t xml:space="preserve">Dibujo de cada paso.</w:t>
+            </w:r>
+          </w:p>
+        </w:tc>
+      </w:tr>
+      <w:tr>
+        <w:trPr>
+          <w:cantSplit/>
+        </w:trPr>
+        <w:tc>
+          <w:tcPr>
+            <w:tcW w:type="dxa" w:w="1700"/>
+            <w:tcBorders>
+              <w:top w:val="single" w:color="D9D5CC" w:sz="4"/>
+              <w:left w:val="single" w:color="D9D5CC" w:sz="4"/>
+              <w:bottom w:val="single" w:color="D9D5CC" w:sz="4"/>
+              <w:right w:val="single" w:color="D9D5CC" w:sz="4"/>
+            </w:tcBorders>
+            <w:shd w:fill="FFFFFF" w:val="clear"/>
+            <w:tcMar>
+              <w:top w:type="dxa" w:w="70"/>
+              <w:left w:type="dxa" w:w="110"/>
+              <w:bottom w:type="dxa" w:w="70"/>
+              <w:right w:type="dxa" w:w="110"/>
+            </w:tcMar>
+          </w:tcPr>
+          <w:p>
+            <w:pPr>
+              <w:spacing w:line="260"/>
+            </w:pPr>
+            <w:r>
+              <w:rPr>
+                <w:sz w:val="19"/>
+                <w:szCs w:val="19"/>
+              </w:rPr>
+              <w:t xml:space="preserve">ordenar.js</w:t>
+            </w:r>
+          </w:p>
+        </w:tc>
+        <w:tc>
+          <w:tcPr>
+            <w:tcW w:type="dxa" w:w="3700"/>
+            <w:tcBorders>
+              <w:top w:val="single" w:color="D9D5CC" w:sz="4"/>
+              <w:left w:val="single" w:color="D9D5CC" w:sz="4"/>
+              <w:bottom w:val="single" w:color="D9D5CC" w:sz="4"/>
+              <w:right w:val="single" w:color="D9D5CC" w:sz="4"/>
+            </w:tcBorders>
+            <w:shd w:fill="FFFFFF" w:val="clear"/>
+            <w:tcMar>
+              <w:top w:type="dxa" w:w="70"/>
+              <w:left w:type="dxa" w:w="110"/>
+              <w:bottom w:type="dxa" w:w="70"/>
+              <w:right w:type="dxa" w:w="110"/>
+            </w:tcMar>
+          </w:tcPr>
+          <w:p>
+            <w:pPr>
+              <w:spacing w:line="260"/>
+            </w:pPr>
+            <w:r>
+              <w:rPr>
+                <w:rFonts w:ascii="Consolas" w:cs="Consolas" w:eastAsia="Consolas" w:hAnsi="Consolas"/>
+                <w:sz w:val="19"/>
+                <w:szCs w:val="19"/>
+                <w:shd w:fill="F3F1EC" w:val="clear"/>
+              </w:rPr>
+              <w:t xml:space="preserve">colocarHueco(x, y, animar)</w:t>
+            </w:r>
+          </w:p>
+        </w:tc>
+        <w:tc>
+          <w:tcPr>
+            <w:tcW w:type="dxa" w:w="3960"/>
+            <w:tcBorders>
+              <w:top w:val="single" w:color="D9D5CC" w:sz="4"/>
+              <w:left w:val="single" w:color="D9D5CC" w:sz="4"/>
+              <w:bottom w:val="single" w:color="D9D5CC" w:sz="4"/>
+              <w:right w:val="single" w:color="D9D5CC" w:sz="4"/>
+            </w:tcBorders>
+            <w:shd w:fill="FFFFFF" w:val="clear"/>
+            <w:tcMar>
+              <w:top w:type="dxa" w:w="70"/>
+              <w:left w:type="dxa" w:w="110"/>
+              <w:bottom w:type="dxa" w:w="70"/>
+              <w:right w:type="dxa" w:w="110"/>
+            </w:tcMar>
+          </w:tcPr>
+          <w:p>
+            <w:pPr>
+              <w:spacing w:line="260"/>
+            </w:pPr>
+            <w:r>
+              <w:rPr>
+                <w:sz w:val="19"/>
+                <w:szCs w:val="19"/>
+              </w:rPr>
+              <w:t xml:space="preserve">Mueve el hueco al lugar de la tarjeta bajo el puntero.</w:t>
+            </w:r>
+          </w:p>
+        </w:tc>
+      </w:tr>
+      <w:tr>
+        <w:trPr>
+          <w:cantSplit/>
+        </w:trPr>
+        <w:tc>
+          <w:tcPr>
+            <w:tcW w:type="dxa" w:w="1700"/>
+            <w:tcBorders>
+              <w:top w:val="single" w:color="D9D5CC" w:sz="4"/>
+              <w:left w:val="single" w:color="D9D5CC" w:sz="4"/>
+              <w:bottom w:val="single" w:color="D9D5CC" w:sz="4"/>
+              <w:right w:val="single" w:color="D9D5CC" w:sz="4"/>
+            </w:tcBorders>
+            <w:shd w:fill="FAF9F6" w:val="clear"/>
+            <w:tcMar>
+              <w:top w:type="dxa" w:w="70"/>
+              <w:left w:type="dxa" w:w="110"/>
+              <w:bottom w:type="dxa" w:w="70"/>
+              <w:right w:type="dxa" w:w="110"/>
+            </w:tcMar>
+          </w:tcPr>
+          <w:p>
+            <w:pPr>
+              <w:spacing w:line="260"/>
+            </w:pPr>
+            <w:r>
+              <w:rPr>
+                <w:sz w:val="19"/>
+                <w:szCs w:val="19"/>
+              </w:rPr>
+              <w:t xml:space="preserve">ordenar.js</w:t>
+            </w:r>
+          </w:p>
+        </w:tc>
+        <w:tc>
+          <w:tcPr>
+            <w:tcW w:type="dxa" w:w="3700"/>
+            <w:tcBorders>
+              <w:top w:val="single" w:color="D9D5CC" w:sz="4"/>
+              <w:left w:val="single" w:color="D9D5CC" w:sz="4"/>
+              <w:bottom w:val="single" w:color="D9D5CC" w:sz="4"/>
+              <w:right w:val="single" w:color="D9D5CC" w:sz="4"/>
+            </w:tcBorders>
+            <w:shd w:fill="FAF9F6" w:val="clear"/>
+            <w:tcMar>
+              <w:top w:type="dxa" w:w="70"/>
+              <w:left w:type="dxa" w:w="110"/>
+              <w:bottom w:type="dxa" w:w="70"/>
+              <w:right w:type="dxa" w:w="110"/>
+            </w:tcMar>
+          </w:tcPr>
+          <w:p>
+            <w:pPr>
+              <w:spacing w:line="260"/>
+            </w:pPr>
+            <w:r>
+              <w:rPr>
+                <w:rFonts w:ascii="Consolas" w:cs="Consolas" w:eastAsia="Consolas" w:hAnsi="Consolas"/>
+                <w:sz w:val="19"/>
+                <w:szCs w:val="19"/>
+                <w:shd w:fill="F3F1EC" w:val="clear"/>
+              </w:rPr>
+              <w:t xml:space="preserve">animarCambio(cambiar)</w:t>
+            </w:r>
+          </w:p>
+        </w:tc>
+        <w:tc>
+          <w:tcPr>
+            <w:tcW w:type="dxa" w:w="3960"/>
+            <w:tcBorders>
+              <w:top w:val="single" w:color="D9D5CC" w:sz="4"/>
+              <w:left w:val="single" w:color="D9D5CC" w:sz="4"/>
+              <w:bottom w:val="single" w:color="D9D5CC" w:sz="4"/>
+              <w:right w:val="single" w:color="D9D5CC" w:sz="4"/>
+            </w:tcBorders>
+            <w:shd w:fill="FAF9F6" w:val="clear"/>
+            <w:tcMar>
+              <w:top w:type="dxa" w:w="70"/>
+              <w:left w:type="dxa" w:w="110"/>
+              <w:bottom w:type="dxa" w:w="70"/>
+              <w:right w:type="dxa" w:w="110"/>
+            </w:tcMar>
+          </w:tcPr>
+          <w:p>
+            <w:pPr>
+              <w:spacing w:line="260"/>
+            </w:pPr>
+            <w:r>
+              <w:rPr>
+                <w:sz w:val="19"/>
+                <w:szCs w:val="19"/>
+              </w:rPr>
+              <w:t xml:space="preserve">Anima el reacomodo de tarjetas (FLIP).</w:t>
+            </w:r>
+          </w:p>
+        </w:tc>
+      </w:tr>
+      <w:tr>
+        <w:trPr>
+          <w:cantSplit/>
+        </w:trPr>
+        <w:tc>
+          <w:tcPr>
+            <w:tcW w:type="dxa" w:w="1700"/>
+            <w:tcBorders>
+              <w:top w:val="single" w:color="D9D5CC" w:sz="4"/>
+              <w:left w:val="single" w:color="D9D5CC" w:sz="4"/>
+              <w:bottom w:val="single" w:color="D9D5CC" w:sz="4"/>
+              <w:right w:val="single" w:color="D9D5CC" w:sz="4"/>
+            </w:tcBorders>
+            <w:shd w:fill="FFFFFF" w:val="clear"/>
+            <w:tcMar>
+              <w:top w:type="dxa" w:w="70"/>
+              <w:left w:type="dxa" w:w="110"/>
+              <w:bottom w:type="dxa" w:w="70"/>
+              <w:right w:type="dxa" w:w="110"/>
+            </w:tcMar>
+          </w:tcPr>
+          <w:p>
+            <w:pPr>
+              <w:spacing w:line="260"/>
+            </w:pPr>
+            <w:r>
+              <w:rPr>
+                <w:sz w:val="19"/>
+                <w:szCs w:val="19"/>
+              </w:rPr>
               <w:t xml:space="preserve">ordenar.js</w:t>
             </w:r>
           </w:p>
@@ -16845,7 +20733,7 @@
         <w:pStyle w:val="Heading2"/>
       </w:pPr>
       <w:r>
-        <w:t xml:space="preserve">3.13 Cambios comunes</w:t>
+        <w:t xml:space="preserve">4.14 Cambios comunes</w:t>
       </w:r>
     </w:p>
     <w:p>
@@ -16916,7 +20804,7 @@
         <w:pStyle w:val="ListParagraph"/>
         <w:numPr>
           <w:ilvl w:val="0"/>
-          <w:numId w:val="8"/>
+          <w:numId w:val="11"/>
         </w:numPr>
         <w:spacing w:after="60" w:line="280"/>
       </w:pPr>
@@ -16977,7 +20865,7 @@
         <w:pStyle w:val="ListParagraph"/>
         <w:numPr>
           <w:ilvl w:val="0"/>
-          <w:numId w:val="8"/>
+          <w:numId w:val="11"/>
         </w:numPr>
         <w:spacing w:after="60" w:line="280"/>
       </w:pPr>
@@ -17173,7 +21061,7 @@
         <w:pStyle w:val="ListParagraph"/>
         <w:numPr>
           <w:ilvl w:val="0"/>
-          <w:numId w:val="9"/>
+          <w:numId w:val="12"/>
         </w:numPr>
         <w:spacing w:after="60" w:line="280"/>
       </w:pPr>
@@ -17186,7 +21074,7 @@
         <w:pStyle w:val="ListParagraph"/>
         <w:numPr>
           <w:ilvl w:val="0"/>
-          <w:numId w:val="9"/>
+          <w:numId w:val="12"/>
         </w:numPr>
         <w:spacing w:after="60" w:line="280"/>
       </w:pPr>
@@ -17199,7 +21087,7 @@
         <w:pStyle w:val="ListParagraph"/>
         <w:numPr>
           <w:ilvl w:val="0"/>
-          <w:numId w:val="9"/>
+          <w:numId w:val="12"/>
         </w:numPr>
         <w:spacing w:after="60" w:line="280"/>
       </w:pPr>
@@ -17212,7 +21100,7 @@
         <w:pStyle w:val="ListParagraph"/>
         <w:numPr>
           <w:ilvl w:val="0"/>
-          <w:numId w:val="9"/>
+          <w:numId w:val="12"/>
         </w:numPr>
         <w:spacing w:after="60" w:line="280"/>
       </w:pPr>
@@ -17249,7 +21137,7 @@
         <w:pStyle w:val="Heading2"/>
       </w:pPr>
       <w:r>
-        <w:t xml:space="preserve">3.14 Pruebas realizadas</w:t>
+        <w:t xml:space="preserve">4.15 Pruebas realizadas</w:t>
       </w:r>
     </w:p>
     <w:tbl>
@@ -18574,13 +22462,500 @@
           </w:p>
         </w:tc>
       </w:tr>
+      <w:tr>
+        <w:trPr>
+          <w:cantSplit/>
+        </w:trPr>
+        <w:tc>
+          <w:tcPr>
+            <w:tcW w:type="dxa" w:w="6860"/>
+            <w:tcBorders>
+              <w:top w:val="single" w:color="D9D5CC" w:sz="4"/>
+              <w:left w:val="single" w:color="D9D5CC" w:sz="4"/>
+              <w:bottom w:val="single" w:color="D9D5CC" w:sz="4"/>
+              <w:right w:val="single" w:color="D9D5CC" w:sz="4"/>
+            </w:tcBorders>
+            <w:shd w:fill="FAF9F6" w:val="clear"/>
+            <w:tcMar>
+              <w:top w:type="dxa" w:w="70"/>
+              <w:left w:type="dxa" w:w="110"/>
+              <w:bottom w:type="dxa" w:w="70"/>
+              <w:right w:type="dxa" w:w="110"/>
+            </w:tcMar>
+          </w:tcPr>
+          <w:p>
+            <w:pPr>
+              <w:spacing w:line="260"/>
+            </w:pPr>
+            <w:r>
+              <w:rPr>
+                <w:sz w:val="19"/>
+                <w:szCs w:val="19"/>
+              </w:rPr>
+              <w:t xml:space="preserve">Conteo con pistola simulada: suma, artículo completo y aviso de sobrante</w:t>
+            </w:r>
+          </w:p>
+        </w:tc>
+        <w:tc>
+          <w:tcPr>
+            <w:tcW w:type="dxa" w:w="2500"/>
+            <w:tcBorders>
+              <w:top w:val="single" w:color="D9D5CC" w:sz="4"/>
+              <w:left w:val="single" w:color="D9D5CC" w:sz="4"/>
+              <w:bottom w:val="single" w:color="D9D5CC" w:sz="4"/>
+              <w:right w:val="single" w:color="D9D5CC" w:sz="4"/>
+            </w:tcBorders>
+            <w:shd w:fill="FAF9F6" w:val="clear"/>
+            <w:tcMar>
+              <w:top w:type="dxa" w:w="70"/>
+              <w:left w:type="dxa" w:w="110"/>
+              <w:bottom w:type="dxa" w:w="70"/>
+              <w:right w:type="dxa" w:w="110"/>
+            </w:tcMar>
+          </w:tcPr>
+          <w:p>
+            <w:pPr>
+              <w:spacing w:line="260"/>
+            </w:pPr>
+            <w:r>
+              <w:rPr>
+                <w:sz w:val="19"/>
+                <w:szCs w:val="19"/>
+              </w:rPr>
+              <w:t xml:space="preserve">Correcto</w:t>
+            </w:r>
+          </w:p>
+        </w:tc>
+      </w:tr>
+      <w:tr>
+        <w:trPr>
+          <w:cantSplit/>
+        </w:trPr>
+        <w:tc>
+          <w:tcPr>
+            <w:tcW w:type="dxa" w:w="6860"/>
+            <w:tcBorders>
+              <w:top w:val="single" w:color="D9D5CC" w:sz="4"/>
+              <w:left w:val="single" w:color="D9D5CC" w:sz="4"/>
+              <w:bottom w:val="single" w:color="D9D5CC" w:sz="4"/>
+              <w:right w:val="single" w:color="D9D5CC" w:sz="4"/>
+            </w:tcBorders>
+            <w:shd w:fill="FFFFFF" w:val="clear"/>
+            <w:tcMar>
+              <w:top w:type="dxa" w:w="70"/>
+              <w:left w:type="dxa" w:w="110"/>
+              <w:bottom w:type="dxa" w:w="70"/>
+              <w:right w:type="dxa" w:w="110"/>
+            </w:tcMar>
+          </w:tcPr>
+          <w:p>
+            <w:pPr>
+              <w:spacing w:line="260"/>
+            </w:pPr>
+            <w:r>
+              <w:rPr>
+                <w:sz w:val="19"/>
+                <w:szCs w:val="19"/>
+              </w:rPr>
+              <w:t xml:space="preserve">Código con espacios y minúsculas reconocido (</w:t>
+            </w:r>
+            <w:r>
+              <w:rPr>
+                <w:rFonts w:ascii="Consolas" w:cs="Consolas" w:eastAsia="Consolas" w:hAnsi="Consolas"/>
+                <w:sz w:val="19"/>
+                <w:szCs w:val="19"/>
+                <w:shd w:fill="F3F1EC" w:val="clear"/>
+              </w:rPr>
+              <w:t xml:space="preserve">a170 70 18x</w:t>
+            </w:r>
+            <w:r>
+              <w:rPr>
+                <w:sz w:val="19"/>
+                <w:szCs w:val="19"/>
+              </w:rPr>
+              <w:t xml:space="preserve"> a </w:t>
+            </w:r>
+            <w:r>
+              <w:rPr>
+                <w:rFonts w:ascii="Consolas" w:cs="Consolas" w:eastAsia="Consolas" w:hAnsi="Consolas"/>
+                <w:sz w:val="19"/>
+                <w:szCs w:val="19"/>
+                <w:shd w:fill="F3F1EC" w:val="clear"/>
+              </w:rPr>
+              <w:t xml:space="preserve">A170-70-18X</w:t>
+            </w:r>
+            <w:r>
+              <w:rPr>
+                <w:sz w:val="19"/>
+                <w:szCs w:val="19"/>
+              </w:rPr>
+              <w:t xml:space="preserve">)</w:t>
+            </w:r>
+          </w:p>
+        </w:tc>
+        <w:tc>
+          <w:tcPr>
+            <w:tcW w:type="dxa" w:w="2500"/>
+            <w:tcBorders>
+              <w:top w:val="single" w:color="D9D5CC" w:sz="4"/>
+              <w:left w:val="single" w:color="D9D5CC" w:sz="4"/>
+              <w:bottom w:val="single" w:color="D9D5CC" w:sz="4"/>
+              <w:right w:val="single" w:color="D9D5CC" w:sz="4"/>
+            </w:tcBorders>
+            <w:shd w:fill="FFFFFF" w:val="clear"/>
+            <w:tcMar>
+              <w:top w:type="dxa" w:w="70"/>
+              <w:left w:type="dxa" w:w="110"/>
+              <w:bottom w:type="dxa" w:w="70"/>
+              <w:right w:type="dxa" w:w="110"/>
+            </w:tcMar>
+          </w:tcPr>
+          <w:p>
+            <w:pPr>
+              <w:spacing w:line="260"/>
+            </w:pPr>
+            <w:r>
+              <w:rPr>
+                <w:sz w:val="19"/>
+                <w:szCs w:val="19"/>
+              </w:rPr>
+              <w:t xml:space="preserve">Correcto</w:t>
+            </w:r>
+          </w:p>
+        </w:tc>
+      </w:tr>
+      <w:tr>
+        <w:trPr>
+          <w:cantSplit/>
+        </w:trPr>
+        <w:tc>
+          <w:tcPr>
+            <w:tcW w:type="dxa" w:w="6860"/>
+            <w:tcBorders>
+              <w:top w:val="single" w:color="D9D5CC" w:sz="4"/>
+              <w:left w:val="single" w:color="D9D5CC" w:sz="4"/>
+              <w:bottom w:val="single" w:color="D9D5CC" w:sz="4"/>
+              <w:right w:val="single" w:color="D9D5CC" w:sz="4"/>
+            </w:tcBorders>
+            <w:shd w:fill="FAF9F6" w:val="clear"/>
+            <w:tcMar>
+              <w:top w:type="dxa" w:w="70"/>
+              <w:left w:type="dxa" w:w="110"/>
+              <w:bottom w:type="dxa" w:w="70"/>
+              <w:right w:type="dxa" w:w="110"/>
+            </w:tcMar>
+          </w:tcPr>
+          <w:p>
+            <w:pPr>
+              <w:spacing w:line="260"/>
+            </w:pPr>
+            <w:r>
+              <w:rPr>
+                <w:sz w:val="19"/>
+                <w:szCs w:val="19"/>
+              </w:rPr>
+              <w:t xml:space="preserve">Código nuevo: la app pregunta, guarda la equivalencia y la reconoce sola la siguiente vez</w:t>
+            </w:r>
+          </w:p>
+        </w:tc>
+        <w:tc>
+          <w:tcPr>
+            <w:tcW w:type="dxa" w:w="2500"/>
+            <w:tcBorders>
+              <w:top w:val="single" w:color="D9D5CC" w:sz="4"/>
+              <w:left w:val="single" w:color="D9D5CC" w:sz="4"/>
+              <w:bottom w:val="single" w:color="D9D5CC" w:sz="4"/>
+              <w:right w:val="single" w:color="D9D5CC" w:sz="4"/>
+            </w:tcBorders>
+            <w:shd w:fill="FAF9F6" w:val="clear"/>
+            <w:tcMar>
+              <w:top w:type="dxa" w:w="70"/>
+              <w:left w:type="dxa" w:w="110"/>
+              <w:bottom w:type="dxa" w:w="70"/>
+              <w:right w:type="dxa" w:w="110"/>
+            </w:tcMar>
+          </w:tcPr>
+          <w:p>
+            <w:pPr>
+              <w:spacing w:line="260"/>
+            </w:pPr>
+            <w:r>
+              <w:rPr>
+                <w:sz w:val="19"/>
+                <w:szCs w:val="19"/>
+              </w:rPr>
+              <w:t xml:space="preserve">Correcto</w:t>
+            </w:r>
+          </w:p>
+        </w:tc>
+      </w:tr>
+      <w:tr>
+        <w:trPr>
+          <w:cantSplit/>
+        </w:trPr>
+        <w:tc>
+          <w:tcPr>
+            <w:tcW w:type="dxa" w:w="6860"/>
+            <w:tcBorders>
+              <w:top w:val="single" w:color="D9D5CC" w:sz="4"/>
+              <w:left w:val="single" w:color="D9D5CC" w:sz="4"/>
+              <w:bottom w:val="single" w:color="D9D5CC" w:sz="4"/>
+              <w:right w:val="single" w:color="D9D5CC" w:sz="4"/>
+            </w:tcBorders>
+            <w:shd w:fill="FFFFFF" w:val="clear"/>
+            <w:tcMar>
+              <w:top w:type="dxa" w:w="70"/>
+              <w:left w:type="dxa" w:w="110"/>
+              <w:bottom w:type="dxa" w:w="70"/>
+              <w:right w:type="dxa" w:w="110"/>
+            </w:tcMar>
+          </w:tcPr>
+          <w:p>
+            <w:pPr>
+              <w:spacing w:line="260"/>
+            </w:pPr>
+            <w:r>
+              <w:rPr>
+                <w:sz w:val="19"/>
+                <w:szCs w:val="19"/>
+              </w:rPr>
+              <w:t xml:space="preserve">Mercancía no facturada apartada y reflejada en el marcador</w:t>
+            </w:r>
+          </w:p>
+        </w:tc>
+        <w:tc>
+          <w:tcPr>
+            <w:tcW w:type="dxa" w:w="2500"/>
+            <w:tcBorders>
+              <w:top w:val="single" w:color="D9D5CC" w:sz="4"/>
+              <w:left w:val="single" w:color="D9D5CC" w:sz="4"/>
+              <w:bottom w:val="single" w:color="D9D5CC" w:sz="4"/>
+              <w:right w:val="single" w:color="D9D5CC" w:sz="4"/>
+            </w:tcBorders>
+            <w:shd w:fill="FFFFFF" w:val="clear"/>
+            <w:tcMar>
+              <w:top w:type="dxa" w:w="70"/>
+              <w:left w:type="dxa" w:w="110"/>
+              <w:bottom w:type="dxa" w:w="70"/>
+              <w:right w:type="dxa" w:w="110"/>
+            </w:tcMar>
+          </w:tcPr>
+          <w:p>
+            <w:pPr>
+              <w:spacing w:line="260"/>
+            </w:pPr>
+            <w:r>
+              <w:rPr>
+                <w:sz w:val="19"/>
+                <w:szCs w:val="19"/>
+              </w:rPr>
+              <w:t xml:space="preserve">Correcto</w:t>
+            </w:r>
+          </w:p>
+        </w:tc>
+      </w:tr>
+      <w:tr>
+        <w:trPr>
+          <w:cantSplit/>
+        </w:trPr>
+        <w:tc>
+          <w:tcPr>
+            <w:tcW w:type="dxa" w:w="6860"/>
+            <w:tcBorders>
+              <w:top w:val="single" w:color="D9D5CC" w:sz="4"/>
+              <w:left w:val="single" w:color="D9D5CC" w:sz="4"/>
+              <w:bottom w:val="single" w:color="D9D5CC" w:sz="4"/>
+              <w:right w:val="single" w:color="D9D5CC" w:sz="4"/>
+            </w:tcBorders>
+            <w:shd w:fill="FAF9F6" w:val="clear"/>
+            <w:tcMar>
+              <w:top w:type="dxa" w:w="70"/>
+              <w:left w:type="dxa" w:w="110"/>
+              <w:bottom w:type="dxa" w:w="70"/>
+              <w:right w:type="dxa" w:w="110"/>
+            </w:tcMar>
+          </w:tcPr>
+          <w:p>
+            <w:pPr>
+              <w:spacing w:line="260"/>
+            </w:pPr>
+            <w:r>
+              <w:rPr>
+                <w:sz w:val="19"/>
+                <w:szCs w:val="19"/>
+              </w:rPr>
+              <w:t xml:space="preserve">El conteo se recupera tras cerrar y volver a abrir la app</w:t>
+            </w:r>
+          </w:p>
+        </w:tc>
+        <w:tc>
+          <w:tcPr>
+            <w:tcW w:type="dxa" w:w="2500"/>
+            <w:tcBorders>
+              <w:top w:val="single" w:color="D9D5CC" w:sz="4"/>
+              <w:left w:val="single" w:color="D9D5CC" w:sz="4"/>
+              <w:bottom w:val="single" w:color="D9D5CC" w:sz="4"/>
+              <w:right w:val="single" w:color="D9D5CC" w:sz="4"/>
+            </w:tcBorders>
+            <w:shd w:fill="FAF9F6" w:val="clear"/>
+            <w:tcMar>
+              <w:top w:type="dxa" w:w="70"/>
+              <w:left w:type="dxa" w:w="110"/>
+              <w:bottom w:type="dxa" w:w="70"/>
+              <w:right w:type="dxa" w:w="110"/>
+            </w:tcMar>
+          </w:tcPr>
+          <w:p>
+            <w:pPr>
+              <w:spacing w:line="260"/>
+            </w:pPr>
+            <w:r>
+              <w:rPr>
+                <w:sz w:val="19"/>
+                <w:szCs w:val="19"/>
+              </w:rPr>
+              <w:t xml:space="preserve">Correcto</w:t>
+            </w:r>
+          </w:p>
+        </w:tc>
+      </w:tr>
+      <w:tr>
+        <w:trPr>
+          <w:cantSplit/>
+        </w:trPr>
+        <w:tc>
+          <w:tcPr>
+            <w:tcW w:type="dxa" w:w="6860"/>
+            <w:tcBorders>
+              <w:top w:val="single" w:color="D9D5CC" w:sz="4"/>
+              <w:left w:val="single" w:color="D9D5CC" w:sz="4"/>
+              <w:bottom w:val="single" w:color="D9D5CC" w:sz="4"/>
+              <w:right w:val="single" w:color="D9D5CC" w:sz="4"/>
+            </w:tcBorders>
+            <w:shd w:fill="FFFFFF" w:val="clear"/>
+            <w:tcMar>
+              <w:top w:type="dxa" w:w="70"/>
+              <w:left w:type="dxa" w:w="110"/>
+              <w:bottom w:type="dxa" w:w="70"/>
+              <w:right w:type="dxa" w:w="110"/>
+            </w:tcMar>
+          </w:tcPr>
+          <w:p>
+            <w:pPr>
+              <w:spacing w:line="260"/>
+            </w:pPr>
+            <w:r>
+              <w:rPr>
+                <w:sz w:val="19"/>
+                <w:szCs w:val="19"/>
+              </w:rPr>
+              <w:t xml:space="preserve">Reporte de la revisión con faltantes, sobrantes y no facturados</w:t>
+            </w:r>
+          </w:p>
+        </w:tc>
+        <w:tc>
+          <w:tcPr>
+            <w:tcW w:type="dxa" w:w="2500"/>
+            <w:tcBorders>
+              <w:top w:val="single" w:color="D9D5CC" w:sz="4"/>
+              <w:left w:val="single" w:color="D9D5CC" w:sz="4"/>
+              <w:bottom w:val="single" w:color="D9D5CC" w:sz="4"/>
+              <w:right w:val="single" w:color="D9D5CC" w:sz="4"/>
+            </w:tcBorders>
+            <w:shd w:fill="FFFFFF" w:val="clear"/>
+            <w:tcMar>
+              <w:top w:type="dxa" w:w="70"/>
+              <w:left w:type="dxa" w:w="110"/>
+              <w:bottom w:type="dxa" w:w="70"/>
+              <w:right w:type="dxa" w:w="110"/>
+            </w:tcMar>
+          </w:tcPr>
+          <w:p>
+            <w:pPr>
+              <w:spacing w:line="260"/>
+            </w:pPr>
+            <w:r>
+              <w:rPr>
+                <w:sz w:val="19"/>
+                <w:szCs w:val="19"/>
+              </w:rPr>
+              <w:t xml:space="preserve">Correcto</w:t>
+            </w:r>
+          </w:p>
+        </w:tc>
+      </w:tr>
+      <w:tr>
+        <w:trPr>
+          <w:cantSplit/>
+        </w:trPr>
+        <w:tc>
+          <w:tcPr>
+            <w:tcW w:type="dxa" w:w="6860"/>
+            <w:tcBorders>
+              <w:top w:val="single" w:color="D9D5CC" w:sz="4"/>
+              <w:left w:val="single" w:color="D9D5CC" w:sz="4"/>
+              <w:bottom w:val="single" w:color="D9D5CC" w:sz="4"/>
+              <w:right w:val="single" w:color="D9D5CC" w:sz="4"/>
+            </w:tcBorders>
+            <w:shd w:fill="FAF9F6" w:val="clear"/>
+            <w:tcMar>
+              <w:top w:type="dxa" w:w="70"/>
+              <w:left w:type="dxa" w:w="110"/>
+              <w:bottom w:type="dxa" w:w="70"/>
+              <w:right w:type="dxa" w:w="110"/>
+            </w:tcMar>
+          </w:tcPr>
+          <w:p>
+            <w:pPr>
+              <w:spacing w:line="260"/>
+            </w:pPr>
+            <w:r>
+              <w:rPr>
+                <w:sz w:val="19"/>
+                <w:szCs w:val="19"/>
+              </w:rPr>
+              <w:t xml:space="preserve">En celular el teclado no se abre solo antes del primer escaneo</w:t>
+            </w:r>
+          </w:p>
+        </w:tc>
+        <w:tc>
+          <w:tcPr>
+            <w:tcW w:type="dxa" w:w="2500"/>
+            <w:tcBorders>
+              <w:top w:val="single" w:color="D9D5CC" w:sz="4"/>
+              <w:left w:val="single" w:color="D9D5CC" w:sz="4"/>
+              <w:bottom w:val="single" w:color="D9D5CC" w:sz="4"/>
+              <w:right w:val="single" w:color="D9D5CC" w:sz="4"/>
+            </w:tcBorders>
+            <w:shd w:fill="FAF9F6" w:val="clear"/>
+            <w:tcMar>
+              <w:top w:type="dxa" w:w="70"/>
+              <w:left w:type="dxa" w:w="110"/>
+              <w:bottom w:type="dxa" w:w="70"/>
+              <w:right w:type="dxa" w:w="110"/>
+            </w:tcMar>
+          </w:tcPr>
+          <w:p>
+            <w:pPr>
+              <w:spacing w:line="260"/>
+            </w:pPr>
+            <w:r>
+              <w:rPr>
+                <w:sz w:val="19"/>
+                <w:szCs w:val="19"/>
+              </w:rPr>
+              <w:t xml:space="preserve">Correcto</w:t>
+            </w:r>
+          </w:p>
+        </w:tc>
+      </w:tr>
     </w:tbl>
     <w:p>
       <w:pPr>
         <w:pStyle w:val="Heading2"/>
       </w:pPr>
       <w:r>
-        <w:t xml:space="preserve">3.15 Limitaciones conocidas</w:t>
+        <w:t xml:space="preserve">4.16 Limitaciones conocidas</w:t>
       </w:r>
     </w:p>
     <w:p>
@@ -18676,11 +23051,50 @@
     </w:p>
     <w:p>
       <w:pPr>
+        <w:pStyle w:val="ListParagraph"/>
+        <w:numPr>
+          <w:ilvl w:val="0"/>
+          <w:numId w:val="2"/>
+        </w:numPr>
+        <w:spacing w:after="60" w:line="280"/>
+      </w:pPr>
+      <w:r>
+        <w:t xml:space="preserve">La lectura de códigos con la cámara no funciona en Safari de iPhone; ahí se usa pistola o se teclea.</w:t>
+      </w:r>
+    </w:p>
+    <w:p>
+      <w:pPr>
+        <w:pStyle w:val="ListParagraph"/>
+        <w:numPr>
+          <w:ilvl w:val="0"/>
+          <w:numId w:val="2"/>
+        </w:numPr>
+        <w:spacing w:after="60" w:line="280"/>
+      </w:pPr>
+      <w:r>
+        <w:t xml:space="preserve">El conteo y las equivalencias se guardan en cada dispositivo: una revisión empezada en la computadora no se puede continuar en el celular.</w:t>
+      </w:r>
+    </w:p>
+    <w:p>
+      <w:pPr>
+        <w:pStyle w:val="ListParagraph"/>
+        <w:numPr>
+          <w:ilvl w:val="0"/>
+          <w:numId w:val="2"/>
+        </w:numPr>
+        <w:spacing w:after="60" w:line="280"/>
+      </w:pPr>
+      <w:r>
+        <w:t xml:space="preserve">La revisión trabaja con una factura a la vez.</w:t>
+      </w:r>
+    </w:p>
+    <w:p>
+      <w:pPr>
         <w:pStyle w:val="Heading1"/>
         <w:pageBreakBefore/>
       </w:pPr>
       <w:r>
-        <w:t xml:space="preserve">4. Posibles mejoras</w:t>
+        <w:t xml:space="preserve">5. Posibles mejoras</w:t>
       </w:r>
     </w:p>
     <w:p>
@@ -20583,13 +24997,505 @@
           </w:p>
         </w:tc>
       </w:tr>
+      <w:tr>
+        <w:trPr>
+          <w:cantSplit/>
+        </w:trPr>
+        <w:tc>
+          <w:tcPr>
+            <w:tcW w:type="dxa" w:w="440"/>
+            <w:tcBorders>
+              <w:top w:val="single" w:color="D9D5CC" w:sz="4"/>
+              <w:left w:val="single" w:color="D9D5CC" w:sz="4"/>
+              <w:bottom w:val="single" w:color="D9D5CC" w:sz="4"/>
+              <w:right w:val="single" w:color="D9D5CC" w:sz="4"/>
+            </w:tcBorders>
+            <w:shd w:fill="FFFFFF" w:val="clear"/>
+            <w:tcMar>
+              <w:top w:type="dxa" w:w="70"/>
+              <w:left w:type="dxa" w:w="110"/>
+              <w:bottom w:type="dxa" w:w="70"/>
+              <w:right w:type="dxa" w:w="110"/>
+            </w:tcMar>
+          </w:tcPr>
+          <w:p>
+            <w:pPr>
+              <w:spacing w:line="260"/>
+            </w:pPr>
+            <w:r>
+              <w:rPr>
+                <w:sz w:val="19"/>
+                <w:szCs w:val="19"/>
+              </w:rPr>
+              <w:t xml:space="preserve">11</w:t>
+            </w:r>
+          </w:p>
+        </w:tc>
+        <w:tc>
+          <w:tcPr>
+            <w:tcW w:type="dxa" w:w="3400"/>
+            <w:tcBorders>
+              <w:top w:val="single" w:color="D9D5CC" w:sz="4"/>
+              <w:left w:val="single" w:color="D9D5CC" w:sz="4"/>
+              <w:bottom w:val="single" w:color="D9D5CC" w:sz="4"/>
+              <w:right w:val="single" w:color="D9D5CC" w:sz="4"/>
+            </w:tcBorders>
+            <w:shd w:fill="FFFFFF" w:val="clear"/>
+            <w:tcMar>
+              <w:top w:type="dxa" w:w="70"/>
+              <w:left w:type="dxa" w:w="110"/>
+              <w:bottom w:type="dxa" w:w="70"/>
+              <w:right w:type="dxa" w:w="110"/>
+            </w:tcMar>
+          </w:tcPr>
+          <w:p>
+            <w:pPr>
+              <w:spacing w:line="260"/>
+            </w:pPr>
+            <w:r>
+              <w:rPr>
+                <w:b/>
+                <w:bCs/>
+                <w:sz w:val="19"/>
+                <w:szCs w:val="19"/>
+              </w:rPr>
+              <w:t xml:space="preserve">Compartir el conteo entre dispositivos</w:t>
+            </w:r>
+            <w:r>
+              <w:rPr>
+                <w:sz w:val="19"/>
+                <w:szCs w:val="19"/>
+              </w:rPr>
+              <w:t xml:space="preserve"> para que dos personas revisen la misma factura.</w:t>
+            </w:r>
+          </w:p>
+        </w:tc>
+        <w:tc>
+          <w:tcPr>
+            <w:tcW w:type="dxa" w:w="3040"/>
+            <w:tcBorders>
+              <w:top w:val="single" w:color="D9D5CC" w:sz="4"/>
+              <w:left w:val="single" w:color="D9D5CC" w:sz="4"/>
+              <w:bottom w:val="single" w:color="D9D5CC" w:sz="4"/>
+              <w:right w:val="single" w:color="D9D5CC" w:sz="4"/>
+            </w:tcBorders>
+            <w:shd w:fill="FFFFFF" w:val="clear"/>
+            <w:tcMar>
+              <w:top w:type="dxa" w:w="70"/>
+              <w:left w:type="dxa" w:w="110"/>
+              <w:bottom w:type="dxa" w:w="70"/>
+              <w:right w:type="dxa" w:w="110"/>
+            </w:tcMar>
+          </w:tcPr>
+          <w:p>
+            <w:pPr>
+              <w:spacing w:line="260"/>
+            </w:pPr>
+            <w:r>
+              <w:rPr>
+                <w:sz w:val="19"/>
+                <w:szCs w:val="19"/>
+              </w:rPr>
+              <w:t xml:space="preserve">Recepciones grandes en menos tiempo.</w:t>
+            </w:r>
+          </w:p>
+        </w:tc>
+        <w:tc>
+          <w:tcPr>
+            <w:tcW w:type="dxa" w:w="1240"/>
+            <w:tcBorders>
+              <w:top w:val="single" w:color="D9D5CC" w:sz="4"/>
+              <w:left w:val="single" w:color="D9D5CC" w:sz="4"/>
+              <w:bottom w:val="single" w:color="D9D5CC" w:sz="4"/>
+              <w:right w:val="single" w:color="D9D5CC" w:sz="4"/>
+            </w:tcBorders>
+            <w:shd w:fill="FFFFFF" w:val="clear"/>
+            <w:tcMar>
+              <w:top w:type="dxa" w:w="70"/>
+              <w:left w:type="dxa" w:w="110"/>
+              <w:bottom w:type="dxa" w:w="70"/>
+              <w:right w:type="dxa" w:w="110"/>
+            </w:tcMar>
+          </w:tcPr>
+          <w:p>
+            <w:pPr>
+              <w:spacing w:line="260"/>
+            </w:pPr>
+            <w:r>
+              <w:rPr>
+                <w:sz w:val="19"/>
+                <w:szCs w:val="19"/>
+              </w:rPr>
+              <w:t xml:space="preserve">Media</w:t>
+            </w:r>
+          </w:p>
+        </w:tc>
+        <w:tc>
+          <w:tcPr>
+            <w:tcW w:type="dxa" w:w="1240"/>
+            <w:tcBorders>
+              <w:top w:val="single" w:color="D9D5CC" w:sz="4"/>
+              <w:left w:val="single" w:color="D9D5CC" w:sz="4"/>
+              <w:bottom w:val="single" w:color="D9D5CC" w:sz="4"/>
+              <w:right w:val="single" w:color="D9D5CC" w:sz="4"/>
+            </w:tcBorders>
+            <w:shd w:fill="FFFFFF" w:val="clear"/>
+            <w:tcMar>
+              <w:top w:type="dxa" w:w="70"/>
+              <w:left w:type="dxa" w:w="110"/>
+              <w:bottom w:type="dxa" w:w="70"/>
+              <w:right w:type="dxa" w:w="110"/>
+            </w:tcMar>
+          </w:tcPr>
+          <w:p>
+            <w:pPr>
+              <w:spacing w:line="260"/>
+            </w:pPr>
+            <w:r>
+              <w:rPr>
+                <w:sz w:val="19"/>
+                <w:szCs w:val="19"/>
+              </w:rPr>
+              <w:t xml:space="preserve">Alto</w:t>
+            </w:r>
+          </w:p>
+        </w:tc>
+      </w:tr>
+      <w:tr>
+        <w:trPr>
+          <w:cantSplit/>
+        </w:trPr>
+        <w:tc>
+          <w:tcPr>
+            <w:tcW w:type="dxa" w:w="440"/>
+            <w:tcBorders>
+              <w:top w:val="single" w:color="D9D5CC" w:sz="4"/>
+              <w:left w:val="single" w:color="D9D5CC" w:sz="4"/>
+              <w:bottom w:val="single" w:color="D9D5CC" w:sz="4"/>
+              <w:right w:val="single" w:color="D9D5CC" w:sz="4"/>
+            </w:tcBorders>
+            <w:shd w:fill="FAF9F6" w:val="clear"/>
+            <w:tcMar>
+              <w:top w:type="dxa" w:w="70"/>
+              <w:left w:type="dxa" w:w="110"/>
+              <w:bottom w:type="dxa" w:w="70"/>
+              <w:right w:type="dxa" w:w="110"/>
+            </w:tcMar>
+          </w:tcPr>
+          <w:p>
+            <w:pPr>
+              <w:spacing w:line="260"/>
+            </w:pPr>
+            <w:r>
+              <w:rPr>
+                <w:sz w:val="19"/>
+                <w:szCs w:val="19"/>
+              </w:rPr>
+              <w:t xml:space="preserve">12</w:t>
+            </w:r>
+          </w:p>
+        </w:tc>
+        <w:tc>
+          <w:tcPr>
+            <w:tcW w:type="dxa" w:w="3400"/>
+            <w:tcBorders>
+              <w:top w:val="single" w:color="D9D5CC" w:sz="4"/>
+              <w:left w:val="single" w:color="D9D5CC" w:sz="4"/>
+              <w:bottom w:val="single" w:color="D9D5CC" w:sz="4"/>
+              <w:right w:val="single" w:color="D9D5CC" w:sz="4"/>
+            </w:tcBorders>
+            <w:shd w:fill="FAF9F6" w:val="clear"/>
+            <w:tcMar>
+              <w:top w:type="dxa" w:w="70"/>
+              <w:left w:type="dxa" w:w="110"/>
+              <w:bottom w:type="dxa" w:w="70"/>
+              <w:right w:type="dxa" w:w="110"/>
+            </w:tcMar>
+          </w:tcPr>
+          <w:p>
+            <w:pPr>
+              <w:spacing w:line="260"/>
+            </w:pPr>
+            <w:r>
+              <w:rPr>
+                <w:b/>
+                <w:bCs/>
+                <w:sz w:val="19"/>
+                <w:szCs w:val="19"/>
+              </w:rPr>
+              <w:t xml:space="preserve">Etiquetas propias con el código interno:</w:t>
+            </w:r>
+            <w:r>
+              <w:rPr>
+                <w:sz w:val="19"/>
+                <w:szCs w:val="19"/>
+              </w:rPr>
+              <w:t xml:space="preserve"> imprimir y pegar códigos de barras de El Boom.</w:t>
+            </w:r>
+          </w:p>
+        </w:tc>
+        <w:tc>
+          <w:tcPr>
+            <w:tcW w:type="dxa" w:w="3040"/>
+            <w:tcBorders>
+              <w:top w:val="single" w:color="D9D5CC" w:sz="4"/>
+              <w:left w:val="single" w:color="D9D5CC" w:sz="4"/>
+              <w:bottom w:val="single" w:color="D9D5CC" w:sz="4"/>
+              <w:right w:val="single" w:color="D9D5CC" w:sz="4"/>
+            </w:tcBorders>
+            <w:shd w:fill="FAF9F6" w:val="clear"/>
+            <w:tcMar>
+              <w:top w:type="dxa" w:w="70"/>
+              <w:left w:type="dxa" w:w="110"/>
+              <w:bottom w:type="dxa" w:w="70"/>
+              <w:right w:type="dxa" w:w="110"/>
+            </w:tcMar>
+          </w:tcPr>
+          <w:p>
+            <w:pPr>
+              <w:spacing w:line="260"/>
+            </w:pPr>
+            <w:r>
+              <w:rPr>
+                <w:sz w:val="19"/>
+                <w:szCs w:val="19"/>
+              </w:rPr>
+              <w:t xml:space="preserve">Un solo código sirve para todos los proveedores y para el inventario.</w:t>
+            </w:r>
+          </w:p>
+        </w:tc>
+        <w:tc>
+          <w:tcPr>
+            <w:tcW w:type="dxa" w:w="1240"/>
+            <w:tcBorders>
+              <w:top w:val="single" w:color="D9D5CC" w:sz="4"/>
+              <w:left w:val="single" w:color="D9D5CC" w:sz="4"/>
+              <w:bottom w:val="single" w:color="D9D5CC" w:sz="4"/>
+              <w:right w:val="single" w:color="D9D5CC" w:sz="4"/>
+            </w:tcBorders>
+            <w:shd w:fill="FAF9F6" w:val="clear"/>
+            <w:tcMar>
+              <w:top w:type="dxa" w:w="70"/>
+              <w:left w:type="dxa" w:w="110"/>
+              <w:bottom w:type="dxa" w:w="70"/>
+              <w:right w:type="dxa" w:w="110"/>
+            </w:tcMar>
+          </w:tcPr>
+          <w:p>
+            <w:pPr>
+              <w:spacing w:line="260"/>
+            </w:pPr>
+            <w:r>
+              <w:rPr>
+                <w:sz w:val="19"/>
+                <w:szCs w:val="19"/>
+              </w:rPr>
+              <w:t xml:space="preserve">Media</w:t>
+            </w:r>
+          </w:p>
+        </w:tc>
+        <w:tc>
+          <w:tcPr>
+            <w:tcW w:type="dxa" w:w="1240"/>
+            <w:tcBorders>
+              <w:top w:val="single" w:color="D9D5CC" w:sz="4"/>
+              <w:left w:val="single" w:color="D9D5CC" w:sz="4"/>
+              <w:bottom w:val="single" w:color="D9D5CC" w:sz="4"/>
+              <w:right w:val="single" w:color="D9D5CC" w:sz="4"/>
+            </w:tcBorders>
+            <w:shd w:fill="FAF9F6" w:val="clear"/>
+            <w:tcMar>
+              <w:top w:type="dxa" w:w="70"/>
+              <w:left w:type="dxa" w:w="110"/>
+              <w:bottom w:type="dxa" w:w="70"/>
+              <w:right w:type="dxa" w:w="110"/>
+            </w:tcMar>
+          </w:tcPr>
+          <w:p>
+            <w:pPr>
+              <w:spacing w:line="260"/>
+            </w:pPr>
+            <w:r>
+              <w:rPr>
+                <w:sz w:val="19"/>
+                <w:szCs w:val="19"/>
+              </w:rPr>
+              <w:t xml:space="preserve">Medio</w:t>
+            </w:r>
+          </w:p>
+        </w:tc>
+      </w:tr>
+      <w:tr>
+        <w:trPr>
+          <w:cantSplit/>
+        </w:trPr>
+        <w:tc>
+          <w:tcPr>
+            <w:tcW w:type="dxa" w:w="440"/>
+            <w:tcBorders>
+              <w:top w:val="single" w:color="D9D5CC" w:sz="4"/>
+              <w:left w:val="single" w:color="D9D5CC" w:sz="4"/>
+              <w:bottom w:val="single" w:color="D9D5CC" w:sz="4"/>
+              <w:right w:val="single" w:color="D9D5CC" w:sz="4"/>
+            </w:tcBorders>
+            <w:shd w:fill="FFFFFF" w:val="clear"/>
+            <w:tcMar>
+              <w:top w:type="dxa" w:w="70"/>
+              <w:left w:type="dxa" w:w="110"/>
+              <w:bottom w:type="dxa" w:w="70"/>
+              <w:right w:type="dxa" w:w="110"/>
+            </w:tcMar>
+          </w:tcPr>
+          <w:p>
+            <w:pPr>
+              <w:spacing w:line="260"/>
+            </w:pPr>
+            <w:r>
+              <w:rPr>
+                <w:sz w:val="19"/>
+                <w:szCs w:val="19"/>
+              </w:rPr>
+              <w:t xml:space="preserve">13</w:t>
+            </w:r>
+          </w:p>
+        </w:tc>
+        <w:tc>
+          <w:tcPr>
+            <w:tcW w:type="dxa" w:w="3400"/>
+            <w:tcBorders>
+              <w:top w:val="single" w:color="D9D5CC" w:sz="4"/>
+              <w:left w:val="single" w:color="D9D5CC" w:sz="4"/>
+              <w:bottom w:val="single" w:color="D9D5CC" w:sz="4"/>
+              <w:right w:val="single" w:color="D9D5CC" w:sz="4"/>
+            </w:tcBorders>
+            <w:shd w:fill="FFFFFF" w:val="clear"/>
+            <w:tcMar>
+              <w:top w:type="dxa" w:w="70"/>
+              <w:left w:type="dxa" w:w="110"/>
+              <w:bottom w:type="dxa" w:w="70"/>
+              <w:right w:type="dxa" w:w="110"/>
+            </w:tcMar>
+          </w:tcPr>
+          <w:p>
+            <w:pPr>
+              <w:spacing w:line="260"/>
+            </w:pPr>
+            <w:r>
+              <w:rPr>
+                <w:b/>
+                <w:bCs/>
+                <w:sz w:val="19"/>
+                <w:szCs w:val="19"/>
+              </w:rPr>
+              <w:t xml:space="preserve">Firma y foto en el reporte</w:t>
+            </w:r>
+            <w:r>
+              <w:rPr>
+                <w:sz w:val="19"/>
+                <w:szCs w:val="19"/>
+              </w:rPr>
+              <w:t xml:space="preserve"> de la revisión.</w:t>
+            </w:r>
+          </w:p>
+        </w:tc>
+        <w:tc>
+          <w:tcPr>
+            <w:tcW w:type="dxa" w:w="3040"/>
+            <w:tcBorders>
+              <w:top w:val="single" w:color="D9D5CC" w:sz="4"/>
+              <w:left w:val="single" w:color="D9D5CC" w:sz="4"/>
+              <w:bottom w:val="single" w:color="D9D5CC" w:sz="4"/>
+              <w:right w:val="single" w:color="D9D5CC" w:sz="4"/>
+            </w:tcBorders>
+            <w:shd w:fill="FFFFFF" w:val="clear"/>
+            <w:tcMar>
+              <w:top w:type="dxa" w:w="70"/>
+              <w:left w:type="dxa" w:w="110"/>
+              <w:bottom w:type="dxa" w:w="70"/>
+              <w:right w:type="dxa" w:w="110"/>
+            </w:tcMar>
+          </w:tcPr>
+          <w:p>
+            <w:pPr>
+              <w:spacing w:line="260"/>
+            </w:pPr>
+            <w:r>
+              <w:rPr>
+                <w:sz w:val="19"/>
+                <w:szCs w:val="19"/>
+              </w:rPr>
+              <w:t xml:space="preserve">Comprobante más completo para la reclamación al proveedor.</w:t>
+            </w:r>
+          </w:p>
+        </w:tc>
+        <w:tc>
+          <w:tcPr>
+            <w:tcW w:type="dxa" w:w="1240"/>
+            <w:tcBorders>
+              <w:top w:val="single" w:color="D9D5CC" w:sz="4"/>
+              <w:left w:val="single" w:color="D9D5CC" w:sz="4"/>
+              <w:bottom w:val="single" w:color="D9D5CC" w:sz="4"/>
+              <w:right w:val="single" w:color="D9D5CC" w:sz="4"/>
+            </w:tcBorders>
+            <w:shd w:fill="FFFFFF" w:val="clear"/>
+            <w:tcMar>
+              <w:top w:type="dxa" w:w="70"/>
+              <w:left w:type="dxa" w:w="110"/>
+              <w:bottom w:type="dxa" w:w="70"/>
+              <w:right w:type="dxa" w:w="110"/>
+            </w:tcMar>
+          </w:tcPr>
+          <w:p>
+            <w:pPr>
+              <w:spacing w:line="260"/>
+            </w:pPr>
+            <w:r>
+              <w:rPr>
+                <w:sz w:val="19"/>
+                <w:szCs w:val="19"/>
+              </w:rPr>
+              <w:t xml:space="preserve">Baja</w:t>
+            </w:r>
+          </w:p>
+        </w:tc>
+        <w:tc>
+          <w:tcPr>
+            <w:tcW w:type="dxa" w:w="1240"/>
+            <w:tcBorders>
+              <w:top w:val="single" w:color="D9D5CC" w:sz="4"/>
+              <w:left w:val="single" w:color="D9D5CC" w:sz="4"/>
+              <w:bottom w:val="single" w:color="D9D5CC" w:sz="4"/>
+              <w:right w:val="single" w:color="D9D5CC" w:sz="4"/>
+            </w:tcBorders>
+            <w:shd w:fill="FFFFFF" w:val="clear"/>
+            <w:tcMar>
+              <w:top w:type="dxa" w:w="70"/>
+              <w:left w:type="dxa" w:w="110"/>
+              <w:bottom w:type="dxa" w:w="70"/>
+              <w:right w:type="dxa" w:w="110"/>
+            </w:tcMar>
+          </w:tcPr>
+          <w:p>
+            <w:pPr>
+              <w:spacing w:line="260"/>
+            </w:pPr>
+            <w:r>
+              <w:rPr>
+                <w:sz w:val="19"/>
+                <w:szCs w:val="19"/>
+              </w:rPr>
+              <w:t xml:space="preserve">Medio</w:t>
+            </w:r>
+          </w:p>
+        </w:tc>
+      </w:tr>
     </w:tbl>
     <w:p>
       <w:pPr>
         <w:pStyle w:val="Heading2"/>
       </w:pPr>
       <w:r>
-        <w:t xml:space="preserve">4.1 Ruta sugerida</w:t>
+        <w:t xml:space="preserve">5.1 Ruta sugerida</w:t>
       </w:r>
     </w:p>
     <w:tbl>
@@ -21058,7 +25964,7 @@
                 <w:sz w:val="19"/>
                 <w:szCs w:val="19"/>
               </w:rPr>
-              <w:t xml:space="preserve">9 y 10</w:t>
+              <w:t xml:space="preserve">9, 10, 11, 12 y 13</w:t>
             </w:r>
           </w:p>
         </w:tc>
@@ -21239,7 +26145,7 @@
         <w:sz w:val="17"/>
         <w:szCs w:val="17"/>
       </w:rPr>
-      <w:t xml:space="preserve">	Lector de facturas XML  |  Documentación v1.3</w:t>
+      <w:t xml:space="preserve">	Lector de facturas XML  |  Documentación v2.0</w:t>
     </w:r>
   </w:p>
 </w:hdr>
@@ -21882,6 +26788,24 @@
   </w:num>
   <w:num w:numId="9">
     <w:abstractNumId w:val="9"/>
+    <w:lvlOverride w:ilvl="0">
+      <w:startOverride w:val="1"/>
+    </w:lvlOverride>
+  </w:num>
+  <w:num w:numId="10">
+    <w:abstractNumId w:val="10"/>
+    <w:lvlOverride w:ilvl="0">
+      <w:startOverride w:val="1"/>
+    </w:lvlOverride>
+  </w:num>
+  <w:num w:numId="11">
+    <w:abstractNumId w:val="11"/>
+    <w:lvlOverride w:ilvl="0">
+      <w:startOverride w:val="1"/>
+    </w:lvlOverride>
+  </w:num>
+  <w:num w:numId="12">
+    <w:abstractNumId w:val="12"/>
     <w:lvlOverride w:ilvl="0">
       <w:startOverride w:val="1"/>
     </w:lvlOverride>
